--- a/docs/report/CloudLens_Project_Report.docx
+++ b/docs/report/CloudLens_Project_Report.docx
@@ -229,7 +229,7 @@
         <w:jc w:val="both"/>
       </w:pPr>
       <w:r>
-        <w:t xml:space="preserve">The solution is built with Python (FastAPI, SQLAlchemy, APScheduler), PostgreSQL 16, React 18 and Recharts, packaged as six Docker containers, and deployable to AWS EC2 with the provided scripts. It is verified by 77 backend tests (run against both SQLite and PostgreSQL), frontend unit tests, and an end-to-end test of the full Prometheus → Alertmanager → Slack/Teams alert pipeline.</w:t>
+        <w:t xml:space="preserve">The solution is built with Python (FastAPI, SQLAlchemy, APScheduler), PostgreSQL 16, React 18 and Recharts, packaged as six Docker containers, and deployable to AWS EC2 with the provided scripts. It is verified by 84 backend tests (run against both SQLite and PostgreSQL), 31 frontend unit tests, and an end-to-end test of the full Prometheus → Alertmanager → Slack/Teams alert pipeline.</w:t>
       </w:r>
     </w:p>
     <w:p>
@@ -844,7 +844,7 @@
           <w:sz w:val="20"/>
           <w:szCs w:val="20"/>
         </w:rPr>
-        <w:t xml:space="preserve">6.4 Historical analysis (Sprint 4)</w:t>
+        <w:t xml:space="preserve">6.4 Date range selection and validation</w:t>
       </w:r>
       <w:r>
         <w:rPr>
@@ -870,7 +870,7 @@
           <w:sz w:val="20"/>
           <w:szCs w:val="20"/>
         </w:rPr>
-        <w:t xml:space="preserve">6.5 Resources and drill-down</w:t>
+        <w:t xml:space="preserve">6.5 Historical analysis (Sprint 4)</w:t>
       </w:r>
       <w:r>
         <w:rPr>
@@ -896,7 +896,7 @@
           <w:sz w:val="20"/>
           <w:szCs w:val="20"/>
         </w:rPr>
-        <w:t xml:space="preserve">6.6 Authentication and roles</w:t>
+        <w:t xml:space="preserve">6.6 Resources and drill-down</w:t>
       </w:r>
       <w:r>
         <w:rPr>
@@ -922,7 +922,7 @@
           <w:sz w:val="20"/>
           <w:szCs w:val="20"/>
         </w:rPr>
-        <w:t xml:space="preserve">6.7 Currency and theme</w:t>
+        <w:t xml:space="preserve">6.7 Authentication and roles</w:t>
       </w:r>
       <w:r>
         <w:rPr>
@@ -930,7 +930,33 @@
           <w:szCs w:val="20"/>
         </w:rPr>
         <w:tab/>
-        <w:t xml:space="preserve">13</w:t>
+        <w:t xml:space="preserve">14</w:t>
+      </w:r>
+    </w:p>
+    <w:p>
+      <w:pPr>
+        <w:tabs>
+          <w:tab w:val="right" w:pos="9026" w:leader="dot"/>
+        </w:tabs>
+        <w:spacing w:after="40" w:before="0"/>
+        <w:ind w:left="400"/>
+      </w:pPr>
+      <w:r>
+        <w:rPr>
+          <w:b w:val="false"/>
+          <w:bCs w:val="false"/>
+          <w:sz w:val="20"/>
+          <w:szCs w:val="20"/>
+        </w:rPr>
+        <w:t xml:space="preserve">6.8 Currency and theme</w:t>
+      </w:r>
+      <w:r>
+        <w:rPr>
+          <w:sz w:val="20"/>
+          <w:szCs w:val="20"/>
+        </w:rPr>
+        <w:tab/>
+        <w:t xml:space="preserve">14</w:t>
       </w:r>
     </w:p>
     <w:p>
@@ -956,7 +982,7 @@
           <w:szCs w:val="22"/>
         </w:rPr>
         <w:tab/>
-        <w:t xml:space="preserve">14</w:t>
+        <w:t xml:space="preserve">15</w:t>
       </w:r>
     </w:p>
     <w:p>
@@ -982,7 +1008,7 @@
           <w:szCs w:val="22"/>
         </w:rPr>
         <w:tab/>
-        <w:t xml:space="preserve">16</w:t>
+        <w:t xml:space="preserve">17</w:t>
       </w:r>
     </w:p>
     <w:p>
@@ -1008,7 +1034,7 @@
           <w:szCs w:val="20"/>
         </w:rPr>
         <w:tab/>
-        <w:t xml:space="preserve">16</w:t>
+        <w:t xml:space="preserve">17</w:t>
       </w:r>
     </w:p>
     <w:p>
@@ -1034,7 +1060,7 @@
           <w:szCs w:val="20"/>
         </w:rPr>
         <w:tab/>
-        <w:t xml:space="preserve">16</w:t>
+        <w:t xml:space="preserve">17</w:t>
       </w:r>
     </w:p>
     <w:p>
@@ -1060,7 +1086,7 @@
           <w:szCs w:val="22"/>
         </w:rPr>
         <w:tab/>
-        <w:t xml:space="preserve">17</w:t>
+        <w:t xml:space="preserve">18</w:t>
       </w:r>
     </w:p>
     <w:p>
@@ -1086,7 +1112,7 @@
           <w:szCs w:val="22"/>
         </w:rPr>
         <w:tab/>
-        <w:t xml:space="preserve">18</w:t>
+        <w:t xml:space="preserve">19</w:t>
       </w:r>
     </w:p>
     <w:p>
@@ -1112,7 +1138,7 @@
           <w:szCs w:val="22"/>
         </w:rPr>
         <w:tab/>
-        <w:t xml:space="preserve">19</w:t>
+        <w:t xml:space="preserve">20</w:t>
       </w:r>
     </w:p>
     <w:p>
@@ -1138,7 +1164,7 @@
           <w:szCs w:val="22"/>
         </w:rPr>
         <w:tab/>
-        <w:t xml:space="preserve">25</w:t>
+        <w:t xml:space="preserve">26</w:t>
       </w:r>
     </w:p>
     <w:p>
@@ -1164,7 +1190,7 @@
           <w:szCs w:val="20"/>
         </w:rPr>
         <w:tab/>
-        <w:t xml:space="preserve">25</w:t>
+        <w:t xml:space="preserve">26</w:t>
       </w:r>
     </w:p>
     <w:p>
@@ -1190,7 +1216,7 @@
           <w:szCs w:val="20"/>
         </w:rPr>
         <w:tab/>
-        <w:t xml:space="preserve">25</w:t>
+        <w:t xml:space="preserve">26</w:t>
       </w:r>
     </w:p>
     <w:p>
@@ -1216,7 +1242,7 @@
           <w:szCs w:val="20"/>
         </w:rPr>
         <w:tab/>
-        <w:t xml:space="preserve">25</w:t>
+        <w:t xml:space="preserve">26</w:t>
       </w:r>
     </w:p>
     <w:p>
@@ -1242,7 +1268,7 @@
           <w:szCs w:val="22"/>
         </w:rPr>
         <w:tab/>
-        <w:t xml:space="preserve">26</w:t>
+        <w:t xml:space="preserve">27</w:t>
       </w:r>
     </w:p>
     <w:p>
@@ -1268,7 +1294,7 @@
           <w:szCs w:val="22"/>
         </w:rPr>
         <w:tab/>
-        <w:t xml:space="preserve">27</w:t>
+        <w:t xml:space="preserve">28</w:t>
       </w:r>
     </w:p>
     <w:p>
@@ -1294,7 +1320,7 @@
           <w:szCs w:val="22"/>
         </w:rPr>
         <w:tab/>
-        <w:t xml:space="preserve">28</w:t>
+        <w:t xml:space="preserve">29</w:t>
       </w:r>
     </w:p>
     <w:p>
@@ -2481,7 +2507,7 @@
                 <w:sz w:val="19"/>
                 <w:szCs w:val="19"/>
               </w:rPr>
-              <w:t xml:space="preserve">FR-7</w:t>
+              <w:t xml:space="preserve">FR-6a</w:t>
             </w:r>
           </w:p>
         </w:tc>
@@ -2509,7 +2535,7 @@
                 <w:sz w:val="19"/>
                 <w:szCs w:val="19"/>
               </w:rPr>
-              <w:t xml:space="preserve">Historical analysis: daily trend, moving average, month-over-month, breakdowns, anomalies</w:t>
+              <w:t xml:space="preserve">Date-range calendar with presets computed from today and custom ranges; validation: no future dates, start on or before end, at most 731 days</w:t>
             </w:r>
           </w:p>
         </w:tc>
@@ -2539,7 +2565,7 @@
                 <w:sz w:val="19"/>
                 <w:szCs w:val="19"/>
               </w:rPr>
-              <w:t xml:space="preserve">FR-8</w:t>
+              <w:t xml:space="preserve">FR-7</w:t>
             </w:r>
           </w:p>
         </w:tc>
@@ -2567,7 +2593,7 @@
                 <w:sz w:val="19"/>
                 <w:szCs w:val="19"/>
               </w:rPr>
-              <w:t xml:space="preserve">User-defined alert rules (metric, scope, threshold, severity, channel)</w:t>
+              <w:t xml:space="preserve">Historical analysis: daily trend, moving average, month-over-month, breakdowns, anomalies</w:t>
             </w:r>
           </w:p>
         </w:tc>
@@ -2597,7 +2623,7 @@
                 <w:sz w:val="19"/>
                 <w:szCs w:val="19"/>
               </w:rPr>
-              <w:t xml:space="preserve">FR-9</w:t>
+              <w:t xml:space="preserve">FR-8</w:t>
             </w:r>
           </w:p>
         </w:tc>
@@ -2625,7 +2651,7 @@
                 <w:sz w:val="19"/>
                 <w:szCs w:val="19"/>
               </w:rPr>
-              <w:t xml:space="preserve">Notifications through Prometheus Alertmanager to Slack and/or Microsoft Teams</w:t>
+              <w:t xml:space="preserve">User-defined alert rules (metric, scope, threshold, severity, channel)</w:t>
             </w:r>
           </w:p>
         </w:tc>
@@ -2655,7 +2681,7 @@
                 <w:sz w:val="19"/>
                 <w:szCs w:val="19"/>
               </w:rPr>
-              <w:t xml:space="preserve">FR-10</w:t>
+              <w:t xml:space="preserve">FR-9</w:t>
             </w:r>
           </w:p>
         </w:tc>
@@ -2683,7 +2709,7 @@
                 <w:sz w:val="19"/>
                 <w:szCs w:val="19"/>
               </w:rPr>
-              <w:t xml:space="preserve">Login with role-based access (Admin, Viewer)</w:t>
+              <w:t xml:space="preserve">Notifications through Prometheus Alertmanager to Slack and/or Microsoft Teams</w:t>
             </w:r>
           </w:p>
         </w:tc>
@@ -2713,7 +2739,7 @@
                 <w:sz w:val="19"/>
                 <w:szCs w:val="19"/>
               </w:rPr>
-              <w:t xml:space="preserve">FR-11</w:t>
+              <w:t xml:space="preserve">FR-10</w:t>
             </w:r>
           </w:p>
         </w:tc>
@@ -2741,7 +2767,7 @@
                 <w:sz w:val="19"/>
                 <w:szCs w:val="19"/>
               </w:rPr>
-              <w:t xml:space="preserve">Display amounts in USD or INR with a configurable exchange rate</w:t>
+              <w:t xml:space="preserve">Login with role-based access (Admin, Viewer)</w:t>
             </w:r>
           </w:p>
         </w:tc>
@@ -2771,7 +2797,7 @@
                 <w:sz w:val="19"/>
                 <w:szCs w:val="19"/>
               </w:rPr>
-              <w:t xml:space="preserve">FR-12</w:t>
+              <w:t xml:space="preserve">FR-11</w:t>
             </w:r>
           </w:p>
         </w:tc>
@@ -2799,7 +2825,7 @@
                 <w:sz w:val="19"/>
                 <w:szCs w:val="19"/>
               </w:rPr>
-              <w:t xml:space="preserve">Dark and light theme toggle</w:t>
+              <w:t xml:space="preserve">Display amounts in USD or INR with a configurable exchange rate</w:t>
             </w:r>
           </w:p>
         </w:tc>
@@ -2829,7 +2855,7 @@
                 <w:sz w:val="19"/>
                 <w:szCs w:val="19"/>
               </w:rPr>
-              <w:t xml:space="preserve">FR-13</w:t>
+              <w:t xml:space="preserve">FR-12</w:t>
             </w:r>
           </w:p>
         </w:tc>
@@ -2857,7 +2883,7 @@
                 <w:sz w:val="19"/>
                 <w:szCs w:val="19"/>
               </w:rPr>
-              <w:t xml:space="preserve">Switch between mock and live data via .env</w:t>
+              <w:t xml:space="preserve">Dark and light theme toggle</w:t>
             </w:r>
           </w:p>
         </w:tc>
@@ -2887,6 +2913,64 @@
                 <w:sz w:val="19"/>
                 <w:szCs w:val="19"/>
               </w:rPr>
+              <w:t xml:space="preserve">FR-13</w:t>
+            </w:r>
+          </w:p>
+        </w:tc>
+        <w:tc>
+          <w:tcPr>
+            <w:tcW w:type="dxa" w:w="7898"/>
+            <w:tcBorders>
+              <w:top w:val="single" w:color="C9D2DF" w:sz="4"/>
+              <w:left w:val="single" w:color="C9D2DF" w:sz="4"/>
+              <w:bottom w:val="single" w:color="C9D2DF" w:sz="4"/>
+              <w:right w:val="single" w:color="C9D2DF" w:sz="4"/>
+            </w:tcBorders>
+            <w:tcMar>
+              <w:top w:type="dxa" w:w="60"/>
+              <w:left w:type="dxa" w:w="100"/>
+              <w:bottom w:type="dxa" w:w="60"/>
+              <w:right w:type="dxa" w:w="100"/>
+            </w:tcMar>
+          </w:tcPr>
+          <w:p>
+            <w:r>
+              <w:rPr>
+                <w:b w:val="false"/>
+                <w:bCs w:val="false"/>
+                <w:sz w:val="19"/>
+                <w:szCs w:val="19"/>
+              </w:rPr>
+              <w:t xml:space="preserve">Switch between mock and live data via .env</w:t>
+            </w:r>
+          </w:p>
+        </w:tc>
+      </w:tr>
+      <w:tr>
+        <w:tc>
+          <w:tcPr>
+            <w:tcW w:type="dxa" w:w="1128"/>
+            <w:tcBorders>
+              <w:top w:val="single" w:color="C9D2DF" w:sz="4"/>
+              <w:left w:val="single" w:color="C9D2DF" w:sz="4"/>
+              <w:bottom w:val="single" w:color="C9D2DF" w:sz="4"/>
+              <w:right w:val="single" w:color="C9D2DF" w:sz="4"/>
+            </w:tcBorders>
+            <w:tcMar>
+              <w:top w:type="dxa" w:w="60"/>
+              <w:left w:type="dxa" w:w="100"/>
+              <w:bottom w:type="dxa" w:w="60"/>
+              <w:right w:type="dxa" w:w="100"/>
+            </w:tcMar>
+          </w:tcPr>
+          <w:p>
+            <w:r>
+              <w:rPr>
+                <w:b w:val="false"/>
+                <w:bCs w:val="false"/>
+                <w:sz w:val="19"/>
+                <w:szCs w:val="19"/>
+              </w:rPr>
               <w:t xml:space="preserve">FR-14</w:t>
             </w:r>
           </w:p>
@@ -2915,7 +2999,7 @@
                 <w:sz w:val="19"/>
                 <w:szCs w:val="19"/>
               </w:rPr>
-              <w:t xml:space="preserve">Monthly reports and CSV export</w:t>
+              <w:t xml:space="preserve">Reports for any date range (e.g. last 6 months) with a monthly breakdown, CSV export and print to PDF</w:t>
             </w:r>
           </w:p>
         </w:tc>
@@ -6438,7 +6522,7 @@
         <w:pStyle w:val="Heading2"/>
       </w:pPr>
       <w:r>
-        <w:t xml:space="preserve">6.4 Historical analysis (Sprint 4)</w:t>
+        <w:t xml:space="preserve">6.4 Date range selection and validation</w:t>
       </w:r>
     </w:p>
     <w:p>
@@ -6447,7 +6531,16 @@
         <w:jc w:val="both"/>
       </w:pPr>
       <w:r>
-        <w:t xml:space="preserve">Analytics functions compute zero-filled daily series with a 7-day moving average, breakdowns by any dimension compared with the previous equal-length period, monthly totals with month-over-month change (and run-rate change for the partial current month), forecasts (full days so far + 7-day average × remaining days), and anomalies (days more than 40 % above the trailing 7-day average). The Cost Explorer screen adds custom date ranges, group-by switching, 3/6/12-month views and CSV export.</w:t>
+        <w:t xml:space="preserve">No date or month is hard-coded. A date-range picker opens a two-month calendar with quick ranges (last 7, 30 and 90 days, this month, last month, last 3, 6 and 12 months, year to date), each calculated from today and listing the exact dates it covers. Today comes from the server (GET /costs/date-bounds, in the configured time zone), so the browser clock never shifts a range, and a stored preset is recalculated every time, so it never goes stale. A custom range is chosen by clicking a start day and an end day, or by typing the dates, and confirmed with Apply. The calendar works with the keyboard and on a phone.</w:t>
+      </w:r>
+    </w:p>
+    <w:p>
+      <w:pPr>
+        <w:spacing w:after="120" w:line="300"/>
+        <w:jc w:val="both"/>
+      </w:pPr>
+      <w:r>
+        <w:t xml:space="preserve">Validation runs in the browser and again on the server with the same rules and messages: both dates are required, neither may be in the future, the start must be on or before the end, the start may not precede the first day with data, and a range may not exceed 731 days. Future and no-data days are disabled in the calendar; an invalid typed range shows a red message and keeps Apply disabled, and the API answers HTTP 422 with the same explanation.</w:t>
       </w:r>
     </w:p>
     <w:p>
@@ -6458,7 +6551,7 @@
       <w:r>
         <w:drawing>
           <wp:inline distT="0" distB="0" distL="0" distR="0">
-            <wp:extent cx="5715000" cy="5953125"/>
+            <wp:extent cx="5715000" cy="2857500"/>
             <wp:effectExtent t="0" r="0" b="0" l="0"/>
             <wp:docPr id="3" name="" descr="" title=""/>
             <wp:cNvGraphicFramePr>
@@ -6483,7 +6576,7 @@
                   <pic:spPr bwMode="auto">
                     <a:xfrm>
                       <a:off x="0" y="0"/>
-                      <a:ext cx="5715000" cy="5953125"/>
+                      <a:ext cx="5715000" cy="2857500"/>
                     </a:xfrm>
                     <a:prstGeom prst="rect">
                       <a:avLst/>
@@ -6509,24 +6602,7 @@
           <w:sz w:val="19"/>
           <w:szCs w:val="19"/>
         </w:rPr>
-        <w:t xml:space="preserve">Figure 3: Cost Explorer with historical trends and month-over-month table</w:t>
-      </w:r>
-    </w:p>
-    <w:p>
-      <w:pPr>
-        <w:pStyle w:val="Heading2"/>
-      </w:pPr>
-      <w:r>
-        <w:t xml:space="preserve">6.5 Resources and drill-down</w:t>
-      </w:r>
-    </w:p>
-    <w:p>
-      <w:pPr>
-        <w:spacing w:after="120" w:line="300"/>
-        <w:jc w:val="both"/>
-      </w:pPr>
-      <w:r>
-        <w:t xml:space="preserve">The Resources screen lists every resource with period cost, latest and 7-day CPU, and a status: over-utilised (CPU ≥ 80 %), idle (7-day average below 10 %), healthy, or no metrics. Selecting a row opens the resource detail page with 30 days of cost, 7 days of utilisation, tags and any recommendation.</w:t>
+        <w:t xml:space="preserve">Figure 3: Date-range picker: quick ranges, two-month calendar and From/To fields</w:t>
       </w:r>
     </w:p>
     <w:p>
@@ -6537,7 +6613,7 @@
       <w:r>
         <w:drawing>
           <wp:inline distT="0" distB="0" distL="0" distR="0">
-            <wp:extent cx="5715000" cy="5553075"/>
+            <wp:extent cx="5715000" cy="2857500"/>
             <wp:effectExtent t="0" r="0" b="0" l="0"/>
             <wp:docPr id="4" name="" descr="" title=""/>
             <wp:cNvGraphicFramePr>
@@ -6562,7 +6638,7 @@
                   <pic:spPr bwMode="auto">
                     <a:xfrm>
                       <a:off x="0" y="0"/>
-                      <a:ext cx="5715000" cy="5553075"/>
+                      <a:ext cx="5715000" cy="2857500"/>
                     </a:xfrm>
                     <a:prstGeom prst="rect">
                       <a:avLst/>
@@ -6588,7 +6664,7 @@
           <w:sz w:val="19"/>
           <w:szCs w:val="19"/>
         </w:rPr>
-        <w:t xml:space="preserve">Figure 4: Resources: utilisation trend, inventory and recommendations</w:t>
+        <w:t xml:space="preserve">Figure 4: Validation: an end date in the future is rejected and Apply stays disabled</w:t>
       </w:r>
     </w:p>
     <w:p>
@@ -6596,7 +6672,7 @@
         <w:pStyle w:val="Heading2"/>
       </w:pPr>
       <w:r>
-        <w:t xml:space="preserve">6.6 Authentication and roles</w:t>
+        <w:t xml:space="preserve">6.5 Historical analysis (Sprint 4)</w:t>
       </w:r>
     </w:p>
     <w:p>
@@ -6605,42 +6681,7 @@
         <w:jc w:val="both"/>
       </w:pPr>
       <w:r>
-        <w:t xml:space="preserve">Passwords are hashed with bcrypt and sessions use signed JWTs (8-hour expiry). FastAPI dependencies enforce authentication on every route and the admin role on every write. The UI hides admin-only navigation and actions for viewers, but the API is the source of truth. Admins cannot demote or delete themselves, which prevents lock-out.</w:t>
-      </w:r>
-    </w:p>
-    <w:p>
-      <w:pPr>
-        <w:pStyle w:val="Heading2"/>
-      </w:pPr>
-      <w:r>
-        <w:t xml:space="preserve">6.7 Currency and theme</w:t>
-      </w:r>
-    </w:p>
-    <w:p>
-      <w:pPr>
-        <w:spacing w:after="120" w:line="300"/>
-        <w:jc w:val="both"/>
-      </w:pPr>
-      <w:r>
-        <w:t xml:space="preserve">The API always returns USD; the frontend converts to INR with the exchange rate stored in Settings and formats Indian units (K, lakh, crore). Themes are implemented with CSS custom properties for dark and light; charts use the same tokens, so switching is instant and contrast stays above WCAG AA in both themes.</w:t>
-      </w:r>
-    </w:p>
-    <w:p>
-      <w:pPr>
-        <w:pStyle w:val="Heading1"/>
-        <w:pageBreakBefore/>
-      </w:pPr>
-      <w:r>
-        <w:t xml:space="preserve">7. Alerting and Notifications (Sprint 5)</w:t>
-      </w:r>
-    </w:p>
-    <w:p>
-      <w:pPr>
-        <w:spacing w:after="120" w:line="300"/>
-        <w:jc w:val="both"/>
-      </w:pPr>
-      <w:r>
-        <w:t xml:space="preserve">Users define rules in the Alerts screen. Every minute the alert engine computes each rule's value and exports cloudlens_alert_rule_breached with the rule's labels. A single Prometheus rule (CloudLensRuleBreached, for: 1m) turns breached series into alerts; Alertmanager groups, de-duplicates, repeats every 4 hours and sends resolved notifications to the backend webhook (protected by a bearer token). The backend stores an AlertEvent and posts a Slack Block Kit message and/or a Teams Adaptive Card, according to the rule's channel or the default preference.</w:t>
+        <w:t xml:space="preserve">Analytics functions compute zero-filled daily series with a 7-day moving average, breakdowns by any dimension compared with the previous equal-length period, monthly totals for the calendar months inside the selected range with month-over-month change (run-rate change for partial or in-progress months), forecasts (full days so far + 7-day average × remaining days), and anomalies (days more than 40 % above the trailing 7-day average). The Cost Explorer screen adds group-by switching, breakdowns by six dimensions, a monthly view that follows the selected range, and CSV export. The Reports screen produces a report for any range, for example the last 6 months, with a month-by-month table (cost per provider, budget used, change) and a CSV download.</w:t>
       </w:r>
     </w:p>
     <w:p>
@@ -6651,7 +6692,7 @@
       <w:r>
         <w:drawing>
           <wp:inline distT="0" distB="0" distL="0" distR="0">
-            <wp:extent cx="5715000" cy="1438275"/>
+            <wp:extent cx="5715000" cy="5953125"/>
             <wp:effectExtent t="0" r="0" b="0" l="0"/>
             <wp:docPr id="5" name="" descr="" title=""/>
             <wp:cNvGraphicFramePr>
@@ -6676,7 +6717,7 @@
                   <pic:spPr bwMode="auto">
                     <a:xfrm>
                       <a:off x="0" y="0"/>
-                      <a:ext cx="5715000" cy="1438275"/>
+                      <a:ext cx="5715000" cy="5953125"/>
                     </a:xfrm>
                     <a:prstGeom prst="rect">
                       <a:avLst/>
@@ -6702,728 +6743,16 @@
           <w:sz w:val="19"/>
           <w:szCs w:val="19"/>
         </w:rPr>
-        <w:t xml:space="preserve">Figure 5: Alert pipeline</w:t>
-      </w:r>
-    </w:p>
-    <w:tbl>
-      <w:tblPr>
-        <w:tblW w:type="dxa" w:w="9026"/>
-        <w:tblBorders>
-          <w:top w:val="single" w:color="auto" w:sz="4"/>
-          <w:left w:val="single" w:color="auto" w:sz="4"/>
-          <w:bottom w:val="single" w:color="auto" w:sz="4"/>
-          <w:right w:val="single" w:color="auto" w:sz="4"/>
-          <w:insideH w:val="single" w:color="auto" w:sz="4"/>
-          <w:insideV w:val="single" w:color="auto" w:sz="4"/>
-        </w:tblBorders>
-      </w:tblPr>
-      <w:tblGrid>
-        <w:gridCol w:w="2482"/>
-        <w:gridCol w:w="3384"/>
-        <w:gridCol w:w="3160"/>
-      </w:tblGrid>
-      <w:tr>
-        <w:trPr>
-          <w:tblHeader/>
-        </w:trPr>
-        <w:tc>
-          <w:tcPr>
-            <w:tcW w:type="dxa" w:w="2482"/>
-            <w:tcBorders>
-              <w:top w:val="single" w:color="C9D2DF" w:sz="4"/>
-              <w:left w:val="single" w:color="C9D2DF" w:sz="4"/>
-              <w:bottom w:val="single" w:color="C9D2DF" w:sz="4"/>
-              <w:right w:val="single" w:color="C9D2DF" w:sz="4"/>
-            </w:tcBorders>
-            <w:shd w:fill="1D3A6E" w:color="auto" w:val="clear"/>
-            <w:tcMar>
-              <w:top w:type="dxa" w:w="60"/>
-              <w:left w:type="dxa" w:w="100"/>
-              <w:bottom w:type="dxa" w:w="60"/>
-              <w:right w:type="dxa" w:w="100"/>
-            </w:tcMar>
-          </w:tcPr>
-          <w:p>
-            <w:r>
-              <w:rPr>
-                <w:b/>
-                <w:bCs/>
-                <w:color w:val="FFFFFF"/>
-                <w:sz w:val="19"/>
-                <w:szCs w:val="19"/>
-              </w:rPr>
-              <w:t xml:space="preserve">Metric</w:t>
-            </w:r>
-          </w:p>
-        </w:tc>
-        <w:tc>
-          <w:tcPr>
-            <w:tcW w:type="dxa" w:w="3384"/>
-            <w:tcBorders>
-              <w:top w:val="single" w:color="C9D2DF" w:sz="4"/>
-              <w:left w:val="single" w:color="C9D2DF" w:sz="4"/>
-              <w:bottom w:val="single" w:color="C9D2DF" w:sz="4"/>
-              <w:right w:val="single" w:color="C9D2DF" w:sz="4"/>
-            </w:tcBorders>
-            <w:shd w:fill="1D3A6E" w:color="auto" w:val="clear"/>
-            <w:tcMar>
-              <w:top w:type="dxa" w:w="60"/>
-              <w:left w:type="dxa" w:w="100"/>
-              <w:bottom w:type="dxa" w:w="60"/>
-              <w:right w:type="dxa" w:w="100"/>
-            </w:tcMar>
-          </w:tcPr>
-          <w:p>
-            <w:r>
-              <w:rPr>
-                <w:b/>
-                <w:bCs/>
-                <w:color w:val="FFFFFF"/>
-                <w:sz w:val="19"/>
-                <w:szCs w:val="19"/>
-              </w:rPr>
-              <w:t xml:space="preserve">Meaning</w:t>
-            </w:r>
-          </w:p>
-        </w:tc>
-        <w:tc>
-          <w:tcPr>
-            <w:tcW w:type="dxa" w:w="3160"/>
-            <w:tcBorders>
-              <w:top w:val="single" w:color="C9D2DF" w:sz="4"/>
-              <w:left w:val="single" w:color="C9D2DF" w:sz="4"/>
-              <w:bottom w:val="single" w:color="C9D2DF" w:sz="4"/>
-              <w:right w:val="single" w:color="C9D2DF" w:sz="4"/>
-            </w:tcBorders>
-            <w:shd w:fill="1D3A6E" w:color="auto" w:val="clear"/>
-            <w:tcMar>
-              <w:top w:type="dxa" w:w="60"/>
-              <w:left w:type="dxa" w:w="100"/>
-              <w:bottom w:type="dxa" w:w="60"/>
-              <w:right w:type="dxa" w:w="100"/>
-            </w:tcMar>
-          </w:tcPr>
-          <w:p>
-            <w:r>
-              <w:rPr>
-                <w:b/>
-                <w:bCs/>
-                <w:color w:val="FFFFFF"/>
-                <w:sz w:val="19"/>
-                <w:szCs w:val="19"/>
-              </w:rPr>
-              <w:t xml:space="preserve">Example rule</w:t>
-            </w:r>
-          </w:p>
-        </w:tc>
-      </w:tr>
-      <w:tr>
-        <w:tc>
-          <w:tcPr>
-            <w:tcW w:type="dxa" w:w="2482"/>
-            <w:tcBorders>
-              <w:top w:val="single" w:color="C9D2DF" w:sz="4"/>
-              <w:left w:val="single" w:color="C9D2DF" w:sz="4"/>
-              <w:bottom w:val="single" w:color="C9D2DF" w:sz="4"/>
-              <w:right w:val="single" w:color="C9D2DF" w:sz="4"/>
-            </w:tcBorders>
-            <w:tcMar>
-              <w:top w:type="dxa" w:w="60"/>
-              <w:left w:type="dxa" w:w="100"/>
-              <w:bottom w:type="dxa" w:w="60"/>
-              <w:right w:type="dxa" w:w="100"/>
-            </w:tcMar>
-          </w:tcPr>
-          <w:p>
-            <w:r>
-              <w:rPr>
-                <w:b w:val="false"/>
-                <w:bCs w:val="false"/>
-                <w:sz w:val="19"/>
-                <w:szCs w:val="19"/>
-              </w:rPr>
-              <w:t xml:space="preserve">daily_cost</w:t>
-            </w:r>
-          </w:p>
-        </w:tc>
-        <w:tc>
-          <w:tcPr>
-            <w:tcW w:type="dxa" w:w="3384"/>
-            <w:tcBorders>
-              <w:top w:val="single" w:color="C9D2DF" w:sz="4"/>
-              <w:left w:val="single" w:color="C9D2DF" w:sz="4"/>
-              <w:bottom w:val="single" w:color="C9D2DF" w:sz="4"/>
-              <w:right w:val="single" w:color="C9D2DF" w:sz="4"/>
-            </w:tcBorders>
-            <w:tcMar>
-              <w:top w:type="dxa" w:w="60"/>
-              <w:left w:type="dxa" w:w="100"/>
-              <w:bottom w:type="dxa" w:w="60"/>
-              <w:right w:type="dxa" w:w="100"/>
-            </w:tcMar>
-          </w:tcPr>
-          <w:p>
-            <w:r>
-              <w:rPr>
-                <w:b w:val="false"/>
-                <w:bCs w:val="false"/>
-                <w:sz w:val="19"/>
-                <w:szCs w:val="19"/>
-              </w:rPr>
-              <w:t xml:space="preserve">Cost of the last full day</w:t>
-            </w:r>
-          </w:p>
-        </w:tc>
-        <w:tc>
-          <w:tcPr>
-            <w:tcW w:type="dxa" w:w="3160"/>
-            <w:tcBorders>
-              <w:top w:val="single" w:color="C9D2DF" w:sz="4"/>
-              <w:left w:val="single" w:color="C9D2DF" w:sz="4"/>
-              <w:bottom w:val="single" w:color="C9D2DF" w:sz="4"/>
-              <w:right w:val="single" w:color="C9D2DF" w:sz="4"/>
-            </w:tcBorders>
-            <w:tcMar>
-              <w:top w:type="dxa" w:w="60"/>
-              <w:left w:type="dxa" w:w="100"/>
-              <w:bottom w:type="dxa" w:w="60"/>
-              <w:right w:type="dxa" w:w="100"/>
-            </w:tcMar>
-          </w:tcPr>
-          <w:p>
-            <w:r>
-              <w:rPr>
-                <w:b w:val="false"/>
-                <w:bCs w:val="false"/>
-                <w:sz w:val="19"/>
-                <w:szCs w:val="19"/>
-              </w:rPr>
-              <w:t xml:space="preserve">AWS &gt; $1,800 (warning)</w:t>
-            </w:r>
-          </w:p>
-        </w:tc>
-      </w:tr>
-      <w:tr>
-        <w:tc>
-          <w:tcPr>
-            <w:tcW w:type="dxa" w:w="2482"/>
-            <w:tcBorders>
-              <w:top w:val="single" w:color="C9D2DF" w:sz="4"/>
-              <w:left w:val="single" w:color="C9D2DF" w:sz="4"/>
-              <w:bottom w:val="single" w:color="C9D2DF" w:sz="4"/>
-              <w:right w:val="single" w:color="C9D2DF" w:sz="4"/>
-            </w:tcBorders>
-            <w:tcMar>
-              <w:top w:type="dxa" w:w="60"/>
-              <w:left w:type="dxa" w:w="100"/>
-              <w:bottom w:type="dxa" w:w="60"/>
-              <w:right w:type="dxa" w:w="100"/>
-            </w:tcMar>
-          </w:tcPr>
-          <w:p>
-            <w:r>
-              <w:rPr>
-                <w:b w:val="false"/>
-                <w:bCs w:val="false"/>
-                <w:sz w:val="19"/>
-                <w:szCs w:val="19"/>
-              </w:rPr>
-              <w:t xml:space="preserve">mtd_cost</w:t>
-            </w:r>
-          </w:p>
-        </w:tc>
-        <w:tc>
-          <w:tcPr>
-            <w:tcW w:type="dxa" w:w="3384"/>
-            <w:tcBorders>
-              <w:top w:val="single" w:color="C9D2DF" w:sz="4"/>
-              <w:left w:val="single" w:color="C9D2DF" w:sz="4"/>
-              <w:bottom w:val="single" w:color="C9D2DF" w:sz="4"/>
-              <w:right w:val="single" w:color="C9D2DF" w:sz="4"/>
-            </w:tcBorders>
-            <w:tcMar>
-              <w:top w:type="dxa" w:w="60"/>
-              <w:left w:type="dxa" w:w="100"/>
-              <w:bottom w:type="dxa" w:w="60"/>
-              <w:right w:type="dxa" w:w="100"/>
-            </w:tcMar>
-          </w:tcPr>
-          <w:p>
-            <w:r>
-              <w:rPr>
-                <w:b w:val="false"/>
-                <w:bCs w:val="false"/>
-                <w:sz w:val="19"/>
-                <w:szCs w:val="19"/>
-              </w:rPr>
-              <w:t xml:space="preserve">Month-to-date cost</w:t>
-            </w:r>
-          </w:p>
-        </w:tc>
-        <w:tc>
-          <w:tcPr>
-            <w:tcW w:type="dxa" w:w="3160"/>
-            <w:tcBorders>
-              <w:top w:val="single" w:color="C9D2DF" w:sz="4"/>
-              <w:left w:val="single" w:color="C9D2DF" w:sz="4"/>
-              <w:bottom w:val="single" w:color="C9D2DF" w:sz="4"/>
-              <w:right w:val="single" w:color="C9D2DF" w:sz="4"/>
-            </w:tcBorders>
-            <w:tcMar>
-              <w:top w:type="dxa" w:w="60"/>
-              <w:left w:type="dxa" w:w="100"/>
-              <w:bottom w:type="dxa" w:w="60"/>
-              <w:right w:type="dxa" w:w="100"/>
-            </w:tcMar>
-          </w:tcPr>
-          <w:p>
-            <w:r>
-              <w:rPr>
-                <w:b w:val="false"/>
-                <w:bCs w:val="false"/>
-                <w:sz w:val="19"/>
-                <w:szCs w:val="19"/>
-              </w:rPr>
-              <w:t xml:space="preserve">Development &gt; $5,000</w:t>
-            </w:r>
-          </w:p>
-        </w:tc>
-      </w:tr>
-      <w:tr>
-        <w:tc>
-          <w:tcPr>
-            <w:tcW w:type="dxa" w:w="2482"/>
-            <w:tcBorders>
-              <w:top w:val="single" w:color="C9D2DF" w:sz="4"/>
-              <w:left w:val="single" w:color="C9D2DF" w:sz="4"/>
-              <w:bottom w:val="single" w:color="C9D2DF" w:sz="4"/>
-              <w:right w:val="single" w:color="C9D2DF" w:sz="4"/>
-            </w:tcBorders>
-            <w:tcMar>
-              <w:top w:type="dxa" w:w="60"/>
-              <w:left w:type="dxa" w:w="100"/>
-              <w:bottom w:type="dxa" w:w="60"/>
-              <w:right w:type="dxa" w:w="100"/>
-            </w:tcMar>
-          </w:tcPr>
-          <w:p>
-            <w:r>
-              <w:rPr>
-                <w:b w:val="false"/>
-                <w:bCs w:val="false"/>
-                <w:sz w:val="19"/>
-                <w:szCs w:val="19"/>
-              </w:rPr>
-              <w:t xml:space="preserve">budget_used_pct</w:t>
-            </w:r>
-          </w:p>
-        </w:tc>
-        <w:tc>
-          <w:tcPr>
-            <w:tcW w:type="dxa" w:w="3384"/>
-            <w:tcBorders>
-              <w:top w:val="single" w:color="C9D2DF" w:sz="4"/>
-              <w:left w:val="single" w:color="C9D2DF" w:sz="4"/>
-              <w:bottom w:val="single" w:color="C9D2DF" w:sz="4"/>
-              <w:right w:val="single" w:color="C9D2DF" w:sz="4"/>
-            </w:tcBorders>
-            <w:tcMar>
-              <w:top w:type="dxa" w:w="60"/>
-              <w:left w:type="dxa" w:w="100"/>
-              <w:bottom w:type="dxa" w:w="60"/>
-              <w:right w:type="dxa" w:w="100"/>
-            </w:tcMar>
-          </w:tcPr>
-          <w:p>
-            <w:r>
-              <w:rPr>
-                <w:b w:val="false"/>
-                <w:bCs w:val="false"/>
-                <w:sz w:val="19"/>
-                <w:szCs w:val="19"/>
-              </w:rPr>
-              <w:t xml:space="preserve">MTD as % of budget</w:t>
-            </w:r>
-          </w:p>
-        </w:tc>
-        <w:tc>
-          <w:tcPr>
-            <w:tcW w:type="dxa" w:w="3160"/>
-            <w:tcBorders>
-              <w:top w:val="single" w:color="C9D2DF" w:sz="4"/>
-              <w:left w:val="single" w:color="C9D2DF" w:sz="4"/>
-              <w:bottom w:val="single" w:color="C9D2DF" w:sz="4"/>
-              <w:right w:val="single" w:color="C9D2DF" w:sz="4"/>
-            </w:tcBorders>
-            <w:tcMar>
-              <w:top w:type="dxa" w:w="60"/>
-              <w:left w:type="dxa" w:w="100"/>
-              <w:bottom w:type="dxa" w:w="60"/>
-              <w:right w:type="dxa" w:w="100"/>
-            </w:tcMar>
-          </w:tcPr>
-          <w:p>
-            <w:r>
-              <w:rPr>
-                <w:b w:val="false"/>
-                <w:bCs w:val="false"/>
-                <w:sz w:val="19"/>
-                <w:szCs w:val="19"/>
-              </w:rPr>
-              <w:t xml:space="preserve">≥ 80 % (warning)</w:t>
-            </w:r>
-          </w:p>
-        </w:tc>
-      </w:tr>
-      <w:tr>
-        <w:tc>
-          <w:tcPr>
-            <w:tcW w:type="dxa" w:w="2482"/>
-            <w:tcBorders>
-              <w:top w:val="single" w:color="C9D2DF" w:sz="4"/>
-              <w:left w:val="single" w:color="C9D2DF" w:sz="4"/>
-              <w:bottom w:val="single" w:color="C9D2DF" w:sz="4"/>
-              <w:right w:val="single" w:color="C9D2DF" w:sz="4"/>
-            </w:tcBorders>
-            <w:tcMar>
-              <w:top w:type="dxa" w:w="60"/>
-              <w:left w:type="dxa" w:w="100"/>
-              <w:bottom w:type="dxa" w:w="60"/>
-              <w:right w:type="dxa" w:w="100"/>
-            </w:tcMar>
-          </w:tcPr>
-          <w:p>
-            <w:r>
-              <w:rPr>
-                <w:b w:val="false"/>
-                <w:bCs w:val="false"/>
-                <w:sz w:val="19"/>
-                <w:szCs w:val="19"/>
-              </w:rPr>
-              <w:t xml:space="preserve">forecast_budget_pct</w:t>
-            </w:r>
-          </w:p>
-        </w:tc>
-        <w:tc>
-          <w:tcPr>
-            <w:tcW w:type="dxa" w:w="3384"/>
-            <w:tcBorders>
-              <w:top w:val="single" w:color="C9D2DF" w:sz="4"/>
-              <w:left w:val="single" w:color="C9D2DF" w:sz="4"/>
-              <w:bottom w:val="single" w:color="C9D2DF" w:sz="4"/>
-              <w:right w:val="single" w:color="C9D2DF" w:sz="4"/>
-            </w:tcBorders>
-            <w:tcMar>
-              <w:top w:type="dxa" w:w="60"/>
-              <w:left w:type="dxa" w:w="100"/>
-              <w:bottom w:type="dxa" w:w="60"/>
-              <w:right w:type="dxa" w:w="100"/>
-            </w:tcMar>
-          </w:tcPr>
-          <w:p>
-            <w:r>
-              <w:rPr>
-                <w:b w:val="false"/>
-                <w:bCs w:val="false"/>
-                <w:sz w:val="19"/>
-                <w:szCs w:val="19"/>
-              </w:rPr>
-              <w:t xml:space="preserve">Forecast as % of budget</w:t>
-            </w:r>
-          </w:p>
-        </w:tc>
-        <w:tc>
-          <w:tcPr>
-            <w:tcW w:type="dxa" w:w="3160"/>
-            <w:tcBorders>
-              <w:top w:val="single" w:color="C9D2DF" w:sz="4"/>
-              <w:left w:val="single" w:color="C9D2DF" w:sz="4"/>
-              <w:bottom w:val="single" w:color="C9D2DF" w:sz="4"/>
-              <w:right w:val="single" w:color="C9D2DF" w:sz="4"/>
-            </w:tcBorders>
-            <w:tcMar>
-              <w:top w:type="dxa" w:w="60"/>
-              <w:left w:type="dxa" w:w="100"/>
-              <w:bottom w:type="dxa" w:w="60"/>
-              <w:right w:type="dxa" w:w="100"/>
-            </w:tcMar>
-          </w:tcPr>
-          <w:p>
-            <w:r>
-              <w:rPr>
-                <w:b w:val="false"/>
-                <w:bCs w:val="false"/>
-                <w:sz w:val="19"/>
-                <w:szCs w:val="19"/>
-              </w:rPr>
-              <w:t xml:space="preserve">&gt; 100 % (critical)</w:t>
-            </w:r>
-          </w:p>
-        </w:tc>
-      </w:tr>
-      <w:tr>
-        <w:tc>
-          <w:tcPr>
-            <w:tcW w:type="dxa" w:w="2482"/>
-            <w:tcBorders>
-              <w:top w:val="single" w:color="C9D2DF" w:sz="4"/>
-              <w:left w:val="single" w:color="C9D2DF" w:sz="4"/>
-              <w:bottom w:val="single" w:color="C9D2DF" w:sz="4"/>
-              <w:right w:val="single" w:color="C9D2DF" w:sz="4"/>
-            </w:tcBorders>
-            <w:tcMar>
-              <w:top w:type="dxa" w:w="60"/>
-              <w:left w:type="dxa" w:w="100"/>
-              <w:bottom w:type="dxa" w:w="60"/>
-              <w:right w:type="dxa" w:w="100"/>
-            </w:tcMar>
-          </w:tcPr>
-          <w:p>
-            <w:r>
-              <w:rPr>
-                <w:b w:val="false"/>
-                <w:bCs w:val="false"/>
-                <w:sz w:val="19"/>
-                <w:szCs w:val="19"/>
-              </w:rPr>
-              <w:t xml:space="preserve">cost_anomaly_pct</w:t>
-            </w:r>
-          </w:p>
-        </w:tc>
-        <w:tc>
-          <w:tcPr>
-            <w:tcW w:type="dxa" w:w="3384"/>
-            <w:tcBorders>
-              <w:top w:val="single" w:color="C9D2DF" w:sz="4"/>
-              <w:left w:val="single" w:color="C9D2DF" w:sz="4"/>
-              <w:bottom w:val="single" w:color="C9D2DF" w:sz="4"/>
-              <w:right w:val="single" w:color="C9D2DF" w:sz="4"/>
-            </w:tcBorders>
-            <w:tcMar>
-              <w:top w:type="dxa" w:w="60"/>
-              <w:left w:type="dxa" w:w="100"/>
-              <w:bottom w:type="dxa" w:w="60"/>
-              <w:right w:type="dxa" w:w="100"/>
-            </w:tcMar>
-          </w:tcPr>
-          <w:p>
-            <w:r>
-              <w:rPr>
-                <w:b w:val="false"/>
-                <w:bCs w:val="false"/>
-                <w:sz w:val="19"/>
-                <w:szCs w:val="19"/>
-              </w:rPr>
-              <w:t xml:space="preserve">Last day vs 7-day average</w:t>
-            </w:r>
-          </w:p>
-        </w:tc>
-        <w:tc>
-          <w:tcPr>
-            <w:tcW w:type="dxa" w:w="3160"/>
-            <w:tcBorders>
-              <w:top w:val="single" w:color="C9D2DF" w:sz="4"/>
-              <w:left w:val="single" w:color="C9D2DF" w:sz="4"/>
-              <w:bottom w:val="single" w:color="C9D2DF" w:sz="4"/>
-              <w:right w:val="single" w:color="C9D2DF" w:sz="4"/>
-            </w:tcBorders>
-            <w:tcMar>
-              <w:top w:type="dxa" w:w="60"/>
-              <w:left w:type="dxa" w:w="100"/>
-              <w:bottom w:type="dxa" w:w="60"/>
-              <w:right w:type="dxa" w:w="100"/>
-            </w:tcMar>
-          </w:tcPr>
-          <w:p>
-            <w:r>
-              <w:rPr>
-                <w:b w:val="false"/>
-                <w:bCs w:val="false"/>
-                <w:sz w:val="19"/>
-                <w:szCs w:val="19"/>
-              </w:rPr>
-              <w:t xml:space="preserve">&gt; 40 % (critical)</w:t>
-            </w:r>
-          </w:p>
-        </w:tc>
-      </w:tr>
-      <w:tr>
-        <w:tc>
-          <w:tcPr>
-            <w:tcW w:type="dxa" w:w="2482"/>
-            <w:tcBorders>
-              <w:top w:val="single" w:color="C9D2DF" w:sz="4"/>
-              <w:left w:val="single" w:color="C9D2DF" w:sz="4"/>
-              <w:bottom w:val="single" w:color="C9D2DF" w:sz="4"/>
-              <w:right w:val="single" w:color="C9D2DF" w:sz="4"/>
-            </w:tcBorders>
-            <w:tcMar>
-              <w:top w:type="dxa" w:w="60"/>
-              <w:left w:type="dxa" w:w="100"/>
-              <w:bottom w:type="dxa" w:w="60"/>
-              <w:right w:type="dxa" w:w="100"/>
-            </w:tcMar>
-          </w:tcPr>
-          <w:p>
-            <w:r>
-              <w:rPr>
-                <w:b w:val="false"/>
-                <w:bCs w:val="false"/>
-                <w:sz w:val="19"/>
-                <w:szCs w:val="19"/>
-              </w:rPr>
-              <w:t xml:space="preserve">resource_cpu / resource_memory</w:t>
-            </w:r>
-          </w:p>
-        </w:tc>
-        <w:tc>
-          <w:tcPr>
-            <w:tcW w:type="dxa" w:w="3384"/>
-            <w:tcBorders>
-              <w:top w:val="single" w:color="C9D2DF" w:sz="4"/>
-              <w:left w:val="single" w:color="C9D2DF" w:sz="4"/>
-              <w:bottom w:val="single" w:color="C9D2DF" w:sz="4"/>
-              <w:right w:val="single" w:color="C9D2DF" w:sz="4"/>
-            </w:tcBorders>
-            <w:tcMar>
-              <w:top w:type="dxa" w:w="60"/>
-              <w:left w:type="dxa" w:w="100"/>
-              <w:bottom w:type="dxa" w:w="60"/>
-              <w:right w:type="dxa" w:w="100"/>
-            </w:tcMar>
-          </w:tcPr>
-          <w:p>
-            <w:r>
-              <w:rPr>
-                <w:b w:val="false"/>
-                <w:bCs w:val="false"/>
-                <w:sz w:val="19"/>
-                <w:szCs w:val="19"/>
-              </w:rPr>
-              <w:t xml:space="preserve">Highest current utilisation in scope</w:t>
-            </w:r>
-          </w:p>
-        </w:tc>
-        <w:tc>
-          <w:tcPr>
-            <w:tcW w:type="dxa" w:w="3160"/>
-            <w:tcBorders>
-              <w:top w:val="single" w:color="C9D2DF" w:sz="4"/>
-              <w:left w:val="single" w:color="C9D2DF" w:sz="4"/>
-              <w:bottom w:val="single" w:color="C9D2DF" w:sz="4"/>
-              <w:right w:val="single" w:color="C9D2DF" w:sz="4"/>
-            </w:tcBorders>
-            <w:tcMar>
-              <w:top w:type="dxa" w:w="60"/>
-              <w:left w:type="dxa" w:w="100"/>
-              <w:bottom w:type="dxa" w:w="60"/>
-              <w:right w:type="dxa" w:w="100"/>
-            </w:tcMar>
-          </w:tcPr>
-          <w:p>
-            <w:r>
-              <w:rPr>
-                <w:b w:val="false"/>
-                <w:bCs w:val="false"/>
-                <w:sz w:val="19"/>
-                <w:szCs w:val="19"/>
-              </w:rPr>
-              <w:t xml:space="preserve">Production CPU &gt; 80 %</w:t>
-            </w:r>
-          </w:p>
-        </w:tc>
-      </w:tr>
-      <w:tr>
-        <w:tc>
-          <w:tcPr>
-            <w:tcW w:type="dxa" w:w="2482"/>
-            <w:tcBorders>
-              <w:top w:val="single" w:color="C9D2DF" w:sz="4"/>
-              <w:left w:val="single" w:color="C9D2DF" w:sz="4"/>
-              <w:bottom w:val="single" w:color="C9D2DF" w:sz="4"/>
-              <w:right w:val="single" w:color="C9D2DF" w:sz="4"/>
-            </w:tcBorders>
-            <w:tcMar>
-              <w:top w:type="dxa" w:w="60"/>
-              <w:left w:type="dxa" w:w="100"/>
-              <w:bottom w:type="dxa" w:w="60"/>
-              <w:right w:type="dxa" w:w="100"/>
-            </w:tcMar>
-          </w:tcPr>
-          <w:p>
-            <w:r>
-              <w:rPr>
-                <w:b w:val="false"/>
-                <w:bCs w:val="false"/>
-                <w:sz w:val="19"/>
-                <w:szCs w:val="19"/>
-              </w:rPr>
-              <w:t xml:space="preserve">idle_resource_count</w:t>
-            </w:r>
-          </w:p>
-        </w:tc>
-        <w:tc>
-          <w:tcPr>
-            <w:tcW w:type="dxa" w:w="3384"/>
-            <w:tcBorders>
-              <w:top w:val="single" w:color="C9D2DF" w:sz="4"/>
-              <w:left w:val="single" w:color="C9D2DF" w:sz="4"/>
-              <w:bottom w:val="single" w:color="C9D2DF" w:sz="4"/>
-              <w:right w:val="single" w:color="C9D2DF" w:sz="4"/>
-            </w:tcBorders>
-            <w:tcMar>
-              <w:top w:type="dxa" w:w="60"/>
-              <w:left w:type="dxa" w:w="100"/>
-              <w:bottom w:type="dxa" w:w="60"/>
-              <w:right w:type="dxa" w:w="100"/>
-            </w:tcMar>
-          </w:tcPr>
-          <w:p>
-            <w:r>
-              <w:rPr>
-                <w:b w:val="false"/>
-                <w:bCs w:val="false"/>
-                <w:sz w:val="19"/>
-                <w:szCs w:val="19"/>
-              </w:rPr>
-              <w:t xml:space="preserve">Resources with 7-day avg CPU &lt; 10 %</w:t>
-            </w:r>
-          </w:p>
-        </w:tc>
-        <w:tc>
-          <w:tcPr>
-            <w:tcW w:type="dxa" w:w="3160"/>
-            <w:tcBorders>
-              <w:top w:val="single" w:color="C9D2DF" w:sz="4"/>
-              <w:left w:val="single" w:color="C9D2DF" w:sz="4"/>
-              <w:bottom w:val="single" w:color="C9D2DF" w:sz="4"/>
-              <w:right w:val="single" w:color="C9D2DF" w:sz="4"/>
-            </w:tcBorders>
-            <w:tcMar>
-              <w:top w:type="dxa" w:w="60"/>
-              <w:left w:type="dxa" w:w="100"/>
-              <w:bottom w:type="dxa" w:w="60"/>
-              <w:right w:type="dxa" w:w="100"/>
-            </w:tcMar>
-          </w:tcPr>
-          <w:p>
-            <w:r>
-              <w:rPr>
-                <w:b w:val="false"/>
-                <w:bCs w:val="false"/>
-                <w:sz w:val="19"/>
-                <w:szCs w:val="19"/>
-              </w:rPr>
-              <w:t xml:space="preserve">&gt; 0 (info)</w:t>
-            </w:r>
-          </w:p>
-        </w:tc>
-      </w:tr>
-    </w:tbl>
-    <w:p>
-      <w:pPr>
-        <w:spacing w:after="120"/>
-      </w:pPr>
+        <w:t xml:space="preserve">Figure 5: Cost Explorer with historical trends and month-over-month table</w:t>
+      </w:r>
+    </w:p>
+    <w:p>
+      <w:pPr>
+        <w:pStyle w:val="Heading2"/>
+      </w:pPr>
+      <w:r>
+        <w:t xml:space="preserve">6.6 Resources and drill-down</w:t>
+      </w:r>
     </w:p>
     <w:p>
       <w:pPr>
@@ -7431,7 +6760,7 @@
         <w:jc w:val="both"/>
       </w:pPr>
       <w:r>
-        <w:t xml:space="preserve">Platform alerts are included too: backend down (routed straight to Slack, because the backend cannot relay it), sync failing, stale data and high API latency, with an inhibition rule to avoid duplicate noise. A mock receiver stands in for Slack and Teams during development and the viva demonstration, and an admin-only "simulate a cost spike" action makes the anomaly path easy to demonstrate.</w:t>
+        <w:t xml:space="preserve">The Resources screen lists every resource with period cost, latest and 7-day CPU, and a status: over-utilised (CPU ≥ 80 %), idle (7-day average below 10 %), healthy, or no metrics. Selecting a row opens the resource detail page with the daily cost for the selected range, 7 days of utilisation, tags and any recommendation.</w:t>
       </w:r>
     </w:p>
     <w:p>
@@ -7442,7 +6771,7 @@
       <w:r>
         <w:drawing>
           <wp:inline distT="0" distB="0" distL="0" distR="0">
-            <wp:extent cx="5715000" cy="4210050"/>
+            <wp:extent cx="5715000" cy="5553075"/>
             <wp:effectExtent t="0" r="0" b="0" l="0"/>
             <wp:docPr id="6" name="" descr="" title=""/>
             <wp:cNvGraphicFramePr>
@@ -7467,7 +6796,7 @@
                   <pic:spPr bwMode="auto">
                     <a:xfrm>
                       <a:off x="0" y="0"/>
-                      <a:ext cx="5715000" cy="4210050"/>
+                      <a:ext cx="5715000" cy="5553075"/>
                     </a:xfrm>
                     <a:prstGeom prst="rect">
                       <a:avLst/>
@@ -7493,7 +6822,41 @@
           <w:sz w:val="19"/>
           <w:szCs w:val="19"/>
         </w:rPr>
-        <w:t xml:space="preserve">Figure 6: Alerts screen: rules with live state</w:t>
+        <w:t xml:space="preserve">Figure 6: Resources: utilisation trend, inventory and recommendations</w:t>
+      </w:r>
+    </w:p>
+    <w:p>
+      <w:pPr>
+        <w:pStyle w:val="Heading2"/>
+      </w:pPr>
+      <w:r>
+        <w:t xml:space="preserve">6.7 Authentication and roles</w:t>
+      </w:r>
+    </w:p>
+    <w:p>
+      <w:pPr>
+        <w:spacing w:after="120" w:line="300"/>
+        <w:jc w:val="both"/>
+      </w:pPr>
+      <w:r>
+        <w:t xml:space="preserve">Passwords are hashed with bcrypt and sessions use signed JWTs (8-hour expiry). FastAPI dependencies enforce authentication on every route and the admin role on every write. The UI hides admin-only navigation and actions for viewers, but the API is the source of truth. Admins cannot demote or delete themselves, which prevents lock-out.</w:t>
+      </w:r>
+    </w:p>
+    <w:p>
+      <w:pPr>
+        <w:pStyle w:val="Heading2"/>
+      </w:pPr>
+      <w:r>
+        <w:t xml:space="preserve">6.8 Currency and theme</w:t>
+      </w:r>
+    </w:p>
+    <w:p>
+      <w:pPr>
+        <w:spacing w:after="120" w:line="300"/>
+        <w:jc w:val="both"/>
+      </w:pPr>
+      <w:r>
+        <w:t xml:space="preserve">The API always returns USD; the frontend converts to INR with the exchange rate stored in Settings and formats Indian units (K, lakh, crore). Themes are implemented with CSS custom properties for dark and light; charts use the same tokens, so switching is instant and contrast stays above WCAG AA in both themes.</w:t>
       </w:r>
     </w:p>
     <w:p>
@@ -7502,735 +6865,8 @@
         <w:pageBreakBefore/>
       </w:pPr>
       <w:r>
-        <w:t xml:space="preserve">8. Cost Optimisation</w:t>
-      </w:r>
-    </w:p>
-    <w:p>
-      <w:pPr>
-        <w:pStyle w:val="Heading2"/>
-      </w:pPr>
-      <w:r>
-        <w:t xml:space="preserve">8.1 Savings for the monitored clouds</w:t>
-      </w:r>
-    </w:p>
-    <w:tbl>
-      <w:tblPr>
-        <w:tblW w:type="dxa" w:w="9026"/>
-        <w:tblBorders>
-          <w:top w:val="single" w:color="auto" w:sz="4"/>
-          <w:left w:val="single" w:color="auto" w:sz="4"/>
-          <w:bottom w:val="single" w:color="auto" w:sz="4"/>
-          <w:right w:val="single" w:color="auto" w:sz="4"/>
-          <w:insideH w:val="single" w:color="auto" w:sz="4"/>
-          <w:insideV w:val="single" w:color="auto" w:sz="4"/>
-        </w:tblBorders>
-      </w:tblPr>
-      <w:tblGrid>
-        <w:gridCol w:w="2030"/>
-        <w:gridCol w:w="2707"/>
-        <w:gridCol w:w="2482"/>
-        <w:gridCol w:w="1807"/>
-      </w:tblGrid>
-      <w:tr>
-        <w:trPr>
-          <w:tblHeader/>
-        </w:trPr>
-        <w:tc>
-          <w:tcPr>
-            <w:tcW w:type="dxa" w:w="2030"/>
-            <w:tcBorders>
-              <w:top w:val="single" w:color="C9D2DF" w:sz="4"/>
-              <w:left w:val="single" w:color="C9D2DF" w:sz="4"/>
-              <w:bottom w:val="single" w:color="C9D2DF" w:sz="4"/>
-              <w:right w:val="single" w:color="C9D2DF" w:sz="4"/>
-            </w:tcBorders>
-            <w:shd w:fill="1D3A6E" w:color="auto" w:val="clear"/>
-            <w:tcMar>
-              <w:top w:type="dxa" w:w="60"/>
-              <w:left w:type="dxa" w:w="100"/>
-              <w:bottom w:type="dxa" w:w="60"/>
-              <w:right w:type="dxa" w:w="100"/>
-            </w:tcMar>
-          </w:tcPr>
-          <w:p>
-            <w:r>
-              <w:rPr>
-                <w:b/>
-                <w:bCs/>
-                <w:color w:val="FFFFFF"/>
-                <w:sz w:val="19"/>
-                <w:szCs w:val="19"/>
-              </w:rPr>
-              <w:t xml:space="preserve">Rule</w:t>
-            </w:r>
-          </w:p>
-        </w:tc>
-        <w:tc>
-          <w:tcPr>
-            <w:tcW w:type="dxa" w:w="2707"/>
-            <w:tcBorders>
-              <w:top w:val="single" w:color="C9D2DF" w:sz="4"/>
-              <w:left w:val="single" w:color="C9D2DF" w:sz="4"/>
-              <w:bottom w:val="single" w:color="C9D2DF" w:sz="4"/>
-              <w:right w:val="single" w:color="C9D2DF" w:sz="4"/>
-            </w:tcBorders>
-            <w:shd w:fill="1D3A6E" w:color="auto" w:val="clear"/>
-            <w:tcMar>
-              <w:top w:type="dxa" w:w="60"/>
-              <w:left w:type="dxa" w:w="100"/>
-              <w:bottom w:type="dxa" w:w="60"/>
-              <w:right w:type="dxa" w:w="100"/>
-            </w:tcMar>
-          </w:tcPr>
-          <w:p>
-            <w:r>
-              <w:rPr>
-                <w:b/>
-                <w:bCs/>
-                <w:color w:val="FFFFFF"/>
-                <w:sz w:val="19"/>
-                <w:szCs w:val="19"/>
-              </w:rPr>
-              <w:t xml:space="preserve">Condition</w:t>
-            </w:r>
-          </w:p>
-        </w:tc>
-        <w:tc>
-          <w:tcPr>
-            <w:tcW w:type="dxa" w:w="2482"/>
-            <w:tcBorders>
-              <w:top w:val="single" w:color="C9D2DF" w:sz="4"/>
-              <w:left w:val="single" w:color="C9D2DF" w:sz="4"/>
-              <w:bottom w:val="single" w:color="C9D2DF" w:sz="4"/>
-              <w:right w:val="single" w:color="C9D2DF" w:sz="4"/>
-            </w:tcBorders>
-            <w:shd w:fill="1D3A6E" w:color="auto" w:val="clear"/>
-            <w:tcMar>
-              <w:top w:type="dxa" w:w="60"/>
-              <w:left w:type="dxa" w:w="100"/>
-              <w:bottom w:type="dxa" w:w="60"/>
-              <w:right w:type="dxa" w:w="100"/>
-            </w:tcMar>
-          </w:tcPr>
-          <w:p>
-            <w:r>
-              <w:rPr>
-                <w:b/>
-                <w:bCs/>
-                <w:color w:val="FFFFFF"/>
-                <w:sz w:val="19"/>
-                <w:szCs w:val="19"/>
-              </w:rPr>
-              <w:t xml:space="preserve">Action</w:t>
-            </w:r>
-          </w:p>
-        </w:tc>
-        <w:tc>
-          <w:tcPr>
-            <w:tcW w:type="dxa" w:w="1807"/>
-            <w:tcBorders>
-              <w:top w:val="single" w:color="C9D2DF" w:sz="4"/>
-              <w:left w:val="single" w:color="C9D2DF" w:sz="4"/>
-              <w:bottom w:val="single" w:color="C9D2DF" w:sz="4"/>
-              <w:right w:val="single" w:color="C9D2DF" w:sz="4"/>
-            </w:tcBorders>
-            <w:shd w:fill="1D3A6E" w:color="auto" w:val="clear"/>
-            <w:tcMar>
-              <w:top w:type="dxa" w:w="60"/>
-              <w:left w:type="dxa" w:w="100"/>
-              <w:bottom w:type="dxa" w:w="60"/>
-              <w:right w:type="dxa" w:w="100"/>
-            </w:tcMar>
-          </w:tcPr>
-          <w:p>
-            <w:r>
-              <w:rPr>
-                <w:b/>
-                <w:bCs/>
-                <w:color w:val="FFFFFF"/>
-                <w:sz w:val="19"/>
-                <w:szCs w:val="19"/>
-              </w:rPr>
-              <w:t xml:space="preserve">Est. saving</w:t>
-            </w:r>
-          </w:p>
-        </w:tc>
-      </w:tr>
-      <w:tr>
-        <w:tc>
-          <w:tcPr>
-            <w:tcW w:type="dxa" w:w="2030"/>
-            <w:tcBorders>
-              <w:top w:val="single" w:color="C9D2DF" w:sz="4"/>
-              <w:left w:val="single" w:color="C9D2DF" w:sz="4"/>
-              <w:bottom w:val="single" w:color="C9D2DF" w:sz="4"/>
-              <w:right w:val="single" w:color="C9D2DF" w:sz="4"/>
-            </w:tcBorders>
-            <w:tcMar>
-              <w:top w:type="dxa" w:w="60"/>
-              <w:left w:type="dxa" w:w="100"/>
-              <w:bottom w:type="dxa" w:w="60"/>
-              <w:right w:type="dxa" w:w="100"/>
-            </w:tcMar>
-          </w:tcPr>
-          <w:p>
-            <w:r>
-              <w:rPr>
-                <w:b w:val="false"/>
-                <w:bCs w:val="false"/>
-                <w:sz w:val="19"/>
-                <w:szCs w:val="19"/>
-              </w:rPr>
-              <w:t xml:space="preserve">Idle (non-prod)</w:t>
-            </w:r>
-          </w:p>
-        </w:tc>
-        <w:tc>
-          <w:tcPr>
-            <w:tcW w:type="dxa" w:w="2707"/>
-            <w:tcBorders>
-              <w:top w:val="single" w:color="C9D2DF" w:sz="4"/>
-              <w:left w:val="single" w:color="C9D2DF" w:sz="4"/>
-              <w:bottom w:val="single" w:color="C9D2DF" w:sz="4"/>
-              <w:right w:val="single" w:color="C9D2DF" w:sz="4"/>
-            </w:tcBorders>
-            <w:tcMar>
-              <w:top w:type="dxa" w:w="60"/>
-              <w:left w:type="dxa" w:w="100"/>
-              <w:bottom w:type="dxa" w:w="60"/>
-              <w:right w:type="dxa" w:w="100"/>
-            </w:tcMar>
-          </w:tcPr>
-          <w:p>
-            <w:r>
-              <w:rPr>
-                <w:b w:val="false"/>
-                <w:bCs w:val="false"/>
-                <w:sz w:val="19"/>
-                <w:szCs w:val="19"/>
-              </w:rPr>
-              <w:t xml:space="preserve">avg CPU &lt; 10 %</w:t>
-            </w:r>
-          </w:p>
-        </w:tc>
-        <w:tc>
-          <w:tcPr>
-            <w:tcW w:type="dxa" w:w="2482"/>
-            <w:tcBorders>
-              <w:top w:val="single" w:color="C9D2DF" w:sz="4"/>
-              <w:left w:val="single" w:color="C9D2DF" w:sz="4"/>
-              <w:bottom w:val="single" w:color="C9D2DF" w:sz="4"/>
-              <w:right w:val="single" w:color="C9D2DF" w:sz="4"/>
-            </w:tcBorders>
-            <w:tcMar>
-              <w:top w:type="dxa" w:w="60"/>
-              <w:left w:type="dxa" w:w="100"/>
-              <w:bottom w:type="dxa" w:w="60"/>
-              <w:right w:type="dxa" w:w="100"/>
-            </w:tcMar>
-          </w:tcPr>
-          <w:p>
-            <w:r>
-              <w:rPr>
-                <w:b w:val="false"/>
-                <w:bCs w:val="false"/>
-                <w:sz w:val="19"/>
-                <w:szCs w:val="19"/>
-              </w:rPr>
-              <w:t xml:space="preserve">Stop / schedule off</w:t>
-            </w:r>
-          </w:p>
-        </w:tc>
-        <w:tc>
-          <w:tcPr>
-            <w:tcW w:type="dxa" w:w="1807"/>
-            <w:tcBorders>
-              <w:top w:val="single" w:color="C9D2DF" w:sz="4"/>
-              <w:left w:val="single" w:color="C9D2DF" w:sz="4"/>
-              <w:bottom w:val="single" w:color="C9D2DF" w:sz="4"/>
-              <w:right w:val="single" w:color="C9D2DF" w:sz="4"/>
-            </w:tcBorders>
-            <w:tcMar>
-              <w:top w:type="dxa" w:w="60"/>
-              <w:left w:type="dxa" w:w="100"/>
-              <w:bottom w:type="dxa" w:w="60"/>
-              <w:right w:type="dxa" w:w="100"/>
-            </w:tcMar>
-          </w:tcPr>
-          <w:p>
-            <w:r>
-              <w:rPr>
-                <w:b w:val="false"/>
-                <w:bCs w:val="false"/>
-                <w:sz w:val="19"/>
-                <w:szCs w:val="19"/>
-              </w:rPr>
-              <w:t xml:space="preserve">90 %</w:t>
-            </w:r>
-          </w:p>
-        </w:tc>
-      </w:tr>
-      <w:tr>
-        <w:tc>
-          <w:tcPr>
-            <w:tcW w:type="dxa" w:w="2030"/>
-            <w:tcBorders>
-              <w:top w:val="single" w:color="C9D2DF" w:sz="4"/>
-              <w:left w:val="single" w:color="C9D2DF" w:sz="4"/>
-              <w:bottom w:val="single" w:color="C9D2DF" w:sz="4"/>
-              <w:right w:val="single" w:color="C9D2DF" w:sz="4"/>
-            </w:tcBorders>
-            <w:tcMar>
-              <w:top w:type="dxa" w:w="60"/>
-              <w:left w:type="dxa" w:w="100"/>
-              <w:bottom w:type="dxa" w:w="60"/>
-              <w:right w:type="dxa" w:w="100"/>
-            </w:tcMar>
-          </w:tcPr>
-          <w:p>
-            <w:r>
-              <w:rPr>
-                <w:b w:val="false"/>
-                <w:bCs w:val="false"/>
-                <w:sz w:val="19"/>
-                <w:szCs w:val="19"/>
-              </w:rPr>
-              <w:t xml:space="preserve">Idle (prod)</w:t>
-            </w:r>
-          </w:p>
-        </w:tc>
-        <w:tc>
-          <w:tcPr>
-            <w:tcW w:type="dxa" w:w="2707"/>
-            <w:tcBorders>
-              <w:top w:val="single" w:color="C9D2DF" w:sz="4"/>
-              <w:left w:val="single" w:color="C9D2DF" w:sz="4"/>
-              <w:bottom w:val="single" w:color="C9D2DF" w:sz="4"/>
-              <w:right w:val="single" w:color="C9D2DF" w:sz="4"/>
-            </w:tcBorders>
-            <w:tcMar>
-              <w:top w:type="dxa" w:w="60"/>
-              <w:left w:type="dxa" w:w="100"/>
-              <w:bottom w:type="dxa" w:w="60"/>
-              <w:right w:type="dxa" w:w="100"/>
-            </w:tcMar>
-          </w:tcPr>
-          <w:p>
-            <w:r>
-              <w:rPr>
-                <w:b w:val="false"/>
-                <w:bCs w:val="false"/>
-                <w:sz w:val="19"/>
-                <w:szCs w:val="19"/>
-              </w:rPr>
-              <w:t xml:space="preserve">avg CPU &lt; 10 %</w:t>
-            </w:r>
-          </w:p>
-        </w:tc>
-        <w:tc>
-          <w:tcPr>
-            <w:tcW w:type="dxa" w:w="2482"/>
-            <w:tcBorders>
-              <w:top w:val="single" w:color="C9D2DF" w:sz="4"/>
-              <w:left w:val="single" w:color="C9D2DF" w:sz="4"/>
-              <w:bottom w:val="single" w:color="C9D2DF" w:sz="4"/>
-              <w:right w:val="single" w:color="C9D2DF" w:sz="4"/>
-            </w:tcBorders>
-            <w:tcMar>
-              <w:top w:type="dxa" w:w="60"/>
-              <w:left w:type="dxa" w:w="100"/>
-              <w:bottom w:type="dxa" w:w="60"/>
-              <w:right w:type="dxa" w:w="100"/>
-            </w:tcMar>
-          </w:tcPr>
-          <w:p>
-            <w:r>
-              <w:rPr>
-                <w:b w:val="false"/>
-                <w:bCs w:val="false"/>
-                <w:sz w:val="19"/>
-                <w:szCs w:val="19"/>
-              </w:rPr>
-              <w:t xml:space="preserve">Rightsize</w:t>
-            </w:r>
-          </w:p>
-        </w:tc>
-        <w:tc>
-          <w:tcPr>
-            <w:tcW w:type="dxa" w:w="1807"/>
-            <w:tcBorders>
-              <w:top w:val="single" w:color="C9D2DF" w:sz="4"/>
-              <w:left w:val="single" w:color="C9D2DF" w:sz="4"/>
-              <w:bottom w:val="single" w:color="C9D2DF" w:sz="4"/>
-              <w:right w:val="single" w:color="C9D2DF" w:sz="4"/>
-            </w:tcBorders>
-            <w:tcMar>
-              <w:top w:type="dxa" w:w="60"/>
-              <w:left w:type="dxa" w:w="100"/>
-              <w:bottom w:type="dxa" w:w="60"/>
-              <w:right w:type="dxa" w:w="100"/>
-            </w:tcMar>
-          </w:tcPr>
-          <w:p>
-            <w:r>
-              <w:rPr>
-                <w:b w:val="false"/>
-                <w:bCs w:val="false"/>
-                <w:sz w:val="19"/>
-                <w:szCs w:val="19"/>
-              </w:rPr>
-              <w:t xml:space="preserve">50 %</w:t>
-            </w:r>
-          </w:p>
-        </w:tc>
-      </w:tr>
-      <w:tr>
-        <w:tc>
-          <w:tcPr>
-            <w:tcW w:type="dxa" w:w="2030"/>
-            <w:tcBorders>
-              <w:top w:val="single" w:color="C9D2DF" w:sz="4"/>
-              <w:left w:val="single" w:color="C9D2DF" w:sz="4"/>
-              <w:bottom w:val="single" w:color="C9D2DF" w:sz="4"/>
-              <w:right w:val="single" w:color="C9D2DF" w:sz="4"/>
-            </w:tcBorders>
-            <w:tcMar>
-              <w:top w:type="dxa" w:w="60"/>
-              <w:left w:type="dxa" w:w="100"/>
-              <w:bottom w:type="dxa" w:w="60"/>
-              <w:right w:type="dxa" w:w="100"/>
-            </w:tcMar>
-          </w:tcPr>
-          <w:p>
-            <w:r>
-              <w:rPr>
-                <w:b w:val="false"/>
-                <w:bCs w:val="false"/>
-                <w:sz w:val="19"/>
-                <w:szCs w:val="19"/>
-              </w:rPr>
-              <w:t xml:space="preserve">Under-utilised</w:t>
-            </w:r>
-          </w:p>
-        </w:tc>
-        <w:tc>
-          <w:tcPr>
-            <w:tcW w:type="dxa" w:w="2707"/>
-            <w:tcBorders>
-              <w:top w:val="single" w:color="C9D2DF" w:sz="4"/>
-              <w:left w:val="single" w:color="C9D2DF" w:sz="4"/>
-              <w:bottom w:val="single" w:color="C9D2DF" w:sz="4"/>
-              <w:right w:val="single" w:color="C9D2DF" w:sz="4"/>
-            </w:tcBorders>
-            <w:tcMar>
-              <w:top w:type="dxa" w:w="60"/>
-              <w:left w:type="dxa" w:w="100"/>
-              <w:bottom w:type="dxa" w:w="60"/>
-              <w:right w:type="dxa" w:w="100"/>
-            </w:tcMar>
-          </w:tcPr>
-          <w:p>
-            <w:r>
-              <w:rPr>
-                <w:b w:val="false"/>
-                <w:bCs w:val="false"/>
-                <w:sz w:val="19"/>
-                <w:szCs w:val="19"/>
-              </w:rPr>
-              <w:t xml:space="preserve">CPU &lt; 30 % and mem &lt; 50 %</w:t>
-            </w:r>
-          </w:p>
-        </w:tc>
-        <w:tc>
-          <w:tcPr>
-            <w:tcW w:type="dxa" w:w="2482"/>
-            <w:tcBorders>
-              <w:top w:val="single" w:color="C9D2DF" w:sz="4"/>
-              <w:left w:val="single" w:color="C9D2DF" w:sz="4"/>
-              <w:bottom w:val="single" w:color="C9D2DF" w:sz="4"/>
-              <w:right w:val="single" w:color="C9D2DF" w:sz="4"/>
-            </w:tcBorders>
-            <w:tcMar>
-              <w:top w:type="dxa" w:w="60"/>
-              <w:left w:type="dxa" w:w="100"/>
-              <w:bottom w:type="dxa" w:w="60"/>
-              <w:right w:type="dxa" w:w="100"/>
-            </w:tcMar>
-          </w:tcPr>
-          <w:p>
-            <w:r>
-              <w:rPr>
-                <w:b w:val="false"/>
-                <w:bCs w:val="false"/>
-                <w:sz w:val="19"/>
-                <w:szCs w:val="19"/>
-              </w:rPr>
-              <w:t xml:space="preserve">One size down</w:t>
-            </w:r>
-          </w:p>
-        </w:tc>
-        <w:tc>
-          <w:tcPr>
-            <w:tcW w:type="dxa" w:w="1807"/>
-            <w:tcBorders>
-              <w:top w:val="single" w:color="C9D2DF" w:sz="4"/>
-              <w:left w:val="single" w:color="C9D2DF" w:sz="4"/>
-              <w:bottom w:val="single" w:color="C9D2DF" w:sz="4"/>
-              <w:right w:val="single" w:color="C9D2DF" w:sz="4"/>
-            </w:tcBorders>
-            <w:tcMar>
-              <w:top w:type="dxa" w:w="60"/>
-              <w:left w:type="dxa" w:w="100"/>
-              <w:bottom w:type="dxa" w:w="60"/>
-              <w:right w:type="dxa" w:w="100"/>
-            </w:tcMar>
-          </w:tcPr>
-          <w:p>
-            <w:r>
-              <w:rPr>
-                <w:b w:val="false"/>
-                <w:bCs w:val="false"/>
-                <w:sz w:val="19"/>
-                <w:szCs w:val="19"/>
-              </w:rPr>
-              <w:t xml:space="preserve">40 %</w:t>
-            </w:r>
-          </w:p>
-        </w:tc>
-      </w:tr>
-      <w:tr>
-        <w:tc>
-          <w:tcPr>
-            <w:tcW w:type="dxa" w:w="2030"/>
-            <w:tcBorders>
-              <w:top w:val="single" w:color="C9D2DF" w:sz="4"/>
-              <w:left w:val="single" w:color="C9D2DF" w:sz="4"/>
-              <w:bottom w:val="single" w:color="C9D2DF" w:sz="4"/>
-              <w:right w:val="single" w:color="C9D2DF" w:sz="4"/>
-            </w:tcBorders>
-            <w:tcMar>
-              <w:top w:type="dxa" w:w="60"/>
-              <w:left w:type="dxa" w:w="100"/>
-              <w:bottom w:type="dxa" w:w="60"/>
-              <w:right w:type="dxa" w:w="100"/>
-            </w:tcMar>
-          </w:tcPr>
-          <w:p>
-            <w:r>
-              <w:rPr>
-                <w:b w:val="false"/>
-                <w:bCs w:val="false"/>
-                <w:sz w:val="19"/>
-                <w:szCs w:val="19"/>
-              </w:rPr>
-              <w:t xml:space="preserve">Non-prod 24x7</w:t>
-            </w:r>
-          </w:p>
-        </w:tc>
-        <w:tc>
-          <w:tcPr>
-            <w:tcW w:type="dxa" w:w="2707"/>
-            <w:tcBorders>
-              <w:top w:val="single" w:color="C9D2DF" w:sz="4"/>
-              <w:left w:val="single" w:color="C9D2DF" w:sz="4"/>
-              <w:bottom w:val="single" w:color="C9D2DF" w:sz="4"/>
-              <w:right w:val="single" w:color="C9D2DF" w:sz="4"/>
-            </w:tcBorders>
-            <w:tcMar>
-              <w:top w:type="dxa" w:w="60"/>
-              <w:left w:type="dxa" w:w="100"/>
-              <w:bottom w:type="dxa" w:w="60"/>
-              <w:right w:type="dxa" w:w="100"/>
-            </w:tcMar>
-          </w:tcPr>
-          <w:p>
-            <w:r>
-              <w:rPr>
-                <w:b w:val="false"/>
-                <w:bCs w:val="false"/>
-                <w:sz w:val="19"/>
-                <w:szCs w:val="19"/>
-              </w:rPr>
-              <w:t xml:space="preserve">dev/staging compute</w:t>
-            </w:r>
-          </w:p>
-        </w:tc>
-        <w:tc>
-          <w:tcPr>
-            <w:tcW w:type="dxa" w:w="2482"/>
-            <w:tcBorders>
-              <w:top w:val="single" w:color="C9D2DF" w:sz="4"/>
-              <w:left w:val="single" w:color="C9D2DF" w:sz="4"/>
-              <w:bottom w:val="single" w:color="C9D2DF" w:sz="4"/>
-              <w:right w:val="single" w:color="C9D2DF" w:sz="4"/>
-            </w:tcBorders>
-            <w:tcMar>
-              <w:top w:type="dxa" w:w="60"/>
-              <w:left w:type="dxa" w:w="100"/>
-              <w:bottom w:type="dxa" w:w="60"/>
-              <w:right w:type="dxa" w:w="100"/>
-            </w:tcMar>
-          </w:tcPr>
-          <w:p>
-            <w:r>
-              <w:rPr>
-                <w:b w:val="false"/>
-                <w:bCs w:val="false"/>
-                <w:sz w:val="19"/>
-                <w:szCs w:val="19"/>
-              </w:rPr>
-              <w:t xml:space="preserve">Nights/weekends off</w:t>
-            </w:r>
-          </w:p>
-        </w:tc>
-        <w:tc>
-          <w:tcPr>
-            <w:tcW w:type="dxa" w:w="1807"/>
-            <w:tcBorders>
-              <w:top w:val="single" w:color="C9D2DF" w:sz="4"/>
-              <w:left w:val="single" w:color="C9D2DF" w:sz="4"/>
-              <w:bottom w:val="single" w:color="C9D2DF" w:sz="4"/>
-              <w:right w:val="single" w:color="C9D2DF" w:sz="4"/>
-            </w:tcBorders>
-            <w:tcMar>
-              <w:top w:type="dxa" w:w="60"/>
-              <w:left w:type="dxa" w:w="100"/>
-              <w:bottom w:type="dxa" w:w="60"/>
-              <w:right w:type="dxa" w:w="100"/>
-            </w:tcMar>
-          </w:tcPr>
-          <w:p>
-            <w:r>
-              <w:rPr>
-                <w:b w:val="false"/>
-                <w:bCs w:val="false"/>
-                <w:sz w:val="19"/>
-                <w:szCs w:val="19"/>
-              </w:rPr>
-              <w:t xml:space="preserve">60 %</w:t>
-            </w:r>
-          </w:p>
-        </w:tc>
-      </w:tr>
-      <w:tr>
-        <w:tc>
-          <w:tcPr>
-            <w:tcW w:type="dxa" w:w="2030"/>
-            <w:tcBorders>
-              <w:top w:val="single" w:color="C9D2DF" w:sz="4"/>
-              <w:left w:val="single" w:color="C9D2DF" w:sz="4"/>
-              <w:bottom w:val="single" w:color="C9D2DF" w:sz="4"/>
-              <w:right w:val="single" w:color="C9D2DF" w:sz="4"/>
-            </w:tcBorders>
-            <w:tcMar>
-              <w:top w:type="dxa" w:w="60"/>
-              <w:left w:type="dxa" w:w="100"/>
-              <w:bottom w:type="dxa" w:w="60"/>
-              <w:right w:type="dxa" w:w="100"/>
-            </w:tcMar>
-          </w:tcPr>
-          <w:p>
-            <w:r>
-              <w:rPr>
-                <w:b w:val="false"/>
-                <w:bCs w:val="false"/>
-                <w:sz w:val="19"/>
-                <w:szCs w:val="19"/>
-              </w:rPr>
-              <w:t xml:space="preserve">Low storage use</w:t>
-            </w:r>
-          </w:p>
-        </w:tc>
-        <w:tc>
-          <w:tcPr>
-            <w:tcW w:type="dxa" w:w="2707"/>
-            <w:tcBorders>
-              <w:top w:val="single" w:color="C9D2DF" w:sz="4"/>
-              <w:left w:val="single" w:color="C9D2DF" w:sz="4"/>
-              <w:bottom w:val="single" w:color="C9D2DF" w:sz="4"/>
-              <w:right w:val="single" w:color="C9D2DF" w:sz="4"/>
-            </w:tcBorders>
-            <w:tcMar>
-              <w:top w:type="dxa" w:w="60"/>
-              <w:left w:type="dxa" w:w="100"/>
-              <w:bottom w:type="dxa" w:w="60"/>
-              <w:right w:type="dxa" w:w="100"/>
-            </w:tcMar>
-          </w:tcPr>
-          <w:p>
-            <w:r>
-              <w:rPr>
-                <w:b w:val="false"/>
-                <w:bCs w:val="false"/>
-                <w:sz w:val="19"/>
-                <w:szCs w:val="19"/>
-              </w:rPr>
-              <w:t xml:space="preserve">&lt; 20 % used</w:t>
-            </w:r>
-          </w:p>
-        </w:tc>
-        <w:tc>
-          <w:tcPr>
-            <w:tcW w:type="dxa" w:w="2482"/>
-            <w:tcBorders>
-              <w:top w:val="single" w:color="C9D2DF" w:sz="4"/>
-              <w:left w:val="single" w:color="C9D2DF" w:sz="4"/>
-              <w:bottom w:val="single" w:color="C9D2DF" w:sz="4"/>
-              <w:right w:val="single" w:color="C9D2DF" w:sz="4"/>
-            </w:tcBorders>
-            <w:tcMar>
-              <w:top w:type="dxa" w:w="60"/>
-              <w:left w:type="dxa" w:w="100"/>
-              <w:bottom w:type="dxa" w:w="60"/>
-              <w:right w:type="dxa" w:w="100"/>
-            </w:tcMar>
-          </w:tcPr>
-          <w:p>
-            <w:r>
-              <w:rPr>
-                <w:b w:val="false"/>
-                <w:bCs w:val="false"/>
-                <w:sz w:val="19"/>
-                <w:szCs w:val="19"/>
-              </w:rPr>
-              <w:t xml:space="preserve">Archive tier / lifecycle</w:t>
-            </w:r>
-          </w:p>
-        </w:tc>
-        <w:tc>
-          <w:tcPr>
-            <w:tcW w:type="dxa" w:w="1807"/>
-            <w:tcBorders>
-              <w:top w:val="single" w:color="C9D2DF" w:sz="4"/>
-              <w:left w:val="single" w:color="C9D2DF" w:sz="4"/>
-              <w:bottom w:val="single" w:color="C9D2DF" w:sz="4"/>
-              <w:right w:val="single" w:color="C9D2DF" w:sz="4"/>
-            </w:tcBorders>
-            <w:tcMar>
-              <w:top w:type="dxa" w:w="60"/>
-              <w:left w:type="dxa" w:w="100"/>
-              <w:bottom w:type="dxa" w:w="60"/>
-              <w:right w:type="dxa" w:w="100"/>
-            </w:tcMar>
-          </w:tcPr>
-          <w:p>
-            <w:r>
-              <w:rPr>
-                <w:b w:val="false"/>
-                <w:bCs w:val="false"/>
-                <w:sz w:val="19"/>
-                <w:szCs w:val="19"/>
-              </w:rPr>
-              <w:t xml:space="preserve">45 %</w:t>
-            </w:r>
-          </w:p>
-        </w:tc>
-      </w:tr>
-    </w:tbl>
-    <w:p>
-      <w:pPr>
-        <w:spacing w:after="120"/>
-      </w:pPr>
+        <w:t xml:space="preserve">7. Alerting and Notifications (Sprint 5)</w:t>
+      </w:r>
     </w:p>
     <w:p>
       <w:pPr>
@@ -8238,1968 +6874,7 @@
         <w:jc w:val="both"/>
       </w:pPr>
       <w:r>
-        <w:t xml:space="preserve">On the demonstration data the engine finds 8 recommendations worth about USD 9.2K per month, led by an idle GPU training VM in development. Budget and forecast alerts catch overruns mid-month, and anomaly detection flags runaway jobs within a day.</w:t>
-      </w:r>
-    </w:p>
-    <w:p>
-      <w:pPr>
-        <w:pStyle w:val="Heading2"/>
-      </w:pPr>
-      <w:r>
-        <w:t xml:space="preserve">8.2 Keeping the platform itself cheap</w:t>
-      </w:r>
-    </w:p>
-    <w:p>
-      <w:pPr>
-        <w:pStyle w:val="ListParagraph"/>
-        <w:numPr>
-          <w:ilvl w:val="0"/>
-          <w:numId w:val="4"/>
-        </w:numPr>
-        <w:spacing w:after="60" w:line="280"/>
-      </w:pPr>
-      <w:r>
-        <w:t xml:space="preserve">Cost Explorer charges USD 0.01 per request, so the daily job re-reads only 3 days, intraday refresh is configurable (6 hours recommended live), and every sync records its API calls: about 2 requests a day (≈ USD 0.60/month) instead of about USD 30 for minute-level polling.</w:t>
-      </w:r>
-    </w:p>
-    <w:p>
-      <w:pPr>
-        <w:pStyle w:val="ListParagraph"/>
-        <w:numPr>
-          <w:ilvl w:val="0"/>
-          <w:numId w:val="4"/>
-        </w:numPr>
-        <w:spacing w:after="60" w:line="280"/>
-      </w:pPr>
-      <w:r>
-        <w:t xml:space="preserve">BigQuery queries filter on the partition column with a 2 GB maximum-bytes-billed guard, keeping usage within the free tier.</w:t>
-      </w:r>
-    </w:p>
-    <w:p>
-      <w:pPr>
-        <w:pStyle w:val="ListParagraph"/>
-        <w:numPr>
-          <w:ilvl w:val="0"/>
-          <w:numId w:val="4"/>
-        </w:numPr>
-        <w:spacing w:after="60" w:line="280"/>
-      </w:pPr>
-      <w:r>
-        <w:t xml:space="preserve">The whole stack runs on one t3.small (single backend worker, in-process scheduler, no Redis), with retention policies, 15-day Prometheus retention and Docker log rotation that keep the disk under 2 GB.</w:t>
-      </w:r>
-    </w:p>
-    <w:p>
-      <w:pPr>
-        <w:pStyle w:val="ListParagraph"/>
-        <w:numPr>
-          <w:ilvl w:val="0"/>
-          <w:numId w:val="4"/>
-        </w:numPr>
-        <w:spacing w:after="60" w:line="280"/>
-      </w:pPr>
-      <w:r>
-        <w:t xml:space="preserve">A multi-stage nginx frontend image (≈ 50 MB), an optional cloud-SDK-free backend image, and an IAM instance role instead of long-lived keys.</w:t>
-      </w:r>
-    </w:p>
-    <w:tbl>
-      <w:tblPr>
-        <w:tblW w:type="dxa" w:w="9026"/>
-        <w:tblBorders>
-          <w:top w:val="single" w:color="auto" w:sz="4"/>
-          <w:left w:val="single" w:color="auto" w:sz="4"/>
-          <w:bottom w:val="single" w:color="auto" w:sz="4"/>
-          <w:right w:val="single" w:color="auto" w:sz="4"/>
-          <w:insideH w:val="single" w:color="auto" w:sz="4"/>
-          <w:insideV w:val="single" w:color="auto" w:sz="4"/>
-        </w:tblBorders>
-      </w:tblPr>
-      <w:tblGrid>
-        <w:gridCol w:w="5641"/>
-        <w:gridCol w:w="3385"/>
-      </w:tblGrid>
-      <w:tr>
-        <w:trPr>
-          <w:tblHeader/>
-        </w:trPr>
-        <w:tc>
-          <w:tcPr>
-            <w:tcW w:type="dxa" w:w="5641"/>
-            <w:tcBorders>
-              <w:top w:val="single" w:color="C9D2DF" w:sz="4"/>
-              <w:left w:val="single" w:color="C9D2DF" w:sz="4"/>
-              <w:bottom w:val="single" w:color="C9D2DF" w:sz="4"/>
-              <w:right w:val="single" w:color="C9D2DF" w:sz="4"/>
-            </w:tcBorders>
-            <w:shd w:fill="1D3A6E" w:color="auto" w:val="clear"/>
-            <w:tcMar>
-              <w:top w:type="dxa" w:w="60"/>
-              <w:left w:type="dxa" w:w="100"/>
-              <w:bottom w:type="dxa" w:w="60"/>
-              <w:right w:type="dxa" w:w="100"/>
-            </w:tcMar>
-          </w:tcPr>
-          <w:p>
-            <w:r>
-              <w:rPr>
-                <w:b/>
-                <w:bCs/>
-                <w:color w:val="FFFFFF"/>
-                <w:sz w:val="19"/>
-                <w:szCs w:val="19"/>
-              </w:rPr>
-              <w:t xml:space="preserve">Staging item</w:t>
-            </w:r>
-          </w:p>
-        </w:tc>
-        <w:tc>
-          <w:tcPr>
-            <w:tcW w:type="dxa" w:w="3385"/>
-            <w:tcBorders>
-              <w:top w:val="single" w:color="C9D2DF" w:sz="4"/>
-              <w:left w:val="single" w:color="C9D2DF" w:sz="4"/>
-              <w:bottom w:val="single" w:color="C9D2DF" w:sz="4"/>
-              <w:right w:val="single" w:color="C9D2DF" w:sz="4"/>
-            </w:tcBorders>
-            <w:shd w:fill="1D3A6E" w:color="auto" w:val="clear"/>
-            <w:tcMar>
-              <w:top w:type="dxa" w:w="60"/>
-              <w:left w:type="dxa" w:w="100"/>
-              <w:bottom w:type="dxa" w:w="60"/>
-              <w:right w:type="dxa" w:w="100"/>
-            </w:tcMar>
-          </w:tcPr>
-          <w:p>
-            <w:r>
-              <w:rPr>
-                <w:b/>
-                <w:bCs/>
-                <w:color w:val="FFFFFF"/>
-                <w:sz w:val="19"/>
-                <w:szCs w:val="19"/>
-              </w:rPr>
-              <w:t xml:space="preserve">USD / month</w:t>
-            </w:r>
-          </w:p>
-        </w:tc>
-      </w:tr>
-      <w:tr>
-        <w:tc>
-          <w:tcPr>
-            <w:tcW w:type="dxa" w:w="5641"/>
-            <w:tcBorders>
-              <w:top w:val="single" w:color="C9D2DF" w:sz="4"/>
-              <w:left w:val="single" w:color="C9D2DF" w:sz="4"/>
-              <w:bottom w:val="single" w:color="C9D2DF" w:sz="4"/>
-              <w:right w:val="single" w:color="C9D2DF" w:sz="4"/>
-            </w:tcBorders>
-            <w:tcMar>
-              <w:top w:type="dxa" w:w="60"/>
-              <w:left w:type="dxa" w:w="100"/>
-              <w:bottom w:type="dxa" w:w="60"/>
-              <w:right w:type="dxa" w:w="100"/>
-            </w:tcMar>
-          </w:tcPr>
-          <w:p>
-            <w:r>
-              <w:rPr>
-                <w:b w:val="false"/>
-                <w:bCs w:val="false"/>
-                <w:sz w:val="19"/>
-                <w:szCs w:val="19"/>
-              </w:rPr>
-              <w:t xml:space="preserve">t3.small on-demand</w:t>
-            </w:r>
-          </w:p>
-        </w:tc>
-        <w:tc>
-          <w:tcPr>
-            <w:tcW w:type="dxa" w:w="3385"/>
-            <w:tcBorders>
-              <w:top w:val="single" w:color="C9D2DF" w:sz="4"/>
-              <w:left w:val="single" w:color="C9D2DF" w:sz="4"/>
-              <w:bottom w:val="single" w:color="C9D2DF" w:sz="4"/>
-              <w:right w:val="single" w:color="C9D2DF" w:sz="4"/>
-            </w:tcBorders>
-            <w:tcMar>
-              <w:top w:type="dxa" w:w="60"/>
-              <w:left w:type="dxa" w:w="100"/>
-              <w:bottom w:type="dxa" w:w="60"/>
-              <w:right w:type="dxa" w:w="100"/>
-            </w:tcMar>
-          </w:tcPr>
-          <w:p>
-            <w:r>
-              <w:rPr>
-                <w:b w:val="false"/>
-                <w:bCs w:val="false"/>
-                <w:sz w:val="19"/>
-                <w:szCs w:val="19"/>
-              </w:rPr>
-              <w:t xml:space="preserve">~15.2</w:t>
-            </w:r>
-          </w:p>
-        </w:tc>
-      </w:tr>
-      <w:tr>
-        <w:tc>
-          <w:tcPr>
-            <w:tcW w:type="dxa" w:w="5641"/>
-            <w:tcBorders>
-              <w:top w:val="single" w:color="C9D2DF" w:sz="4"/>
-              <w:left w:val="single" w:color="C9D2DF" w:sz="4"/>
-              <w:bottom w:val="single" w:color="C9D2DF" w:sz="4"/>
-              <w:right w:val="single" w:color="C9D2DF" w:sz="4"/>
-            </w:tcBorders>
-            <w:tcMar>
-              <w:top w:type="dxa" w:w="60"/>
-              <w:left w:type="dxa" w:w="100"/>
-              <w:bottom w:type="dxa" w:w="60"/>
-              <w:right w:type="dxa" w:w="100"/>
-            </w:tcMar>
-          </w:tcPr>
-          <w:p>
-            <w:r>
-              <w:rPr>
-                <w:b w:val="false"/>
-                <w:bCs w:val="false"/>
-                <w:sz w:val="19"/>
-                <w:szCs w:val="19"/>
-              </w:rPr>
-              <w:t xml:space="preserve">20 GB gp3</w:t>
-            </w:r>
-          </w:p>
-        </w:tc>
-        <w:tc>
-          <w:tcPr>
-            <w:tcW w:type="dxa" w:w="3385"/>
-            <w:tcBorders>
-              <w:top w:val="single" w:color="C9D2DF" w:sz="4"/>
-              <w:left w:val="single" w:color="C9D2DF" w:sz="4"/>
-              <w:bottom w:val="single" w:color="C9D2DF" w:sz="4"/>
-              <w:right w:val="single" w:color="C9D2DF" w:sz="4"/>
-            </w:tcBorders>
-            <w:tcMar>
-              <w:top w:type="dxa" w:w="60"/>
-              <w:left w:type="dxa" w:w="100"/>
-              <w:bottom w:type="dxa" w:w="60"/>
-              <w:right w:type="dxa" w:w="100"/>
-            </w:tcMar>
-          </w:tcPr>
-          <w:p>
-            <w:r>
-              <w:rPr>
-                <w:b w:val="false"/>
-                <w:bCs w:val="false"/>
-                <w:sz w:val="19"/>
-                <w:szCs w:val="19"/>
-              </w:rPr>
-              <w:t xml:space="preserve">~1.9</w:t>
-            </w:r>
-          </w:p>
-        </w:tc>
-      </w:tr>
-      <w:tr>
-        <w:tc>
-          <w:tcPr>
-            <w:tcW w:type="dxa" w:w="5641"/>
-            <w:tcBorders>
-              <w:top w:val="single" w:color="C9D2DF" w:sz="4"/>
-              <w:left w:val="single" w:color="C9D2DF" w:sz="4"/>
-              <w:bottom w:val="single" w:color="C9D2DF" w:sz="4"/>
-              <w:right w:val="single" w:color="C9D2DF" w:sz="4"/>
-            </w:tcBorders>
-            <w:tcMar>
-              <w:top w:type="dxa" w:w="60"/>
-              <w:left w:type="dxa" w:w="100"/>
-              <w:bottom w:type="dxa" w:w="60"/>
-              <w:right w:type="dxa" w:w="100"/>
-            </w:tcMar>
-          </w:tcPr>
-          <w:p>
-            <w:r>
-              <w:rPr>
-                <w:b w:val="false"/>
-                <w:bCs w:val="false"/>
-                <w:sz w:val="19"/>
-                <w:szCs w:val="19"/>
-              </w:rPr>
-              <w:t xml:space="preserve">Public IPv4</w:t>
-            </w:r>
-          </w:p>
-        </w:tc>
-        <w:tc>
-          <w:tcPr>
-            <w:tcW w:type="dxa" w:w="3385"/>
-            <w:tcBorders>
-              <w:top w:val="single" w:color="C9D2DF" w:sz="4"/>
-              <w:left w:val="single" w:color="C9D2DF" w:sz="4"/>
-              <w:bottom w:val="single" w:color="C9D2DF" w:sz="4"/>
-              <w:right w:val="single" w:color="C9D2DF" w:sz="4"/>
-            </w:tcBorders>
-            <w:tcMar>
-              <w:top w:type="dxa" w:w="60"/>
-              <w:left w:type="dxa" w:w="100"/>
-              <w:bottom w:type="dxa" w:w="60"/>
-              <w:right w:type="dxa" w:w="100"/>
-            </w:tcMar>
-          </w:tcPr>
-          <w:p>
-            <w:r>
-              <w:rPr>
-                <w:b w:val="false"/>
-                <w:bCs w:val="false"/>
-                <w:sz w:val="19"/>
-                <w:szCs w:val="19"/>
-              </w:rPr>
-              <w:t xml:space="preserve">~3.6</w:t>
-            </w:r>
-          </w:p>
-        </w:tc>
-      </w:tr>
-      <w:tr>
-        <w:tc>
-          <w:tcPr>
-            <w:tcW w:type="dxa" w:w="5641"/>
-            <w:tcBorders>
-              <w:top w:val="single" w:color="C9D2DF" w:sz="4"/>
-              <w:left w:val="single" w:color="C9D2DF" w:sz="4"/>
-              <w:bottom w:val="single" w:color="C9D2DF" w:sz="4"/>
-              <w:right w:val="single" w:color="C9D2DF" w:sz="4"/>
-            </w:tcBorders>
-            <w:tcMar>
-              <w:top w:type="dxa" w:w="60"/>
-              <w:left w:type="dxa" w:w="100"/>
-              <w:bottom w:type="dxa" w:w="60"/>
-              <w:right w:type="dxa" w:w="100"/>
-            </w:tcMar>
-          </w:tcPr>
-          <w:p>
-            <w:r>
-              <w:rPr>
-                <w:b w:val="false"/>
-                <w:bCs w:val="false"/>
-                <w:sz w:val="19"/>
-                <w:szCs w:val="19"/>
-              </w:rPr>
-              <w:t xml:space="preserve">Cost Explorer API</w:t>
-            </w:r>
-          </w:p>
-        </w:tc>
-        <w:tc>
-          <w:tcPr>
-            <w:tcW w:type="dxa" w:w="3385"/>
-            <w:tcBorders>
-              <w:top w:val="single" w:color="C9D2DF" w:sz="4"/>
-              <w:left w:val="single" w:color="C9D2DF" w:sz="4"/>
-              <w:bottom w:val="single" w:color="C9D2DF" w:sz="4"/>
-              <w:right w:val="single" w:color="C9D2DF" w:sz="4"/>
-            </w:tcBorders>
-            <w:tcMar>
-              <w:top w:type="dxa" w:w="60"/>
-              <w:left w:type="dxa" w:w="100"/>
-              <w:bottom w:type="dxa" w:w="60"/>
-              <w:right w:type="dxa" w:w="100"/>
-            </w:tcMar>
-          </w:tcPr>
-          <w:p>
-            <w:r>
-              <w:rPr>
-                <w:b w:val="false"/>
-                <w:bCs w:val="false"/>
-                <w:sz w:val="19"/>
-                <w:szCs w:val="19"/>
-              </w:rPr>
-              <w:t xml:space="preserve">~0.6</w:t>
-            </w:r>
-          </w:p>
-        </w:tc>
-      </w:tr>
-      <w:tr>
-        <w:tc>
-          <w:tcPr>
-            <w:tcW w:type="dxa" w:w="5641"/>
-            <w:tcBorders>
-              <w:top w:val="single" w:color="C9D2DF" w:sz="4"/>
-              <w:left w:val="single" w:color="C9D2DF" w:sz="4"/>
-              <w:bottom w:val="single" w:color="C9D2DF" w:sz="4"/>
-              <w:right w:val="single" w:color="C9D2DF" w:sz="4"/>
-            </w:tcBorders>
-            <w:tcMar>
-              <w:top w:type="dxa" w:w="60"/>
-              <w:left w:type="dxa" w:w="100"/>
-              <w:bottom w:type="dxa" w:w="60"/>
-              <w:right w:type="dxa" w:w="100"/>
-            </w:tcMar>
-          </w:tcPr>
-          <w:p>
-            <w:r>
-              <w:rPr>
-                <w:b w:val="false"/>
-                <w:bCs w:val="false"/>
-                <w:sz w:val="19"/>
-                <w:szCs w:val="19"/>
-              </w:rPr>
-              <w:t xml:space="preserve">Total</w:t>
-            </w:r>
-          </w:p>
-        </w:tc>
-        <w:tc>
-          <w:tcPr>
-            <w:tcW w:type="dxa" w:w="3385"/>
-            <w:tcBorders>
-              <w:top w:val="single" w:color="C9D2DF" w:sz="4"/>
-              <w:left w:val="single" w:color="C9D2DF" w:sz="4"/>
-              <w:bottom w:val="single" w:color="C9D2DF" w:sz="4"/>
-              <w:right w:val="single" w:color="C9D2DF" w:sz="4"/>
-            </w:tcBorders>
-            <w:tcMar>
-              <w:top w:type="dxa" w:w="60"/>
-              <w:left w:type="dxa" w:w="100"/>
-              <w:bottom w:type="dxa" w:w="60"/>
-              <w:right w:type="dxa" w:w="100"/>
-            </w:tcMar>
-          </w:tcPr>
-          <w:p>
-            <w:r>
-              <w:rPr>
-                <w:b w:val="false"/>
-                <w:bCs w:val="false"/>
-                <w:sz w:val="19"/>
-                <w:szCs w:val="19"/>
-              </w:rPr>
-              <w:t xml:space="preserve">≈ 21 (₹1,770)</w:t>
-            </w:r>
-          </w:p>
-        </w:tc>
-      </w:tr>
-    </w:tbl>
-    <w:p>
-      <w:pPr>
-        <w:pStyle w:val="Heading1"/>
-        <w:pageBreakBefore/>
-      </w:pPr>
-      <w:r>
-        <w:t xml:space="preserve">9. Testing</w:t>
-      </w:r>
-    </w:p>
-    <w:tbl>
-      <w:tblPr>
-        <w:tblW w:type="dxa" w:w="9026"/>
-        <w:tblBorders>
-          <w:top w:val="single" w:color="auto" w:sz="4"/>
-          <w:left w:val="single" w:color="auto" w:sz="4"/>
-          <w:bottom w:val="single" w:color="auto" w:sz="4"/>
-          <w:right w:val="single" w:color="auto" w:sz="4"/>
-          <w:insideH w:val="single" w:color="auto" w:sz="4"/>
-          <w:insideV w:val="single" w:color="auto" w:sz="4"/>
-        </w:tblBorders>
-      </w:tblPr>
-      <w:tblGrid>
-        <w:gridCol w:w="5077"/>
-        <w:gridCol w:w="1692"/>
-        <w:gridCol w:w="2257"/>
-      </w:tblGrid>
-      <w:tr>
-        <w:trPr>
-          <w:tblHeader/>
-        </w:trPr>
-        <w:tc>
-          <w:tcPr>
-            <w:tcW w:type="dxa" w:w="5077"/>
-            <w:tcBorders>
-              <w:top w:val="single" w:color="C9D2DF" w:sz="4"/>
-              <w:left w:val="single" w:color="C9D2DF" w:sz="4"/>
-              <w:bottom w:val="single" w:color="C9D2DF" w:sz="4"/>
-              <w:right w:val="single" w:color="C9D2DF" w:sz="4"/>
-            </w:tcBorders>
-            <w:shd w:fill="1D3A6E" w:color="auto" w:val="clear"/>
-            <w:tcMar>
-              <w:top w:type="dxa" w:w="60"/>
-              <w:left w:type="dxa" w:w="100"/>
-              <w:bottom w:type="dxa" w:w="60"/>
-              <w:right w:type="dxa" w:w="100"/>
-            </w:tcMar>
-          </w:tcPr>
-          <w:p>
-            <w:r>
-              <w:rPr>
-                <w:b/>
-                <w:bCs/>
-                <w:color w:val="FFFFFF"/>
-                <w:sz w:val="19"/>
-                <w:szCs w:val="19"/>
-              </w:rPr>
-              <w:t xml:space="preserve">Suite</w:t>
-            </w:r>
-          </w:p>
-        </w:tc>
-        <w:tc>
-          <w:tcPr>
-            <w:tcW w:type="dxa" w:w="1692"/>
-            <w:tcBorders>
-              <w:top w:val="single" w:color="C9D2DF" w:sz="4"/>
-              <w:left w:val="single" w:color="C9D2DF" w:sz="4"/>
-              <w:bottom w:val="single" w:color="C9D2DF" w:sz="4"/>
-              <w:right w:val="single" w:color="C9D2DF" w:sz="4"/>
-            </w:tcBorders>
-            <w:shd w:fill="1D3A6E" w:color="auto" w:val="clear"/>
-            <w:tcMar>
-              <w:top w:type="dxa" w:w="60"/>
-              <w:left w:type="dxa" w:w="100"/>
-              <w:bottom w:type="dxa" w:w="60"/>
-              <w:right w:type="dxa" w:w="100"/>
-            </w:tcMar>
-          </w:tcPr>
-          <w:p>
-            <w:r>
-              <w:rPr>
-                <w:b/>
-                <w:bCs/>
-                <w:color w:val="FFFFFF"/>
-                <w:sz w:val="19"/>
-                <w:szCs w:val="19"/>
-              </w:rPr>
-              <w:t xml:space="preserve">Tests</w:t>
-            </w:r>
-          </w:p>
-        </w:tc>
-        <w:tc>
-          <w:tcPr>
-            <w:tcW w:type="dxa" w:w="2257"/>
-            <w:tcBorders>
-              <w:top w:val="single" w:color="C9D2DF" w:sz="4"/>
-              <w:left w:val="single" w:color="C9D2DF" w:sz="4"/>
-              <w:bottom w:val="single" w:color="C9D2DF" w:sz="4"/>
-              <w:right w:val="single" w:color="C9D2DF" w:sz="4"/>
-            </w:tcBorders>
-            <w:shd w:fill="1D3A6E" w:color="auto" w:val="clear"/>
-            <w:tcMar>
-              <w:top w:type="dxa" w:w="60"/>
-              <w:left w:type="dxa" w:w="100"/>
-              <w:bottom w:type="dxa" w:w="60"/>
-              <w:right w:type="dxa" w:w="100"/>
-            </w:tcMar>
-          </w:tcPr>
-          <w:p>
-            <w:r>
-              <w:rPr>
-                <w:b/>
-                <w:bCs/>
-                <w:color w:val="FFFFFF"/>
-                <w:sz w:val="19"/>
-                <w:szCs w:val="19"/>
-              </w:rPr>
-              <w:t xml:space="preserve">Result</w:t>
-            </w:r>
-          </w:p>
-        </w:tc>
-      </w:tr>
-      <w:tr>
-        <w:tc>
-          <w:tcPr>
-            <w:tcW w:type="dxa" w:w="5077"/>
-            <w:tcBorders>
-              <w:top w:val="single" w:color="C9D2DF" w:sz="4"/>
-              <w:left w:val="single" w:color="C9D2DF" w:sz="4"/>
-              <w:bottom w:val="single" w:color="C9D2DF" w:sz="4"/>
-              <w:right w:val="single" w:color="C9D2DF" w:sz="4"/>
-            </w:tcBorders>
-            <w:tcMar>
-              <w:top w:type="dxa" w:w="60"/>
-              <w:left w:type="dxa" w:w="100"/>
-              <w:bottom w:type="dxa" w:w="60"/>
-              <w:right w:type="dxa" w:w="100"/>
-            </w:tcMar>
-          </w:tcPr>
-          <w:p>
-            <w:r>
-              <w:rPr>
-                <w:b w:val="false"/>
-                <w:bCs w:val="false"/>
-                <w:sz w:val="19"/>
-                <w:szCs w:val="19"/>
-              </w:rPr>
-              <w:t xml:space="preserve">Backend on SQLite</w:t>
-            </w:r>
-          </w:p>
-        </w:tc>
-        <w:tc>
-          <w:tcPr>
-            <w:tcW w:type="dxa" w:w="1692"/>
-            <w:tcBorders>
-              <w:top w:val="single" w:color="C9D2DF" w:sz="4"/>
-              <w:left w:val="single" w:color="C9D2DF" w:sz="4"/>
-              <w:bottom w:val="single" w:color="C9D2DF" w:sz="4"/>
-              <w:right w:val="single" w:color="C9D2DF" w:sz="4"/>
-            </w:tcBorders>
-            <w:tcMar>
-              <w:top w:type="dxa" w:w="60"/>
-              <w:left w:type="dxa" w:w="100"/>
-              <w:bottom w:type="dxa" w:w="60"/>
-              <w:right w:type="dxa" w:w="100"/>
-            </w:tcMar>
-          </w:tcPr>
-          <w:p>
-            <w:r>
-              <w:rPr>
-                <w:b w:val="false"/>
-                <w:bCs w:val="false"/>
-                <w:sz w:val="19"/>
-                <w:szCs w:val="19"/>
-              </w:rPr>
-              <w:t xml:space="preserve">77</w:t>
-            </w:r>
-          </w:p>
-        </w:tc>
-        <w:tc>
-          <w:tcPr>
-            <w:tcW w:type="dxa" w:w="2257"/>
-            <w:tcBorders>
-              <w:top w:val="single" w:color="C9D2DF" w:sz="4"/>
-              <w:left w:val="single" w:color="C9D2DF" w:sz="4"/>
-              <w:bottom w:val="single" w:color="C9D2DF" w:sz="4"/>
-              <w:right w:val="single" w:color="C9D2DF" w:sz="4"/>
-            </w:tcBorders>
-            <w:tcMar>
-              <w:top w:type="dxa" w:w="60"/>
-              <w:left w:type="dxa" w:w="100"/>
-              <w:bottom w:type="dxa" w:w="60"/>
-              <w:right w:type="dxa" w:w="100"/>
-            </w:tcMar>
-          </w:tcPr>
-          <w:p>
-            <w:r>
-              <w:rPr>
-                <w:b w:val="false"/>
-                <w:bCs w:val="false"/>
-                <w:sz w:val="19"/>
-                <w:szCs w:val="19"/>
-              </w:rPr>
-              <w:t xml:space="preserve">77 passed</w:t>
-            </w:r>
-          </w:p>
-        </w:tc>
-      </w:tr>
-      <w:tr>
-        <w:tc>
-          <w:tcPr>
-            <w:tcW w:type="dxa" w:w="5077"/>
-            <w:tcBorders>
-              <w:top w:val="single" w:color="C9D2DF" w:sz="4"/>
-              <w:left w:val="single" w:color="C9D2DF" w:sz="4"/>
-              <w:bottom w:val="single" w:color="C9D2DF" w:sz="4"/>
-              <w:right w:val="single" w:color="C9D2DF" w:sz="4"/>
-            </w:tcBorders>
-            <w:tcMar>
-              <w:top w:type="dxa" w:w="60"/>
-              <w:left w:type="dxa" w:w="100"/>
-              <w:bottom w:type="dxa" w:w="60"/>
-              <w:right w:type="dxa" w:w="100"/>
-            </w:tcMar>
-          </w:tcPr>
-          <w:p>
-            <w:r>
-              <w:rPr>
-                <w:b w:val="false"/>
-                <w:bCs w:val="false"/>
-                <w:sz w:val="19"/>
-                <w:szCs w:val="19"/>
-              </w:rPr>
-              <w:t xml:space="preserve">Backend on PostgreSQL 16</w:t>
-            </w:r>
-          </w:p>
-        </w:tc>
-        <w:tc>
-          <w:tcPr>
-            <w:tcW w:type="dxa" w:w="1692"/>
-            <w:tcBorders>
-              <w:top w:val="single" w:color="C9D2DF" w:sz="4"/>
-              <w:left w:val="single" w:color="C9D2DF" w:sz="4"/>
-              <w:bottom w:val="single" w:color="C9D2DF" w:sz="4"/>
-              <w:right w:val="single" w:color="C9D2DF" w:sz="4"/>
-            </w:tcBorders>
-            <w:tcMar>
-              <w:top w:type="dxa" w:w="60"/>
-              <w:left w:type="dxa" w:w="100"/>
-              <w:bottom w:type="dxa" w:w="60"/>
-              <w:right w:type="dxa" w:w="100"/>
-            </w:tcMar>
-          </w:tcPr>
-          <w:p>
-            <w:r>
-              <w:rPr>
-                <w:b w:val="false"/>
-                <w:bCs w:val="false"/>
-                <w:sz w:val="19"/>
-                <w:szCs w:val="19"/>
-              </w:rPr>
-              <w:t xml:space="preserve">77</w:t>
-            </w:r>
-          </w:p>
-        </w:tc>
-        <w:tc>
-          <w:tcPr>
-            <w:tcW w:type="dxa" w:w="2257"/>
-            <w:tcBorders>
-              <w:top w:val="single" w:color="C9D2DF" w:sz="4"/>
-              <w:left w:val="single" w:color="C9D2DF" w:sz="4"/>
-              <w:bottom w:val="single" w:color="C9D2DF" w:sz="4"/>
-              <w:right w:val="single" w:color="C9D2DF" w:sz="4"/>
-            </w:tcBorders>
-            <w:tcMar>
-              <w:top w:type="dxa" w:w="60"/>
-              <w:left w:type="dxa" w:w="100"/>
-              <w:bottom w:type="dxa" w:w="60"/>
-              <w:right w:type="dxa" w:w="100"/>
-            </w:tcMar>
-          </w:tcPr>
-          <w:p>
-            <w:r>
-              <w:rPr>
-                <w:b w:val="false"/>
-                <w:bCs w:val="false"/>
-                <w:sz w:val="19"/>
-                <w:szCs w:val="19"/>
-              </w:rPr>
-              <w:t xml:space="preserve">77 passed</w:t>
-            </w:r>
-          </w:p>
-        </w:tc>
-      </w:tr>
-      <w:tr>
-        <w:tc>
-          <w:tcPr>
-            <w:tcW w:type="dxa" w:w="5077"/>
-            <w:tcBorders>
-              <w:top w:val="single" w:color="C9D2DF" w:sz="4"/>
-              <w:left w:val="single" w:color="C9D2DF" w:sz="4"/>
-              <w:bottom w:val="single" w:color="C9D2DF" w:sz="4"/>
-              <w:right w:val="single" w:color="C9D2DF" w:sz="4"/>
-            </w:tcBorders>
-            <w:tcMar>
-              <w:top w:type="dxa" w:w="60"/>
-              <w:left w:type="dxa" w:w="100"/>
-              <w:bottom w:type="dxa" w:w="60"/>
-              <w:right w:type="dxa" w:w="100"/>
-            </w:tcMar>
-          </w:tcPr>
-          <w:p>
-            <w:r>
-              <w:rPr>
-                <w:b w:val="false"/>
-                <w:bCs w:val="false"/>
-                <w:sz w:val="19"/>
-                <w:szCs w:val="19"/>
-              </w:rPr>
-              <w:t xml:space="preserve">Backend with pinned requirements (clean venv)</w:t>
-            </w:r>
-          </w:p>
-        </w:tc>
-        <w:tc>
-          <w:tcPr>
-            <w:tcW w:type="dxa" w:w="1692"/>
-            <w:tcBorders>
-              <w:top w:val="single" w:color="C9D2DF" w:sz="4"/>
-              <w:left w:val="single" w:color="C9D2DF" w:sz="4"/>
-              <w:bottom w:val="single" w:color="C9D2DF" w:sz="4"/>
-              <w:right w:val="single" w:color="C9D2DF" w:sz="4"/>
-            </w:tcBorders>
-            <w:tcMar>
-              <w:top w:type="dxa" w:w="60"/>
-              <w:left w:type="dxa" w:w="100"/>
-              <w:bottom w:type="dxa" w:w="60"/>
-              <w:right w:type="dxa" w:w="100"/>
-            </w:tcMar>
-          </w:tcPr>
-          <w:p>
-            <w:r>
-              <w:rPr>
-                <w:b w:val="false"/>
-                <w:bCs w:val="false"/>
-                <w:sz w:val="19"/>
-                <w:szCs w:val="19"/>
-              </w:rPr>
-              <w:t xml:space="preserve">77</w:t>
-            </w:r>
-          </w:p>
-        </w:tc>
-        <w:tc>
-          <w:tcPr>
-            <w:tcW w:type="dxa" w:w="2257"/>
-            <w:tcBorders>
-              <w:top w:val="single" w:color="C9D2DF" w:sz="4"/>
-              <w:left w:val="single" w:color="C9D2DF" w:sz="4"/>
-              <w:bottom w:val="single" w:color="C9D2DF" w:sz="4"/>
-              <w:right w:val="single" w:color="C9D2DF" w:sz="4"/>
-            </w:tcBorders>
-            <w:tcMar>
-              <w:top w:type="dxa" w:w="60"/>
-              <w:left w:type="dxa" w:w="100"/>
-              <w:bottom w:type="dxa" w:w="60"/>
-              <w:right w:type="dxa" w:w="100"/>
-            </w:tcMar>
-          </w:tcPr>
-          <w:p>
-            <w:r>
-              <w:rPr>
-                <w:b w:val="false"/>
-                <w:bCs w:val="false"/>
-                <w:sz w:val="19"/>
-                <w:szCs w:val="19"/>
-              </w:rPr>
-              <w:t xml:space="preserve">77 passed</w:t>
-            </w:r>
-          </w:p>
-        </w:tc>
-      </w:tr>
-      <w:tr>
-        <w:tc>
-          <w:tcPr>
-            <w:tcW w:type="dxa" w:w="5077"/>
-            <w:tcBorders>
-              <w:top w:val="single" w:color="C9D2DF" w:sz="4"/>
-              <w:left w:val="single" w:color="C9D2DF" w:sz="4"/>
-              <w:bottom w:val="single" w:color="C9D2DF" w:sz="4"/>
-              <w:right w:val="single" w:color="C9D2DF" w:sz="4"/>
-            </w:tcBorders>
-            <w:tcMar>
-              <w:top w:type="dxa" w:w="60"/>
-              <w:left w:type="dxa" w:w="100"/>
-              <w:bottom w:type="dxa" w:w="60"/>
-              <w:right w:type="dxa" w:w="100"/>
-            </w:tcMar>
-          </w:tcPr>
-          <w:p>
-            <w:r>
-              <w:rPr>
-                <w:b w:val="false"/>
-                <w:bCs w:val="false"/>
-                <w:sz w:val="19"/>
-                <w:szCs w:val="19"/>
-              </w:rPr>
-              <w:t xml:space="preserve">Frontend (Vitest)</w:t>
-            </w:r>
-          </w:p>
-        </w:tc>
-        <w:tc>
-          <w:tcPr>
-            <w:tcW w:type="dxa" w:w="1692"/>
-            <w:tcBorders>
-              <w:top w:val="single" w:color="C9D2DF" w:sz="4"/>
-              <w:left w:val="single" w:color="C9D2DF" w:sz="4"/>
-              <w:bottom w:val="single" w:color="C9D2DF" w:sz="4"/>
-              <w:right w:val="single" w:color="C9D2DF" w:sz="4"/>
-            </w:tcBorders>
-            <w:tcMar>
-              <w:top w:type="dxa" w:w="60"/>
-              <w:left w:type="dxa" w:w="100"/>
-              <w:bottom w:type="dxa" w:w="60"/>
-              <w:right w:type="dxa" w:w="100"/>
-            </w:tcMar>
-          </w:tcPr>
-          <w:p>
-            <w:r>
-              <w:rPr>
-                <w:b w:val="false"/>
-                <w:bCs w:val="false"/>
-                <w:sz w:val="19"/>
-                <w:szCs w:val="19"/>
-              </w:rPr>
-              <w:t xml:space="preserve">9</w:t>
-            </w:r>
-          </w:p>
-        </w:tc>
-        <w:tc>
-          <w:tcPr>
-            <w:tcW w:type="dxa" w:w="2257"/>
-            <w:tcBorders>
-              <w:top w:val="single" w:color="C9D2DF" w:sz="4"/>
-              <w:left w:val="single" w:color="C9D2DF" w:sz="4"/>
-              <w:bottom w:val="single" w:color="C9D2DF" w:sz="4"/>
-              <w:right w:val="single" w:color="C9D2DF" w:sz="4"/>
-            </w:tcBorders>
-            <w:tcMar>
-              <w:top w:type="dxa" w:w="60"/>
-              <w:left w:type="dxa" w:w="100"/>
-              <w:bottom w:type="dxa" w:w="60"/>
-              <w:right w:type="dxa" w:w="100"/>
-            </w:tcMar>
-          </w:tcPr>
-          <w:p>
-            <w:r>
-              <w:rPr>
-                <w:b w:val="false"/>
-                <w:bCs w:val="false"/>
-                <w:sz w:val="19"/>
-                <w:szCs w:val="19"/>
-              </w:rPr>
-              <w:t xml:space="preserve">9 passed</w:t>
-            </w:r>
-          </w:p>
-        </w:tc>
-      </w:tr>
-      <w:tr>
-        <w:tc>
-          <w:tcPr>
-            <w:tcW w:type="dxa" w:w="5077"/>
-            <w:tcBorders>
-              <w:top w:val="single" w:color="C9D2DF" w:sz="4"/>
-              <w:left w:val="single" w:color="C9D2DF" w:sz="4"/>
-              <w:bottom w:val="single" w:color="C9D2DF" w:sz="4"/>
-              <w:right w:val="single" w:color="C9D2DF" w:sz="4"/>
-            </w:tcBorders>
-            <w:tcMar>
-              <w:top w:type="dxa" w:w="60"/>
-              <w:left w:type="dxa" w:w="100"/>
-              <w:bottom w:type="dxa" w:w="60"/>
-              <w:right w:type="dxa" w:w="100"/>
-            </w:tcMar>
-          </w:tcPr>
-          <w:p>
-            <w:r>
-              <w:rPr>
-                <w:b w:val="false"/>
-                <w:bCs w:val="false"/>
-                <w:sz w:val="19"/>
-                <w:szCs w:val="19"/>
-              </w:rPr>
-              <w:t xml:space="preserve">promtool / amtool / docker compose config</w:t>
-            </w:r>
-          </w:p>
-        </w:tc>
-        <w:tc>
-          <w:tcPr>
-            <w:tcW w:type="dxa" w:w="1692"/>
-            <w:tcBorders>
-              <w:top w:val="single" w:color="C9D2DF" w:sz="4"/>
-              <w:left w:val="single" w:color="C9D2DF" w:sz="4"/>
-              <w:bottom w:val="single" w:color="C9D2DF" w:sz="4"/>
-              <w:right w:val="single" w:color="C9D2DF" w:sz="4"/>
-            </w:tcBorders>
-            <w:tcMar>
-              <w:top w:type="dxa" w:w="60"/>
-              <w:left w:type="dxa" w:w="100"/>
-              <w:bottom w:type="dxa" w:w="60"/>
-              <w:right w:type="dxa" w:w="100"/>
-            </w:tcMar>
-          </w:tcPr>
-          <w:p>
-            <w:r>
-              <w:rPr>
-                <w:b w:val="false"/>
-                <w:bCs w:val="false"/>
-                <w:sz w:val="19"/>
-                <w:szCs w:val="19"/>
-              </w:rPr>
-              <w:t xml:space="preserve">—</w:t>
-            </w:r>
-          </w:p>
-        </w:tc>
-        <w:tc>
-          <w:tcPr>
-            <w:tcW w:type="dxa" w:w="2257"/>
-            <w:tcBorders>
-              <w:top w:val="single" w:color="C9D2DF" w:sz="4"/>
-              <w:left w:val="single" w:color="C9D2DF" w:sz="4"/>
-              <w:bottom w:val="single" w:color="C9D2DF" w:sz="4"/>
-              <w:right w:val="single" w:color="C9D2DF" w:sz="4"/>
-            </w:tcBorders>
-            <w:tcMar>
-              <w:top w:type="dxa" w:w="60"/>
-              <w:left w:type="dxa" w:w="100"/>
-              <w:bottom w:type="dxa" w:w="60"/>
-              <w:right w:type="dxa" w:w="100"/>
-            </w:tcMar>
-          </w:tcPr>
-          <w:p>
-            <w:r>
-              <w:rPr>
-                <w:b w:val="false"/>
-                <w:bCs w:val="false"/>
-                <w:sz w:val="19"/>
-                <w:szCs w:val="19"/>
-              </w:rPr>
-              <w:t xml:space="preserve">valid</w:t>
-            </w:r>
-          </w:p>
-        </w:tc>
-      </w:tr>
-      <w:tr>
-        <w:tc>
-          <w:tcPr>
-            <w:tcW w:type="dxa" w:w="5077"/>
-            <w:tcBorders>
-              <w:top w:val="single" w:color="C9D2DF" w:sz="4"/>
-              <w:left w:val="single" w:color="C9D2DF" w:sz="4"/>
-              <w:bottom w:val="single" w:color="C9D2DF" w:sz="4"/>
-              <w:right w:val="single" w:color="C9D2DF" w:sz="4"/>
-            </w:tcBorders>
-            <w:tcMar>
-              <w:top w:type="dxa" w:w="60"/>
-              <w:left w:type="dxa" w:w="100"/>
-              <w:bottom w:type="dxa" w:w="60"/>
-              <w:right w:type="dxa" w:w="100"/>
-            </w:tcMar>
-          </w:tcPr>
-          <w:p>
-            <w:r>
-              <w:rPr>
-                <w:b w:val="false"/>
-                <w:bCs w:val="false"/>
-                <w:sz w:val="19"/>
-                <w:szCs w:val="19"/>
-              </w:rPr>
-              <w:t xml:space="preserve">End-to-end alert pipeline</w:t>
-            </w:r>
-          </w:p>
-        </w:tc>
-        <w:tc>
-          <w:tcPr>
-            <w:tcW w:type="dxa" w:w="1692"/>
-            <w:tcBorders>
-              <w:top w:val="single" w:color="C9D2DF" w:sz="4"/>
-              <w:left w:val="single" w:color="C9D2DF" w:sz="4"/>
-              <w:bottom w:val="single" w:color="C9D2DF" w:sz="4"/>
-              <w:right w:val="single" w:color="C9D2DF" w:sz="4"/>
-            </w:tcBorders>
-            <w:tcMar>
-              <w:top w:type="dxa" w:w="60"/>
-              <w:left w:type="dxa" w:w="100"/>
-              <w:bottom w:type="dxa" w:w="60"/>
-              <w:right w:type="dxa" w:w="100"/>
-            </w:tcMar>
-          </w:tcPr>
-          <w:p>
-            <w:r>
-              <w:rPr>
-                <w:b w:val="false"/>
-                <w:bCs w:val="false"/>
-                <w:sz w:val="19"/>
-                <w:szCs w:val="19"/>
-              </w:rPr>
-              <w:t xml:space="preserve">5 steps</w:t>
-            </w:r>
-          </w:p>
-        </w:tc>
-        <w:tc>
-          <w:tcPr>
-            <w:tcW w:type="dxa" w:w="2257"/>
-            <w:tcBorders>
-              <w:top w:val="single" w:color="C9D2DF" w:sz="4"/>
-              <w:left w:val="single" w:color="C9D2DF" w:sz="4"/>
-              <w:bottom w:val="single" w:color="C9D2DF" w:sz="4"/>
-              <w:right w:val="single" w:color="C9D2DF" w:sz="4"/>
-            </w:tcBorders>
-            <w:tcMar>
-              <w:top w:type="dxa" w:w="60"/>
-              <w:left w:type="dxa" w:w="100"/>
-              <w:bottom w:type="dxa" w:w="60"/>
-              <w:right w:type="dxa" w:w="100"/>
-            </w:tcMar>
-          </w:tcPr>
-          <w:p>
-            <w:r>
-              <w:rPr>
-                <w:b w:val="false"/>
-                <w:bCs w:val="false"/>
-                <w:sz w:val="19"/>
-                <w:szCs w:val="19"/>
-              </w:rPr>
-              <w:t xml:space="preserve">passed</w:t>
-            </w:r>
-          </w:p>
-        </w:tc>
-      </w:tr>
-    </w:tbl>
-    <w:p>
-      <w:pPr>
-        <w:spacing w:after="120"/>
-      </w:pPr>
-    </w:p>
-    <w:p>
-      <w:pPr>
-        <w:spacing w:after="120" w:line="300"/>
-        <w:jc w:val="both"/>
-      </w:pPr>
-      <w:r>
-        <w:t xml:space="preserve">Backend line coverage is 85 % (analytics 96 %, alert engine 94 %). Key automated checks: breakdowns by provider, environment, type and service always add up to the period total; re-syncing never changes row counts; viewers receive HTTP 403 on every write endpoint; an injected cost spike is detected as an anomaly; Alertmanager duplicates are ignored; and Slack and Teams payloads have the expected structure.</w:t>
-      </w:r>
-    </w:p>
-    <w:p>
-      <w:pPr>
-        <w:spacing w:after="120" w:line="300"/>
-        <w:jc w:val="both"/>
-      </w:pPr>
-      <w:r>
-        <w:t xml:space="preserve">End-to-end, real Prometheus 2.55.1 and Alertmanager 0.27.0 were run against the backend: an injected AWS cost spike caused four rules to fire, eight messages (Slack and Teams) were delivered, and clearing the spike produced RESOLVED messages. Every screen was captured with Playwright in both themes and at phone width, with no application console errors.</w:t>
-      </w:r>
-    </w:p>
-    <w:tbl>
-      <w:tblPr>
-        <w:tblW w:type="dxa" w:w="9026"/>
-        <w:tblBorders>
-          <w:top w:val="single" w:color="auto" w:sz="4"/>
-          <w:left w:val="single" w:color="auto" w:sz="4"/>
-          <w:bottom w:val="single" w:color="auto" w:sz="4"/>
-          <w:right w:val="single" w:color="auto" w:sz="4"/>
-          <w:insideH w:val="single" w:color="auto" w:sz="4"/>
-          <w:insideV w:val="single" w:color="auto" w:sz="4"/>
-        </w:tblBorders>
-      </w:tblPr>
-      <w:tblGrid>
-        <w:gridCol w:w="1128"/>
-        <w:gridCol w:w="3948"/>
-        <w:gridCol w:w="3950"/>
-      </w:tblGrid>
-      <w:tr>
-        <w:trPr>
-          <w:tblHeader/>
-        </w:trPr>
-        <w:tc>
-          <w:tcPr>
-            <w:tcW w:type="dxa" w:w="1128"/>
-            <w:tcBorders>
-              <w:top w:val="single" w:color="C9D2DF" w:sz="4"/>
-              <w:left w:val="single" w:color="C9D2DF" w:sz="4"/>
-              <w:bottom w:val="single" w:color="C9D2DF" w:sz="4"/>
-              <w:right w:val="single" w:color="C9D2DF" w:sz="4"/>
-            </w:tcBorders>
-            <w:shd w:fill="1D3A6E" w:color="auto" w:val="clear"/>
-            <w:tcMar>
-              <w:top w:type="dxa" w:w="60"/>
-              <w:left w:type="dxa" w:w="100"/>
-              <w:bottom w:type="dxa" w:w="60"/>
-              <w:right w:type="dxa" w:w="100"/>
-            </w:tcMar>
-          </w:tcPr>
-          <w:p>
-            <w:r>
-              <w:rPr>
-                <w:b/>
-                <w:bCs/>
-                <w:color w:val="FFFFFF"/>
-                <w:sz w:val="19"/>
-                <w:szCs w:val="19"/>
-              </w:rPr>
-              <w:t xml:space="preserve">ID</w:t>
-            </w:r>
-          </w:p>
-        </w:tc>
-        <w:tc>
-          <w:tcPr>
-            <w:tcW w:type="dxa" w:w="3948"/>
-            <w:tcBorders>
-              <w:top w:val="single" w:color="C9D2DF" w:sz="4"/>
-              <w:left w:val="single" w:color="C9D2DF" w:sz="4"/>
-              <w:bottom w:val="single" w:color="C9D2DF" w:sz="4"/>
-              <w:right w:val="single" w:color="C9D2DF" w:sz="4"/>
-            </w:tcBorders>
-            <w:shd w:fill="1D3A6E" w:color="auto" w:val="clear"/>
-            <w:tcMar>
-              <w:top w:type="dxa" w:w="60"/>
-              <w:left w:type="dxa" w:w="100"/>
-              <w:bottom w:type="dxa" w:w="60"/>
-              <w:right w:type="dxa" w:w="100"/>
-            </w:tcMar>
-          </w:tcPr>
-          <w:p>
-            <w:r>
-              <w:rPr>
-                <w:b/>
-                <w:bCs/>
-                <w:color w:val="FFFFFF"/>
-                <w:sz w:val="19"/>
-                <w:szCs w:val="19"/>
-              </w:rPr>
-              <w:t xml:space="preserve">UI test case</w:t>
-            </w:r>
-          </w:p>
-        </w:tc>
-        <w:tc>
-          <w:tcPr>
-            <w:tcW w:type="dxa" w:w="3950"/>
-            <w:tcBorders>
-              <w:top w:val="single" w:color="C9D2DF" w:sz="4"/>
-              <w:left w:val="single" w:color="C9D2DF" w:sz="4"/>
-              <w:bottom w:val="single" w:color="C9D2DF" w:sz="4"/>
-              <w:right w:val="single" w:color="C9D2DF" w:sz="4"/>
-            </w:tcBorders>
-            <w:shd w:fill="1D3A6E" w:color="auto" w:val="clear"/>
-            <w:tcMar>
-              <w:top w:type="dxa" w:w="60"/>
-              <w:left w:type="dxa" w:w="100"/>
-              <w:bottom w:type="dxa" w:w="60"/>
-              <w:right w:type="dxa" w:w="100"/>
-            </w:tcMar>
-          </w:tcPr>
-          <w:p>
-            <w:r>
-              <w:rPr>
-                <w:b/>
-                <w:bCs/>
-                <w:color w:val="FFFFFF"/>
-                <w:sz w:val="19"/>
-                <w:szCs w:val="19"/>
-              </w:rPr>
-              <w:t xml:space="preserve">Expected</w:t>
-            </w:r>
-          </w:p>
-        </w:tc>
-      </w:tr>
-      <w:tr>
-        <w:tc>
-          <w:tcPr>
-            <w:tcW w:type="dxa" w:w="1128"/>
-            <w:tcBorders>
-              <w:top w:val="single" w:color="C9D2DF" w:sz="4"/>
-              <w:left w:val="single" w:color="C9D2DF" w:sz="4"/>
-              <w:bottom w:val="single" w:color="C9D2DF" w:sz="4"/>
-              <w:right w:val="single" w:color="C9D2DF" w:sz="4"/>
-            </w:tcBorders>
-            <w:tcMar>
-              <w:top w:type="dxa" w:w="60"/>
-              <w:left w:type="dxa" w:w="100"/>
-              <w:bottom w:type="dxa" w:w="60"/>
-              <w:right w:type="dxa" w:w="100"/>
-            </w:tcMar>
-          </w:tcPr>
-          <w:p>
-            <w:r>
-              <w:rPr>
-                <w:b w:val="false"/>
-                <w:bCs w:val="false"/>
-                <w:sz w:val="19"/>
-                <w:szCs w:val="19"/>
-              </w:rPr>
-              <w:t xml:space="preserve">UI-02</w:t>
-            </w:r>
-          </w:p>
-        </w:tc>
-        <w:tc>
-          <w:tcPr>
-            <w:tcW w:type="dxa" w:w="3948"/>
-            <w:tcBorders>
-              <w:top w:val="single" w:color="C9D2DF" w:sz="4"/>
-              <w:left w:val="single" w:color="C9D2DF" w:sz="4"/>
-              <w:bottom w:val="single" w:color="C9D2DF" w:sz="4"/>
-              <w:right w:val="single" w:color="C9D2DF" w:sz="4"/>
-            </w:tcBorders>
-            <w:tcMar>
-              <w:top w:type="dxa" w:w="60"/>
-              <w:left w:type="dxa" w:w="100"/>
-              <w:bottom w:type="dxa" w:w="60"/>
-              <w:right w:type="dxa" w:w="100"/>
-            </w:tcMar>
-          </w:tcPr>
-          <w:p>
-            <w:r>
-              <w:rPr>
-                <w:b w:val="false"/>
-                <w:bCs w:val="false"/>
-                <w:sz w:val="19"/>
-                <w:szCs w:val="19"/>
-              </w:rPr>
-              <w:t xml:space="preserve">Sign in as viewer</w:t>
-            </w:r>
-          </w:p>
-        </w:tc>
-        <w:tc>
-          <w:tcPr>
-            <w:tcW w:type="dxa" w:w="3950"/>
-            <w:tcBorders>
-              <w:top w:val="single" w:color="C9D2DF" w:sz="4"/>
-              <w:left w:val="single" w:color="C9D2DF" w:sz="4"/>
-              <w:bottom w:val="single" w:color="C9D2DF" w:sz="4"/>
-              <w:right w:val="single" w:color="C9D2DF" w:sz="4"/>
-            </w:tcBorders>
-            <w:tcMar>
-              <w:top w:type="dxa" w:w="60"/>
-              <w:left w:type="dxa" w:w="100"/>
-              <w:bottom w:type="dxa" w:w="60"/>
-              <w:right w:type="dxa" w:w="100"/>
-            </w:tcMar>
-          </w:tcPr>
-          <w:p>
-            <w:r>
-              <w:rPr>
-                <w:b w:val="false"/>
-                <w:bCs w:val="false"/>
-                <w:sz w:val="19"/>
-                <w:szCs w:val="19"/>
-              </w:rPr>
-              <w:t xml:space="preserve">Admin menus and actions hidden; Settings read-only</w:t>
-            </w:r>
-          </w:p>
-        </w:tc>
-      </w:tr>
-      <w:tr>
-        <w:tc>
-          <w:tcPr>
-            <w:tcW w:type="dxa" w:w="1128"/>
-            <w:tcBorders>
-              <w:top w:val="single" w:color="C9D2DF" w:sz="4"/>
-              <w:left w:val="single" w:color="C9D2DF" w:sz="4"/>
-              <w:bottom w:val="single" w:color="C9D2DF" w:sz="4"/>
-              <w:right w:val="single" w:color="C9D2DF" w:sz="4"/>
-            </w:tcBorders>
-            <w:tcMar>
-              <w:top w:type="dxa" w:w="60"/>
-              <w:left w:type="dxa" w:w="100"/>
-              <w:bottom w:type="dxa" w:w="60"/>
-              <w:right w:type="dxa" w:w="100"/>
-            </w:tcMar>
-          </w:tcPr>
-          <w:p>
-            <w:r>
-              <w:rPr>
-                <w:b w:val="false"/>
-                <w:bCs w:val="false"/>
-                <w:sz w:val="19"/>
-                <w:szCs w:val="19"/>
-              </w:rPr>
-              <w:t xml:space="preserve">UI-04</w:t>
-            </w:r>
-          </w:p>
-        </w:tc>
-        <w:tc>
-          <w:tcPr>
-            <w:tcW w:type="dxa" w:w="3948"/>
-            <w:tcBorders>
-              <w:top w:val="single" w:color="C9D2DF" w:sz="4"/>
-              <w:left w:val="single" w:color="C9D2DF" w:sz="4"/>
-              <w:bottom w:val="single" w:color="C9D2DF" w:sz="4"/>
-              <w:right w:val="single" w:color="C9D2DF" w:sz="4"/>
-            </w:tcBorders>
-            <w:tcMar>
-              <w:top w:type="dxa" w:w="60"/>
-              <w:left w:type="dxa" w:w="100"/>
-              <w:bottom w:type="dxa" w:w="60"/>
-              <w:right w:type="dxa" w:w="100"/>
-            </w:tcMar>
-          </w:tcPr>
-          <w:p>
-            <w:r>
-              <w:rPr>
-                <w:b w:val="false"/>
-                <w:bCs w:val="false"/>
-                <w:sz w:val="19"/>
-                <w:szCs w:val="19"/>
-              </w:rPr>
-              <w:t xml:space="preserve">Switch to INR</w:t>
-            </w:r>
-          </w:p>
-        </w:tc>
-        <w:tc>
-          <w:tcPr>
-            <w:tcW w:type="dxa" w:w="3950"/>
-            <w:tcBorders>
-              <w:top w:val="single" w:color="C9D2DF" w:sz="4"/>
-              <w:left w:val="single" w:color="C9D2DF" w:sz="4"/>
-              <w:bottom w:val="single" w:color="C9D2DF" w:sz="4"/>
-              <w:right w:val="single" w:color="C9D2DF" w:sz="4"/>
-            </w:tcBorders>
-            <w:tcMar>
-              <w:top w:type="dxa" w:w="60"/>
-              <w:left w:type="dxa" w:w="100"/>
-              <w:bottom w:type="dxa" w:w="60"/>
-              <w:right w:type="dxa" w:w="100"/>
-            </w:tcMar>
-          </w:tcPr>
-          <w:p>
-            <w:r>
-              <w:rPr>
-                <w:b w:val="false"/>
-                <w:bCs w:val="false"/>
-                <w:sz w:val="19"/>
-                <w:szCs w:val="19"/>
-              </w:rPr>
-              <w:t xml:space="preserve">Amounts in ₹ with lakh/crore units</w:t>
-            </w:r>
-          </w:p>
-        </w:tc>
-      </w:tr>
-      <w:tr>
-        <w:tc>
-          <w:tcPr>
-            <w:tcW w:type="dxa" w:w="1128"/>
-            <w:tcBorders>
-              <w:top w:val="single" w:color="C9D2DF" w:sz="4"/>
-              <w:left w:val="single" w:color="C9D2DF" w:sz="4"/>
-              <w:bottom w:val="single" w:color="C9D2DF" w:sz="4"/>
-              <w:right w:val="single" w:color="C9D2DF" w:sz="4"/>
-            </w:tcBorders>
-            <w:tcMar>
-              <w:top w:type="dxa" w:w="60"/>
-              <w:left w:type="dxa" w:w="100"/>
-              <w:bottom w:type="dxa" w:w="60"/>
-              <w:right w:type="dxa" w:w="100"/>
-            </w:tcMar>
-          </w:tcPr>
-          <w:p>
-            <w:r>
-              <w:rPr>
-                <w:b w:val="false"/>
-                <w:bCs w:val="false"/>
-                <w:sz w:val="19"/>
-                <w:szCs w:val="19"/>
-              </w:rPr>
-              <w:t xml:space="preserve">UI-05</w:t>
-            </w:r>
-          </w:p>
-        </w:tc>
-        <w:tc>
-          <w:tcPr>
-            <w:tcW w:type="dxa" w:w="3948"/>
-            <w:tcBorders>
-              <w:top w:val="single" w:color="C9D2DF" w:sz="4"/>
-              <w:left w:val="single" w:color="C9D2DF" w:sz="4"/>
-              <w:bottom w:val="single" w:color="C9D2DF" w:sz="4"/>
-              <w:right w:val="single" w:color="C9D2DF" w:sz="4"/>
-            </w:tcBorders>
-            <w:tcMar>
-              <w:top w:type="dxa" w:w="60"/>
-              <w:left w:type="dxa" w:w="100"/>
-              <w:bottom w:type="dxa" w:w="60"/>
-              <w:right w:type="dxa" w:w="100"/>
-            </w:tcMar>
-          </w:tcPr>
-          <w:p>
-            <w:r>
-              <w:rPr>
-                <w:b w:val="false"/>
-                <w:bCs w:val="false"/>
-                <w:sz w:val="19"/>
-                <w:szCs w:val="19"/>
-              </w:rPr>
-              <w:t xml:space="preserve">Filter AWS</w:t>
-            </w:r>
-          </w:p>
-        </w:tc>
-        <w:tc>
-          <w:tcPr>
-            <w:tcW w:type="dxa" w:w="3950"/>
-            <w:tcBorders>
-              <w:top w:val="single" w:color="C9D2DF" w:sz="4"/>
-              <w:left w:val="single" w:color="C9D2DF" w:sz="4"/>
-              <w:bottom w:val="single" w:color="C9D2DF" w:sz="4"/>
-              <w:right w:val="single" w:color="C9D2DF" w:sz="4"/>
-            </w:tcBorders>
-            <w:tcMar>
-              <w:top w:type="dxa" w:w="60"/>
-              <w:left w:type="dxa" w:w="100"/>
-              <w:bottom w:type="dxa" w:w="60"/>
-              <w:right w:type="dxa" w:w="100"/>
-            </w:tcMar>
-          </w:tcPr>
-          <w:p>
-            <w:r>
-              <w:rPr>
-                <w:b w:val="false"/>
-                <w:bCs w:val="false"/>
-                <w:sz w:val="19"/>
-                <w:szCs w:val="19"/>
-              </w:rPr>
-              <w:t xml:space="preserve">All widgets limited to AWS; AWS budget used</w:t>
-            </w:r>
-          </w:p>
-        </w:tc>
-      </w:tr>
-      <w:tr>
-        <w:tc>
-          <w:tcPr>
-            <w:tcW w:type="dxa" w:w="1128"/>
-            <w:tcBorders>
-              <w:top w:val="single" w:color="C9D2DF" w:sz="4"/>
-              <w:left w:val="single" w:color="C9D2DF" w:sz="4"/>
-              <w:bottom w:val="single" w:color="C9D2DF" w:sz="4"/>
-              <w:right w:val="single" w:color="C9D2DF" w:sz="4"/>
-            </w:tcBorders>
-            <w:tcMar>
-              <w:top w:type="dxa" w:w="60"/>
-              <w:left w:type="dxa" w:w="100"/>
-              <w:bottom w:type="dxa" w:w="60"/>
-              <w:right w:type="dxa" w:w="100"/>
-            </w:tcMar>
-          </w:tcPr>
-          <w:p>
-            <w:r>
-              <w:rPr>
-                <w:b w:val="false"/>
-                <w:bCs w:val="false"/>
-                <w:sz w:val="19"/>
-                <w:szCs w:val="19"/>
-              </w:rPr>
-              <w:t xml:space="preserve">UI-08</w:t>
-            </w:r>
-          </w:p>
-        </w:tc>
-        <w:tc>
-          <w:tcPr>
-            <w:tcW w:type="dxa" w:w="3948"/>
-            <w:tcBorders>
-              <w:top w:val="single" w:color="C9D2DF" w:sz="4"/>
-              <w:left w:val="single" w:color="C9D2DF" w:sz="4"/>
-              <w:bottom w:val="single" w:color="C9D2DF" w:sz="4"/>
-              <w:right w:val="single" w:color="C9D2DF" w:sz="4"/>
-            </w:tcBorders>
-            <w:tcMar>
-              <w:top w:type="dxa" w:w="60"/>
-              <w:left w:type="dxa" w:w="100"/>
-              <w:bottom w:type="dxa" w:w="60"/>
-              <w:right w:type="dxa" w:w="100"/>
-            </w:tcMar>
-          </w:tcPr>
-          <w:p>
-            <w:r>
-              <w:rPr>
-                <w:b w:val="false"/>
-                <w:bCs w:val="false"/>
-                <w:sz w:val="19"/>
-                <w:szCs w:val="19"/>
-              </w:rPr>
-              <w:t xml:space="preserve">Click a resource</w:t>
-            </w:r>
-          </w:p>
-        </w:tc>
-        <w:tc>
-          <w:tcPr>
-            <w:tcW w:type="dxa" w:w="3950"/>
-            <w:tcBorders>
-              <w:top w:val="single" w:color="C9D2DF" w:sz="4"/>
-              <w:left w:val="single" w:color="C9D2DF" w:sz="4"/>
-              <w:bottom w:val="single" w:color="C9D2DF" w:sz="4"/>
-              <w:right w:val="single" w:color="C9D2DF" w:sz="4"/>
-            </w:tcBorders>
-            <w:tcMar>
-              <w:top w:type="dxa" w:w="60"/>
-              <w:left w:type="dxa" w:w="100"/>
-              <w:bottom w:type="dxa" w:w="60"/>
-              <w:right w:type="dxa" w:w="100"/>
-            </w:tcMar>
-          </w:tcPr>
-          <w:p>
-            <w:r>
-              <w:rPr>
-                <w:b w:val="false"/>
-                <w:bCs w:val="false"/>
-                <w:sz w:val="19"/>
-                <w:szCs w:val="19"/>
-              </w:rPr>
-              <w:t xml:space="preserve">Drill-down with cost, utilisation and tags</w:t>
-            </w:r>
-          </w:p>
-        </w:tc>
-      </w:tr>
-      <w:tr>
-        <w:tc>
-          <w:tcPr>
-            <w:tcW w:type="dxa" w:w="1128"/>
-            <w:tcBorders>
-              <w:top w:val="single" w:color="C9D2DF" w:sz="4"/>
-              <w:left w:val="single" w:color="C9D2DF" w:sz="4"/>
-              <w:bottom w:val="single" w:color="C9D2DF" w:sz="4"/>
-              <w:right w:val="single" w:color="C9D2DF" w:sz="4"/>
-            </w:tcBorders>
-            <w:tcMar>
-              <w:top w:type="dxa" w:w="60"/>
-              <w:left w:type="dxa" w:w="100"/>
-              <w:bottom w:type="dxa" w:w="60"/>
-              <w:right w:type="dxa" w:w="100"/>
-            </w:tcMar>
-          </w:tcPr>
-          <w:p>
-            <w:r>
-              <w:rPr>
-                <w:b w:val="false"/>
-                <w:bCs w:val="false"/>
-                <w:sz w:val="19"/>
-                <w:szCs w:val="19"/>
-              </w:rPr>
-              <w:t xml:space="preserve">UI-09</w:t>
-            </w:r>
-          </w:p>
-        </w:tc>
-        <w:tc>
-          <w:tcPr>
-            <w:tcW w:type="dxa" w:w="3948"/>
-            <w:tcBorders>
-              <w:top w:val="single" w:color="C9D2DF" w:sz="4"/>
-              <w:left w:val="single" w:color="C9D2DF" w:sz="4"/>
-              <w:bottom w:val="single" w:color="C9D2DF" w:sz="4"/>
-              <w:right w:val="single" w:color="C9D2DF" w:sz="4"/>
-            </w:tcBorders>
-            <w:tcMar>
-              <w:top w:type="dxa" w:w="60"/>
-              <w:left w:type="dxa" w:w="100"/>
-              <w:bottom w:type="dxa" w:w="60"/>
-              <w:right w:type="dxa" w:w="100"/>
-            </w:tcMar>
-          </w:tcPr>
-          <w:p>
-            <w:r>
-              <w:rPr>
-                <w:b w:val="false"/>
-                <w:bCs w:val="false"/>
-                <w:sz w:val="19"/>
-                <w:szCs w:val="19"/>
-              </w:rPr>
-              <w:t xml:space="preserve">Create rule</w:t>
-            </w:r>
-          </w:p>
-        </w:tc>
-        <w:tc>
-          <w:tcPr>
-            <w:tcW w:type="dxa" w:w="3950"/>
-            <w:tcBorders>
-              <w:top w:val="single" w:color="C9D2DF" w:sz="4"/>
-              <w:left w:val="single" w:color="C9D2DF" w:sz="4"/>
-              <w:bottom w:val="single" w:color="C9D2DF" w:sz="4"/>
-              <w:right w:val="single" w:color="C9D2DF" w:sz="4"/>
-            </w:tcBorders>
-            <w:tcMar>
-              <w:top w:type="dxa" w:w="60"/>
-              <w:left w:type="dxa" w:w="100"/>
-              <w:bottom w:type="dxa" w:w="60"/>
-              <w:right w:type="dxa" w:w="100"/>
-            </w:tcMar>
-          </w:tcPr>
-          <w:p>
-            <w:r>
-              <w:rPr>
-                <w:b w:val="false"/>
-                <w:bCs w:val="false"/>
-                <w:sz w:val="19"/>
-                <w:szCs w:val="19"/>
-              </w:rPr>
-              <w:t xml:space="preserve">Evaluated immediately; state shown</w:t>
-            </w:r>
-          </w:p>
-        </w:tc>
-      </w:tr>
-      <w:tr>
-        <w:tc>
-          <w:tcPr>
-            <w:tcW w:type="dxa" w:w="1128"/>
-            <w:tcBorders>
-              <w:top w:val="single" w:color="C9D2DF" w:sz="4"/>
-              <w:left w:val="single" w:color="C9D2DF" w:sz="4"/>
-              <w:bottom w:val="single" w:color="C9D2DF" w:sz="4"/>
-              <w:right w:val="single" w:color="C9D2DF" w:sz="4"/>
-            </w:tcBorders>
-            <w:tcMar>
-              <w:top w:type="dxa" w:w="60"/>
-              <w:left w:type="dxa" w:w="100"/>
-              <w:bottom w:type="dxa" w:w="60"/>
-              <w:right w:type="dxa" w:w="100"/>
-            </w:tcMar>
-          </w:tcPr>
-          <w:p>
-            <w:r>
-              <w:rPr>
-                <w:b w:val="false"/>
-                <w:bCs w:val="false"/>
-                <w:sz w:val="19"/>
-                <w:szCs w:val="19"/>
-              </w:rPr>
-              <w:t xml:space="preserve">UI-10</w:t>
-            </w:r>
-          </w:p>
-        </w:tc>
-        <w:tc>
-          <w:tcPr>
-            <w:tcW w:type="dxa" w:w="3948"/>
-            <w:tcBorders>
-              <w:top w:val="single" w:color="C9D2DF" w:sz="4"/>
-              <w:left w:val="single" w:color="C9D2DF" w:sz="4"/>
-              <w:bottom w:val="single" w:color="C9D2DF" w:sz="4"/>
-              <w:right w:val="single" w:color="C9D2DF" w:sz="4"/>
-            </w:tcBorders>
-            <w:tcMar>
-              <w:top w:type="dxa" w:w="60"/>
-              <w:left w:type="dxa" w:w="100"/>
-              <w:bottom w:type="dxa" w:w="60"/>
-              <w:right w:type="dxa" w:w="100"/>
-            </w:tcMar>
-          </w:tcPr>
-          <w:p>
-            <w:r>
-              <w:rPr>
-                <w:b w:val="false"/>
-                <w:bCs w:val="false"/>
-                <w:sz w:val="19"/>
-                <w:szCs w:val="19"/>
-              </w:rPr>
-              <w:t xml:space="preserve">Test notification</w:t>
-            </w:r>
-          </w:p>
-        </w:tc>
-        <w:tc>
-          <w:tcPr>
-            <w:tcW w:type="dxa" w:w="3950"/>
-            <w:tcBorders>
-              <w:top w:val="single" w:color="C9D2DF" w:sz="4"/>
-              <w:left w:val="single" w:color="C9D2DF" w:sz="4"/>
-              <w:bottom w:val="single" w:color="C9D2DF" w:sz="4"/>
-              <w:right w:val="single" w:color="C9D2DF" w:sz="4"/>
-            </w:tcBorders>
-            <w:tcMar>
-              <w:top w:type="dxa" w:w="60"/>
-              <w:left w:type="dxa" w:w="100"/>
-              <w:bottom w:type="dxa" w:w="60"/>
-              <w:right w:type="dxa" w:w="100"/>
-            </w:tcMar>
-          </w:tcPr>
-          <w:p>
-            <w:r>
-              <w:rPr>
-                <w:b w:val="false"/>
-                <w:bCs w:val="false"/>
-                <w:sz w:val="19"/>
-                <w:szCs w:val="19"/>
-              </w:rPr>
-              <w:t xml:space="preserve">Message delivered; event marked sent</w:t>
-            </w:r>
-          </w:p>
-        </w:tc>
-      </w:tr>
-      <w:tr>
-        <w:tc>
-          <w:tcPr>
-            <w:tcW w:type="dxa" w:w="1128"/>
-            <w:tcBorders>
-              <w:top w:val="single" w:color="C9D2DF" w:sz="4"/>
-              <w:left w:val="single" w:color="C9D2DF" w:sz="4"/>
-              <w:bottom w:val="single" w:color="C9D2DF" w:sz="4"/>
-              <w:right w:val="single" w:color="C9D2DF" w:sz="4"/>
-            </w:tcBorders>
-            <w:tcMar>
-              <w:top w:type="dxa" w:w="60"/>
-              <w:left w:type="dxa" w:w="100"/>
-              <w:bottom w:type="dxa" w:w="60"/>
-              <w:right w:type="dxa" w:w="100"/>
-            </w:tcMar>
-          </w:tcPr>
-          <w:p>
-            <w:r>
-              <w:rPr>
-                <w:b w:val="false"/>
-                <w:bCs w:val="false"/>
-                <w:sz w:val="19"/>
-                <w:szCs w:val="19"/>
-              </w:rPr>
-              <w:t xml:space="preserve">UI-14</w:t>
-            </w:r>
-          </w:p>
-        </w:tc>
-        <w:tc>
-          <w:tcPr>
-            <w:tcW w:type="dxa" w:w="3948"/>
-            <w:tcBorders>
-              <w:top w:val="single" w:color="C9D2DF" w:sz="4"/>
-              <w:left w:val="single" w:color="C9D2DF" w:sz="4"/>
-              <w:bottom w:val="single" w:color="C9D2DF" w:sz="4"/>
-              <w:right w:val="single" w:color="C9D2DF" w:sz="4"/>
-            </w:tcBorders>
-            <w:tcMar>
-              <w:top w:type="dxa" w:w="60"/>
-              <w:left w:type="dxa" w:w="100"/>
-              <w:bottom w:type="dxa" w:w="60"/>
-              <w:right w:type="dxa" w:w="100"/>
-            </w:tcMar>
-          </w:tcPr>
-          <w:p>
-            <w:r>
-              <w:rPr>
-                <w:b w:val="false"/>
-                <w:bCs w:val="false"/>
-                <w:sz w:val="19"/>
-                <w:szCs w:val="19"/>
-              </w:rPr>
-              <w:t xml:space="preserve">Phone width</w:t>
-            </w:r>
-          </w:p>
-        </w:tc>
-        <w:tc>
-          <w:tcPr>
-            <w:tcW w:type="dxa" w:w="3950"/>
-            <w:tcBorders>
-              <w:top w:val="single" w:color="C9D2DF" w:sz="4"/>
-              <w:left w:val="single" w:color="C9D2DF" w:sz="4"/>
-              <w:bottom w:val="single" w:color="C9D2DF" w:sz="4"/>
-              <w:right w:val="single" w:color="C9D2DF" w:sz="4"/>
-            </w:tcBorders>
-            <w:tcMar>
-              <w:top w:type="dxa" w:w="60"/>
-              <w:left w:type="dxa" w:w="100"/>
-              <w:bottom w:type="dxa" w:w="60"/>
-              <w:right w:type="dxa" w:w="100"/>
-            </w:tcMar>
-          </w:tcPr>
-          <w:p>
-            <w:r>
-              <w:rPr>
-                <w:b w:val="false"/>
-                <w:bCs w:val="false"/>
-                <w:sz w:val="19"/>
-                <w:szCs w:val="19"/>
-              </w:rPr>
-              <w:t xml:space="preserve">Sidebar stacks, cards wrap, tables scroll</w:t>
-            </w:r>
-          </w:p>
-        </w:tc>
-      </w:tr>
-    </w:tbl>
-    <w:p>
-      <w:pPr>
-        <w:pStyle w:val="Heading1"/>
-        <w:pageBreakBefore/>
-      </w:pPr>
-      <w:r>
-        <w:t xml:space="preserve">10. Deployment</w:t>
-      </w:r>
-    </w:p>
-    <w:p>
-      <w:pPr>
-        <w:spacing w:after="120" w:line="300"/>
-        <w:jc w:val="both"/>
-      </w:pPr>
-      <w:r>
-        <w:t xml:space="preserve">The same docker-compose.yml runs locally and on AWS EC2. Only the dashboard port is public; the API, Prometheus, Alertmanager and the mock receiver are bound to localhost and reached through nginx or an SSH tunnel. Containers run as non-root users with health checks and log rotation, and data persists in named volumes.</w:t>
-      </w:r>
-    </w:p>
-    <w:p>
-      <w:pPr>
-        <w:pStyle w:val="ListParagraph"/>
-        <w:numPr>
-          <w:ilvl w:val="0"/>
-          <w:numId w:val="5"/>
-        </w:numPr>
-        <w:spacing w:after="60" w:line="280"/>
-      </w:pPr>
-      <w:r>
-        <w:rPr>
-          <w:rFonts w:ascii="Consolas" w:cs="Consolas" w:eastAsia="Consolas" w:hAnsi="Consolas"/>
-          <w:sz w:val="20"/>
-          <w:szCs w:val="20"/>
-        </w:rPr>
-        <w:t xml:space="preserve">create-ec2.sh</w:t>
-      </w:r>
-      <w:r>
-        <w:t xml:space="preserve"> creates a security group (SSH from the operator IP only, HTTP 80), an IAM role with a read-only policy, and a t3.small Amazon Linux 2023 instance with IMDSv2 and user data that installs Docker and swap.</w:t>
-      </w:r>
-    </w:p>
-    <w:p>
-      <w:pPr>
-        <w:pStyle w:val="ListParagraph"/>
-        <w:numPr>
-          <w:ilvl w:val="0"/>
-          <w:numId w:val="5"/>
-        </w:numPr>
-        <w:spacing w:after="60" w:line="280"/>
-      </w:pPr>
-      <w:r>
-        <w:rPr>
-          <w:rFonts w:ascii="Consolas" w:cs="Consolas" w:eastAsia="Consolas" w:hAnsi="Consolas"/>
-          <w:sz w:val="20"/>
-          <w:szCs w:val="20"/>
-        </w:rPr>
-        <w:t xml:space="preserve">.env.staging</w:t>
-      </w:r>
-      <w:r>
-        <w:t xml:space="preserve"> holds the secrets (database password, JWT secret, webhook URLs) and AWS_USE_DEFAULT_CREDENTIALS=true to use the instance role.</w:t>
-      </w:r>
-    </w:p>
-    <w:p>
-      <w:pPr>
-        <w:pStyle w:val="ListParagraph"/>
-        <w:numPr>
-          <w:ilvl w:val="0"/>
-          <w:numId w:val="5"/>
-        </w:numPr>
-        <w:spacing w:after="60" w:line="280"/>
-      </w:pPr>
-      <w:r>
-        <w:rPr>
-          <w:rFonts w:ascii="Consolas" w:cs="Consolas" w:eastAsia="Consolas" w:hAnsi="Consolas"/>
-          <w:sz w:val="20"/>
-          <w:szCs w:val="20"/>
-        </w:rPr>
-        <w:t xml:space="preserve">deploy.sh</w:t>
-      </w:r>
-      <w:r>
-        <w:t xml:space="preserve"> synchronises the project, uploads the environment file, runs docker compose up --build, and waits for /health.</w:t>
-      </w:r>
-    </w:p>
-    <w:p>
-      <w:pPr>
-        <w:shd w:fill="F3F5F9" w:color="auto" w:val="clear"/>
-        <w:spacing w:after="0" w:line="260"/>
-        <w:ind w:left="200" w:right="200"/>
-      </w:pPr>
-      <w:r>
-        <w:rPr>
-          <w:rFonts w:ascii="Consolas" w:cs="Consolas" w:eastAsia="Consolas" w:hAnsi="Consolas"/>
-          <w:sz w:val="18"/>
-          <w:szCs w:val="18"/>
-        </w:rPr>
-        <w:t xml:space="preserve">cp .env.example .env.staging   # edit secrets</w:t>
-      </w:r>
-    </w:p>
-    <w:p>
-      <w:pPr>
-        <w:shd w:fill="F3F5F9" w:color="auto" w:val="clear"/>
-        <w:spacing w:after="0" w:line="260"/>
-        <w:ind w:left="200" w:right="200"/>
-      </w:pPr>
-      <w:r>
-        <w:rPr>
-          <w:rFonts w:ascii="Consolas" w:cs="Consolas" w:eastAsia="Consolas" w:hAnsi="Consolas"/>
-          <w:sz w:val="18"/>
-          <w:szCs w:val="18"/>
-        </w:rPr>
-        <w:t xml:space="preserve">KEY_NAME=my-key ./deploy/aws/create-ec2.sh</w:t>
-      </w:r>
-    </w:p>
-    <w:p>
-      <w:pPr>
-        <w:shd w:fill="F3F5F9" w:color="auto" w:val="clear"/>
-        <w:spacing w:after="160" w:line="260"/>
-        <w:ind w:left="200" w:right="200"/>
-      </w:pPr>
-      <w:r>
-        <w:rPr>
-          <w:rFonts w:ascii="Consolas" w:cs="Consolas" w:eastAsia="Consolas" w:hAnsi="Consolas"/>
-          <w:sz w:val="18"/>
-          <w:szCs w:val="18"/>
-        </w:rPr>
-        <w:t xml:space="preserve">EC2_HOST=&lt;ip&gt; SSH_KEY=~/.ssh/my-key.pem ./deploy/aws/deploy.sh</w:t>
-      </w:r>
-    </w:p>
-    <w:p>
-      <w:pPr>
-        <w:spacing w:after="120" w:line="300"/>
-        <w:jc w:val="both"/>
-      </w:pPr>
-      <w:r>
-        <w:t xml:space="preserve">A database backup script, a Makefile of common tasks, and a production-hardening checklist (HTTPS, removing the mock receiver, rotating defaults, EBS snapshots) are provided.</w:t>
-      </w:r>
-    </w:p>
-    <w:p>
-      <w:pPr>
-        <w:pStyle w:val="Heading1"/>
-        <w:pageBreakBefore/>
-      </w:pPr>
-      <w:r>
-        <w:t xml:space="preserve">11. Results</w:t>
-      </w:r>
-    </w:p>
-    <w:p>
-      <w:pPr>
-        <w:spacing w:after="120" w:line="300"/>
-        <w:jc w:val="both"/>
-      </w:pPr>
-      <w:r>
-        <w:t xml:space="preserve">All four project goals were met. The screens below show the delivered application with mock data.</w:t>
+        <w:t xml:space="preserve">Users define rules in the Alerts screen. Every minute the alert engine computes each rule's value and exports cloudlens_alert_rule_breached with the rule's labels. A single Prometheus rule (CloudLensRuleBreached, for: 1m) turns breached series into alerts; Alertmanager groups, de-duplicates, repeats every 4 hours and sends resolved notifications to the backend webhook (protected by a bearer token). The backend stores an AlertEvent and posts a Slack Block Kit message and/or a Teams Adaptive Card, according to the rule's channel or the default preference.</w:t>
       </w:r>
     </w:p>
     <w:p>
@@ -10210,7 +6885,7 @@
       <w:r>
         <w:drawing>
           <wp:inline distT="0" distB="0" distL="0" distR="0">
-            <wp:extent cx="5715000" cy="6743700"/>
+            <wp:extent cx="5715000" cy="1438275"/>
             <wp:effectExtent t="0" r="0" b="0" l="0"/>
             <wp:docPr id="7" name="" descr="" title=""/>
             <wp:cNvGraphicFramePr>
@@ -10235,7 +6910,7 @@
                   <pic:spPr bwMode="auto">
                     <a:xfrm>
                       <a:off x="0" y="0"/>
-                      <a:ext cx="5715000" cy="6743700"/>
+                      <a:ext cx="5715000" cy="1438275"/>
                     </a:xfrm>
                     <a:prstGeom prst="rect">
                       <a:avLst/>
@@ -10261,7 +6936,736 @@
           <w:sz w:val="19"/>
           <w:szCs w:val="19"/>
         </w:rPr>
-        <w:t xml:space="preserve">Figure 7: Dashboard in dark theme (approved design)</w:t>
+        <w:t xml:space="preserve">Figure 7: Alert pipeline</w:t>
+      </w:r>
+    </w:p>
+    <w:tbl>
+      <w:tblPr>
+        <w:tblW w:type="dxa" w:w="9026"/>
+        <w:tblBorders>
+          <w:top w:val="single" w:color="auto" w:sz="4"/>
+          <w:left w:val="single" w:color="auto" w:sz="4"/>
+          <w:bottom w:val="single" w:color="auto" w:sz="4"/>
+          <w:right w:val="single" w:color="auto" w:sz="4"/>
+          <w:insideH w:val="single" w:color="auto" w:sz="4"/>
+          <w:insideV w:val="single" w:color="auto" w:sz="4"/>
+        </w:tblBorders>
+      </w:tblPr>
+      <w:tblGrid>
+        <w:gridCol w:w="2482"/>
+        <w:gridCol w:w="3384"/>
+        <w:gridCol w:w="3160"/>
+      </w:tblGrid>
+      <w:tr>
+        <w:trPr>
+          <w:tblHeader/>
+        </w:trPr>
+        <w:tc>
+          <w:tcPr>
+            <w:tcW w:type="dxa" w:w="2482"/>
+            <w:tcBorders>
+              <w:top w:val="single" w:color="C9D2DF" w:sz="4"/>
+              <w:left w:val="single" w:color="C9D2DF" w:sz="4"/>
+              <w:bottom w:val="single" w:color="C9D2DF" w:sz="4"/>
+              <w:right w:val="single" w:color="C9D2DF" w:sz="4"/>
+            </w:tcBorders>
+            <w:shd w:fill="1D3A6E" w:color="auto" w:val="clear"/>
+            <w:tcMar>
+              <w:top w:type="dxa" w:w="60"/>
+              <w:left w:type="dxa" w:w="100"/>
+              <w:bottom w:type="dxa" w:w="60"/>
+              <w:right w:type="dxa" w:w="100"/>
+            </w:tcMar>
+          </w:tcPr>
+          <w:p>
+            <w:r>
+              <w:rPr>
+                <w:b/>
+                <w:bCs/>
+                <w:color w:val="FFFFFF"/>
+                <w:sz w:val="19"/>
+                <w:szCs w:val="19"/>
+              </w:rPr>
+              <w:t xml:space="preserve">Metric</w:t>
+            </w:r>
+          </w:p>
+        </w:tc>
+        <w:tc>
+          <w:tcPr>
+            <w:tcW w:type="dxa" w:w="3384"/>
+            <w:tcBorders>
+              <w:top w:val="single" w:color="C9D2DF" w:sz="4"/>
+              <w:left w:val="single" w:color="C9D2DF" w:sz="4"/>
+              <w:bottom w:val="single" w:color="C9D2DF" w:sz="4"/>
+              <w:right w:val="single" w:color="C9D2DF" w:sz="4"/>
+            </w:tcBorders>
+            <w:shd w:fill="1D3A6E" w:color="auto" w:val="clear"/>
+            <w:tcMar>
+              <w:top w:type="dxa" w:w="60"/>
+              <w:left w:type="dxa" w:w="100"/>
+              <w:bottom w:type="dxa" w:w="60"/>
+              <w:right w:type="dxa" w:w="100"/>
+            </w:tcMar>
+          </w:tcPr>
+          <w:p>
+            <w:r>
+              <w:rPr>
+                <w:b/>
+                <w:bCs/>
+                <w:color w:val="FFFFFF"/>
+                <w:sz w:val="19"/>
+                <w:szCs w:val="19"/>
+              </w:rPr>
+              <w:t xml:space="preserve">Meaning</w:t>
+            </w:r>
+          </w:p>
+        </w:tc>
+        <w:tc>
+          <w:tcPr>
+            <w:tcW w:type="dxa" w:w="3160"/>
+            <w:tcBorders>
+              <w:top w:val="single" w:color="C9D2DF" w:sz="4"/>
+              <w:left w:val="single" w:color="C9D2DF" w:sz="4"/>
+              <w:bottom w:val="single" w:color="C9D2DF" w:sz="4"/>
+              <w:right w:val="single" w:color="C9D2DF" w:sz="4"/>
+            </w:tcBorders>
+            <w:shd w:fill="1D3A6E" w:color="auto" w:val="clear"/>
+            <w:tcMar>
+              <w:top w:type="dxa" w:w="60"/>
+              <w:left w:type="dxa" w:w="100"/>
+              <w:bottom w:type="dxa" w:w="60"/>
+              <w:right w:type="dxa" w:w="100"/>
+            </w:tcMar>
+          </w:tcPr>
+          <w:p>
+            <w:r>
+              <w:rPr>
+                <w:b/>
+                <w:bCs/>
+                <w:color w:val="FFFFFF"/>
+                <w:sz w:val="19"/>
+                <w:szCs w:val="19"/>
+              </w:rPr>
+              <w:t xml:space="preserve">Example rule</w:t>
+            </w:r>
+          </w:p>
+        </w:tc>
+      </w:tr>
+      <w:tr>
+        <w:tc>
+          <w:tcPr>
+            <w:tcW w:type="dxa" w:w="2482"/>
+            <w:tcBorders>
+              <w:top w:val="single" w:color="C9D2DF" w:sz="4"/>
+              <w:left w:val="single" w:color="C9D2DF" w:sz="4"/>
+              <w:bottom w:val="single" w:color="C9D2DF" w:sz="4"/>
+              <w:right w:val="single" w:color="C9D2DF" w:sz="4"/>
+            </w:tcBorders>
+            <w:tcMar>
+              <w:top w:type="dxa" w:w="60"/>
+              <w:left w:type="dxa" w:w="100"/>
+              <w:bottom w:type="dxa" w:w="60"/>
+              <w:right w:type="dxa" w:w="100"/>
+            </w:tcMar>
+          </w:tcPr>
+          <w:p>
+            <w:r>
+              <w:rPr>
+                <w:b w:val="false"/>
+                <w:bCs w:val="false"/>
+                <w:sz w:val="19"/>
+                <w:szCs w:val="19"/>
+              </w:rPr>
+              <w:t xml:space="preserve">daily_cost</w:t>
+            </w:r>
+          </w:p>
+        </w:tc>
+        <w:tc>
+          <w:tcPr>
+            <w:tcW w:type="dxa" w:w="3384"/>
+            <w:tcBorders>
+              <w:top w:val="single" w:color="C9D2DF" w:sz="4"/>
+              <w:left w:val="single" w:color="C9D2DF" w:sz="4"/>
+              <w:bottom w:val="single" w:color="C9D2DF" w:sz="4"/>
+              <w:right w:val="single" w:color="C9D2DF" w:sz="4"/>
+            </w:tcBorders>
+            <w:tcMar>
+              <w:top w:type="dxa" w:w="60"/>
+              <w:left w:type="dxa" w:w="100"/>
+              <w:bottom w:type="dxa" w:w="60"/>
+              <w:right w:type="dxa" w:w="100"/>
+            </w:tcMar>
+          </w:tcPr>
+          <w:p>
+            <w:r>
+              <w:rPr>
+                <w:b w:val="false"/>
+                <w:bCs w:val="false"/>
+                <w:sz w:val="19"/>
+                <w:szCs w:val="19"/>
+              </w:rPr>
+              <w:t xml:space="preserve">Cost of the last full day</w:t>
+            </w:r>
+          </w:p>
+        </w:tc>
+        <w:tc>
+          <w:tcPr>
+            <w:tcW w:type="dxa" w:w="3160"/>
+            <w:tcBorders>
+              <w:top w:val="single" w:color="C9D2DF" w:sz="4"/>
+              <w:left w:val="single" w:color="C9D2DF" w:sz="4"/>
+              <w:bottom w:val="single" w:color="C9D2DF" w:sz="4"/>
+              <w:right w:val="single" w:color="C9D2DF" w:sz="4"/>
+            </w:tcBorders>
+            <w:tcMar>
+              <w:top w:type="dxa" w:w="60"/>
+              <w:left w:type="dxa" w:w="100"/>
+              <w:bottom w:type="dxa" w:w="60"/>
+              <w:right w:type="dxa" w:w="100"/>
+            </w:tcMar>
+          </w:tcPr>
+          <w:p>
+            <w:r>
+              <w:rPr>
+                <w:b w:val="false"/>
+                <w:bCs w:val="false"/>
+                <w:sz w:val="19"/>
+                <w:szCs w:val="19"/>
+              </w:rPr>
+              <w:t xml:space="preserve">AWS &gt; $1,800 (warning)</w:t>
+            </w:r>
+          </w:p>
+        </w:tc>
+      </w:tr>
+      <w:tr>
+        <w:tc>
+          <w:tcPr>
+            <w:tcW w:type="dxa" w:w="2482"/>
+            <w:tcBorders>
+              <w:top w:val="single" w:color="C9D2DF" w:sz="4"/>
+              <w:left w:val="single" w:color="C9D2DF" w:sz="4"/>
+              <w:bottom w:val="single" w:color="C9D2DF" w:sz="4"/>
+              <w:right w:val="single" w:color="C9D2DF" w:sz="4"/>
+            </w:tcBorders>
+            <w:tcMar>
+              <w:top w:type="dxa" w:w="60"/>
+              <w:left w:type="dxa" w:w="100"/>
+              <w:bottom w:type="dxa" w:w="60"/>
+              <w:right w:type="dxa" w:w="100"/>
+            </w:tcMar>
+          </w:tcPr>
+          <w:p>
+            <w:r>
+              <w:rPr>
+                <w:b w:val="false"/>
+                <w:bCs w:val="false"/>
+                <w:sz w:val="19"/>
+                <w:szCs w:val="19"/>
+              </w:rPr>
+              <w:t xml:space="preserve">mtd_cost</w:t>
+            </w:r>
+          </w:p>
+        </w:tc>
+        <w:tc>
+          <w:tcPr>
+            <w:tcW w:type="dxa" w:w="3384"/>
+            <w:tcBorders>
+              <w:top w:val="single" w:color="C9D2DF" w:sz="4"/>
+              <w:left w:val="single" w:color="C9D2DF" w:sz="4"/>
+              <w:bottom w:val="single" w:color="C9D2DF" w:sz="4"/>
+              <w:right w:val="single" w:color="C9D2DF" w:sz="4"/>
+            </w:tcBorders>
+            <w:tcMar>
+              <w:top w:type="dxa" w:w="60"/>
+              <w:left w:type="dxa" w:w="100"/>
+              <w:bottom w:type="dxa" w:w="60"/>
+              <w:right w:type="dxa" w:w="100"/>
+            </w:tcMar>
+          </w:tcPr>
+          <w:p>
+            <w:r>
+              <w:rPr>
+                <w:b w:val="false"/>
+                <w:bCs w:val="false"/>
+                <w:sz w:val="19"/>
+                <w:szCs w:val="19"/>
+              </w:rPr>
+              <w:t xml:space="preserve">Month-to-date cost</w:t>
+            </w:r>
+          </w:p>
+        </w:tc>
+        <w:tc>
+          <w:tcPr>
+            <w:tcW w:type="dxa" w:w="3160"/>
+            <w:tcBorders>
+              <w:top w:val="single" w:color="C9D2DF" w:sz="4"/>
+              <w:left w:val="single" w:color="C9D2DF" w:sz="4"/>
+              <w:bottom w:val="single" w:color="C9D2DF" w:sz="4"/>
+              <w:right w:val="single" w:color="C9D2DF" w:sz="4"/>
+            </w:tcBorders>
+            <w:tcMar>
+              <w:top w:type="dxa" w:w="60"/>
+              <w:left w:type="dxa" w:w="100"/>
+              <w:bottom w:type="dxa" w:w="60"/>
+              <w:right w:type="dxa" w:w="100"/>
+            </w:tcMar>
+          </w:tcPr>
+          <w:p>
+            <w:r>
+              <w:rPr>
+                <w:b w:val="false"/>
+                <w:bCs w:val="false"/>
+                <w:sz w:val="19"/>
+                <w:szCs w:val="19"/>
+              </w:rPr>
+              <w:t xml:space="preserve">Development &gt; $5,000</w:t>
+            </w:r>
+          </w:p>
+        </w:tc>
+      </w:tr>
+      <w:tr>
+        <w:tc>
+          <w:tcPr>
+            <w:tcW w:type="dxa" w:w="2482"/>
+            <w:tcBorders>
+              <w:top w:val="single" w:color="C9D2DF" w:sz="4"/>
+              <w:left w:val="single" w:color="C9D2DF" w:sz="4"/>
+              <w:bottom w:val="single" w:color="C9D2DF" w:sz="4"/>
+              <w:right w:val="single" w:color="C9D2DF" w:sz="4"/>
+            </w:tcBorders>
+            <w:tcMar>
+              <w:top w:type="dxa" w:w="60"/>
+              <w:left w:type="dxa" w:w="100"/>
+              <w:bottom w:type="dxa" w:w="60"/>
+              <w:right w:type="dxa" w:w="100"/>
+            </w:tcMar>
+          </w:tcPr>
+          <w:p>
+            <w:r>
+              <w:rPr>
+                <w:b w:val="false"/>
+                <w:bCs w:val="false"/>
+                <w:sz w:val="19"/>
+                <w:szCs w:val="19"/>
+              </w:rPr>
+              <w:t xml:space="preserve">budget_used_pct</w:t>
+            </w:r>
+          </w:p>
+        </w:tc>
+        <w:tc>
+          <w:tcPr>
+            <w:tcW w:type="dxa" w:w="3384"/>
+            <w:tcBorders>
+              <w:top w:val="single" w:color="C9D2DF" w:sz="4"/>
+              <w:left w:val="single" w:color="C9D2DF" w:sz="4"/>
+              <w:bottom w:val="single" w:color="C9D2DF" w:sz="4"/>
+              <w:right w:val="single" w:color="C9D2DF" w:sz="4"/>
+            </w:tcBorders>
+            <w:tcMar>
+              <w:top w:type="dxa" w:w="60"/>
+              <w:left w:type="dxa" w:w="100"/>
+              <w:bottom w:type="dxa" w:w="60"/>
+              <w:right w:type="dxa" w:w="100"/>
+            </w:tcMar>
+          </w:tcPr>
+          <w:p>
+            <w:r>
+              <w:rPr>
+                <w:b w:val="false"/>
+                <w:bCs w:val="false"/>
+                <w:sz w:val="19"/>
+                <w:szCs w:val="19"/>
+              </w:rPr>
+              <w:t xml:space="preserve">MTD as % of budget</w:t>
+            </w:r>
+          </w:p>
+        </w:tc>
+        <w:tc>
+          <w:tcPr>
+            <w:tcW w:type="dxa" w:w="3160"/>
+            <w:tcBorders>
+              <w:top w:val="single" w:color="C9D2DF" w:sz="4"/>
+              <w:left w:val="single" w:color="C9D2DF" w:sz="4"/>
+              <w:bottom w:val="single" w:color="C9D2DF" w:sz="4"/>
+              <w:right w:val="single" w:color="C9D2DF" w:sz="4"/>
+            </w:tcBorders>
+            <w:tcMar>
+              <w:top w:type="dxa" w:w="60"/>
+              <w:left w:type="dxa" w:w="100"/>
+              <w:bottom w:type="dxa" w:w="60"/>
+              <w:right w:type="dxa" w:w="100"/>
+            </w:tcMar>
+          </w:tcPr>
+          <w:p>
+            <w:r>
+              <w:rPr>
+                <w:b w:val="false"/>
+                <w:bCs w:val="false"/>
+                <w:sz w:val="19"/>
+                <w:szCs w:val="19"/>
+              </w:rPr>
+              <w:t xml:space="preserve">≥ 80 % (warning)</w:t>
+            </w:r>
+          </w:p>
+        </w:tc>
+      </w:tr>
+      <w:tr>
+        <w:tc>
+          <w:tcPr>
+            <w:tcW w:type="dxa" w:w="2482"/>
+            <w:tcBorders>
+              <w:top w:val="single" w:color="C9D2DF" w:sz="4"/>
+              <w:left w:val="single" w:color="C9D2DF" w:sz="4"/>
+              <w:bottom w:val="single" w:color="C9D2DF" w:sz="4"/>
+              <w:right w:val="single" w:color="C9D2DF" w:sz="4"/>
+            </w:tcBorders>
+            <w:tcMar>
+              <w:top w:type="dxa" w:w="60"/>
+              <w:left w:type="dxa" w:w="100"/>
+              <w:bottom w:type="dxa" w:w="60"/>
+              <w:right w:type="dxa" w:w="100"/>
+            </w:tcMar>
+          </w:tcPr>
+          <w:p>
+            <w:r>
+              <w:rPr>
+                <w:b w:val="false"/>
+                <w:bCs w:val="false"/>
+                <w:sz w:val="19"/>
+                <w:szCs w:val="19"/>
+              </w:rPr>
+              <w:t xml:space="preserve">forecast_budget_pct</w:t>
+            </w:r>
+          </w:p>
+        </w:tc>
+        <w:tc>
+          <w:tcPr>
+            <w:tcW w:type="dxa" w:w="3384"/>
+            <w:tcBorders>
+              <w:top w:val="single" w:color="C9D2DF" w:sz="4"/>
+              <w:left w:val="single" w:color="C9D2DF" w:sz="4"/>
+              <w:bottom w:val="single" w:color="C9D2DF" w:sz="4"/>
+              <w:right w:val="single" w:color="C9D2DF" w:sz="4"/>
+            </w:tcBorders>
+            <w:tcMar>
+              <w:top w:type="dxa" w:w="60"/>
+              <w:left w:type="dxa" w:w="100"/>
+              <w:bottom w:type="dxa" w:w="60"/>
+              <w:right w:type="dxa" w:w="100"/>
+            </w:tcMar>
+          </w:tcPr>
+          <w:p>
+            <w:r>
+              <w:rPr>
+                <w:b w:val="false"/>
+                <w:bCs w:val="false"/>
+                <w:sz w:val="19"/>
+                <w:szCs w:val="19"/>
+              </w:rPr>
+              <w:t xml:space="preserve">Forecast as % of budget</w:t>
+            </w:r>
+          </w:p>
+        </w:tc>
+        <w:tc>
+          <w:tcPr>
+            <w:tcW w:type="dxa" w:w="3160"/>
+            <w:tcBorders>
+              <w:top w:val="single" w:color="C9D2DF" w:sz="4"/>
+              <w:left w:val="single" w:color="C9D2DF" w:sz="4"/>
+              <w:bottom w:val="single" w:color="C9D2DF" w:sz="4"/>
+              <w:right w:val="single" w:color="C9D2DF" w:sz="4"/>
+            </w:tcBorders>
+            <w:tcMar>
+              <w:top w:type="dxa" w:w="60"/>
+              <w:left w:type="dxa" w:w="100"/>
+              <w:bottom w:type="dxa" w:w="60"/>
+              <w:right w:type="dxa" w:w="100"/>
+            </w:tcMar>
+          </w:tcPr>
+          <w:p>
+            <w:r>
+              <w:rPr>
+                <w:b w:val="false"/>
+                <w:bCs w:val="false"/>
+                <w:sz w:val="19"/>
+                <w:szCs w:val="19"/>
+              </w:rPr>
+              <w:t xml:space="preserve">&gt; 100 % (critical)</w:t>
+            </w:r>
+          </w:p>
+        </w:tc>
+      </w:tr>
+      <w:tr>
+        <w:tc>
+          <w:tcPr>
+            <w:tcW w:type="dxa" w:w="2482"/>
+            <w:tcBorders>
+              <w:top w:val="single" w:color="C9D2DF" w:sz="4"/>
+              <w:left w:val="single" w:color="C9D2DF" w:sz="4"/>
+              <w:bottom w:val="single" w:color="C9D2DF" w:sz="4"/>
+              <w:right w:val="single" w:color="C9D2DF" w:sz="4"/>
+            </w:tcBorders>
+            <w:tcMar>
+              <w:top w:type="dxa" w:w="60"/>
+              <w:left w:type="dxa" w:w="100"/>
+              <w:bottom w:type="dxa" w:w="60"/>
+              <w:right w:type="dxa" w:w="100"/>
+            </w:tcMar>
+          </w:tcPr>
+          <w:p>
+            <w:r>
+              <w:rPr>
+                <w:b w:val="false"/>
+                <w:bCs w:val="false"/>
+                <w:sz w:val="19"/>
+                <w:szCs w:val="19"/>
+              </w:rPr>
+              <w:t xml:space="preserve">cost_anomaly_pct</w:t>
+            </w:r>
+          </w:p>
+        </w:tc>
+        <w:tc>
+          <w:tcPr>
+            <w:tcW w:type="dxa" w:w="3384"/>
+            <w:tcBorders>
+              <w:top w:val="single" w:color="C9D2DF" w:sz="4"/>
+              <w:left w:val="single" w:color="C9D2DF" w:sz="4"/>
+              <w:bottom w:val="single" w:color="C9D2DF" w:sz="4"/>
+              <w:right w:val="single" w:color="C9D2DF" w:sz="4"/>
+            </w:tcBorders>
+            <w:tcMar>
+              <w:top w:type="dxa" w:w="60"/>
+              <w:left w:type="dxa" w:w="100"/>
+              <w:bottom w:type="dxa" w:w="60"/>
+              <w:right w:type="dxa" w:w="100"/>
+            </w:tcMar>
+          </w:tcPr>
+          <w:p>
+            <w:r>
+              <w:rPr>
+                <w:b w:val="false"/>
+                <w:bCs w:val="false"/>
+                <w:sz w:val="19"/>
+                <w:szCs w:val="19"/>
+              </w:rPr>
+              <w:t xml:space="preserve">Last day vs 7-day average</w:t>
+            </w:r>
+          </w:p>
+        </w:tc>
+        <w:tc>
+          <w:tcPr>
+            <w:tcW w:type="dxa" w:w="3160"/>
+            <w:tcBorders>
+              <w:top w:val="single" w:color="C9D2DF" w:sz="4"/>
+              <w:left w:val="single" w:color="C9D2DF" w:sz="4"/>
+              <w:bottom w:val="single" w:color="C9D2DF" w:sz="4"/>
+              <w:right w:val="single" w:color="C9D2DF" w:sz="4"/>
+            </w:tcBorders>
+            <w:tcMar>
+              <w:top w:type="dxa" w:w="60"/>
+              <w:left w:type="dxa" w:w="100"/>
+              <w:bottom w:type="dxa" w:w="60"/>
+              <w:right w:type="dxa" w:w="100"/>
+            </w:tcMar>
+          </w:tcPr>
+          <w:p>
+            <w:r>
+              <w:rPr>
+                <w:b w:val="false"/>
+                <w:bCs w:val="false"/>
+                <w:sz w:val="19"/>
+                <w:szCs w:val="19"/>
+              </w:rPr>
+              <w:t xml:space="preserve">&gt; 40 % (critical)</w:t>
+            </w:r>
+          </w:p>
+        </w:tc>
+      </w:tr>
+      <w:tr>
+        <w:tc>
+          <w:tcPr>
+            <w:tcW w:type="dxa" w:w="2482"/>
+            <w:tcBorders>
+              <w:top w:val="single" w:color="C9D2DF" w:sz="4"/>
+              <w:left w:val="single" w:color="C9D2DF" w:sz="4"/>
+              <w:bottom w:val="single" w:color="C9D2DF" w:sz="4"/>
+              <w:right w:val="single" w:color="C9D2DF" w:sz="4"/>
+            </w:tcBorders>
+            <w:tcMar>
+              <w:top w:type="dxa" w:w="60"/>
+              <w:left w:type="dxa" w:w="100"/>
+              <w:bottom w:type="dxa" w:w="60"/>
+              <w:right w:type="dxa" w:w="100"/>
+            </w:tcMar>
+          </w:tcPr>
+          <w:p>
+            <w:r>
+              <w:rPr>
+                <w:b w:val="false"/>
+                <w:bCs w:val="false"/>
+                <w:sz w:val="19"/>
+                <w:szCs w:val="19"/>
+              </w:rPr>
+              <w:t xml:space="preserve">resource_cpu / resource_memory</w:t>
+            </w:r>
+          </w:p>
+        </w:tc>
+        <w:tc>
+          <w:tcPr>
+            <w:tcW w:type="dxa" w:w="3384"/>
+            <w:tcBorders>
+              <w:top w:val="single" w:color="C9D2DF" w:sz="4"/>
+              <w:left w:val="single" w:color="C9D2DF" w:sz="4"/>
+              <w:bottom w:val="single" w:color="C9D2DF" w:sz="4"/>
+              <w:right w:val="single" w:color="C9D2DF" w:sz="4"/>
+            </w:tcBorders>
+            <w:tcMar>
+              <w:top w:type="dxa" w:w="60"/>
+              <w:left w:type="dxa" w:w="100"/>
+              <w:bottom w:type="dxa" w:w="60"/>
+              <w:right w:type="dxa" w:w="100"/>
+            </w:tcMar>
+          </w:tcPr>
+          <w:p>
+            <w:r>
+              <w:rPr>
+                <w:b w:val="false"/>
+                <w:bCs w:val="false"/>
+                <w:sz w:val="19"/>
+                <w:szCs w:val="19"/>
+              </w:rPr>
+              <w:t xml:space="preserve">Highest current utilisation in scope</w:t>
+            </w:r>
+          </w:p>
+        </w:tc>
+        <w:tc>
+          <w:tcPr>
+            <w:tcW w:type="dxa" w:w="3160"/>
+            <w:tcBorders>
+              <w:top w:val="single" w:color="C9D2DF" w:sz="4"/>
+              <w:left w:val="single" w:color="C9D2DF" w:sz="4"/>
+              <w:bottom w:val="single" w:color="C9D2DF" w:sz="4"/>
+              <w:right w:val="single" w:color="C9D2DF" w:sz="4"/>
+            </w:tcBorders>
+            <w:tcMar>
+              <w:top w:type="dxa" w:w="60"/>
+              <w:left w:type="dxa" w:w="100"/>
+              <w:bottom w:type="dxa" w:w="60"/>
+              <w:right w:type="dxa" w:w="100"/>
+            </w:tcMar>
+          </w:tcPr>
+          <w:p>
+            <w:r>
+              <w:rPr>
+                <w:b w:val="false"/>
+                <w:bCs w:val="false"/>
+                <w:sz w:val="19"/>
+                <w:szCs w:val="19"/>
+              </w:rPr>
+              <w:t xml:space="preserve">Production CPU &gt; 80 %</w:t>
+            </w:r>
+          </w:p>
+        </w:tc>
+      </w:tr>
+      <w:tr>
+        <w:tc>
+          <w:tcPr>
+            <w:tcW w:type="dxa" w:w="2482"/>
+            <w:tcBorders>
+              <w:top w:val="single" w:color="C9D2DF" w:sz="4"/>
+              <w:left w:val="single" w:color="C9D2DF" w:sz="4"/>
+              <w:bottom w:val="single" w:color="C9D2DF" w:sz="4"/>
+              <w:right w:val="single" w:color="C9D2DF" w:sz="4"/>
+            </w:tcBorders>
+            <w:tcMar>
+              <w:top w:type="dxa" w:w="60"/>
+              <w:left w:type="dxa" w:w="100"/>
+              <w:bottom w:type="dxa" w:w="60"/>
+              <w:right w:type="dxa" w:w="100"/>
+            </w:tcMar>
+          </w:tcPr>
+          <w:p>
+            <w:r>
+              <w:rPr>
+                <w:b w:val="false"/>
+                <w:bCs w:val="false"/>
+                <w:sz w:val="19"/>
+                <w:szCs w:val="19"/>
+              </w:rPr>
+              <w:t xml:space="preserve">idle_resource_count</w:t>
+            </w:r>
+          </w:p>
+        </w:tc>
+        <w:tc>
+          <w:tcPr>
+            <w:tcW w:type="dxa" w:w="3384"/>
+            <w:tcBorders>
+              <w:top w:val="single" w:color="C9D2DF" w:sz="4"/>
+              <w:left w:val="single" w:color="C9D2DF" w:sz="4"/>
+              <w:bottom w:val="single" w:color="C9D2DF" w:sz="4"/>
+              <w:right w:val="single" w:color="C9D2DF" w:sz="4"/>
+            </w:tcBorders>
+            <w:tcMar>
+              <w:top w:type="dxa" w:w="60"/>
+              <w:left w:type="dxa" w:w="100"/>
+              <w:bottom w:type="dxa" w:w="60"/>
+              <w:right w:type="dxa" w:w="100"/>
+            </w:tcMar>
+          </w:tcPr>
+          <w:p>
+            <w:r>
+              <w:rPr>
+                <w:b w:val="false"/>
+                <w:bCs w:val="false"/>
+                <w:sz w:val="19"/>
+                <w:szCs w:val="19"/>
+              </w:rPr>
+              <w:t xml:space="preserve">Resources with 7-day avg CPU &lt; 10 %</w:t>
+            </w:r>
+          </w:p>
+        </w:tc>
+        <w:tc>
+          <w:tcPr>
+            <w:tcW w:type="dxa" w:w="3160"/>
+            <w:tcBorders>
+              <w:top w:val="single" w:color="C9D2DF" w:sz="4"/>
+              <w:left w:val="single" w:color="C9D2DF" w:sz="4"/>
+              <w:bottom w:val="single" w:color="C9D2DF" w:sz="4"/>
+              <w:right w:val="single" w:color="C9D2DF" w:sz="4"/>
+            </w:tcBorders>
+            <w:tcMar>
+              <w:top w:type="dxa" w:w="60"/>
+              <w:left w:type="dxa" w:w="100"/>
+              <w:bottom w:type="dxa" w:w="60"/>
+              <w:right w:type="dxa" w:w="100"/>
+            </w:tcMar>
+          </w:tcPr>
+          <w:p>
+            <w:r>
+              <w:rPr>
+                <w:b w:val="false"/>
+                <w:bCs w:val="false"/>
+                <w:sz w:val="19"/>
+                <w:szCs w:val="19"/>
+              </w:rPr>
+              <w:t xml:space="preserve">&gt; 0 (info)</w:t>
+            </w:r>
+          </w:p>
+        </w:tc>
+      </w:tr>
+    </w:tbl>
+    <w:p>
+      <w:pPr>
+        <w:spacing w:after="120"/>
+      </w:pPr>
+    </w:p>
+    <w:p>
+      <w:pPr>
+        <w:spacing w:after="120" w:line="300"/>
+        <w:jc w:val="both"/>
+      </w:pPr>
+      <w:r>
+        <w:t xml:space="preserve">Platform alerts are included too: backend down (routed straight to Slack, because the backend cannot relay it), sync failing, stale data and high API latency, with an inhibition rule to avoid duplicate noise. A mock receiver stands in for Slack and Teams during development and the viva demonstration, and an admin-only "simulate a cost spike" action makes the anomaly path easy to demonstrate.</w:t>
       </w:r>
     </w:p>
     <w:p>
@@ -10272,7 +7676,7 @@
       <w:r>
         <w:drawing>
           <wp:inline distT="0" distB="0" distL="0" distR="0">
-            <wp:extent cx="5715000" cy="5019675"/>
+            <wp:extent cx="5715000" cy="4210050"/>
             <wp:effectExtent t="0" r="0" b="0" l="0"/>
             <wp:docPr id="8" name="" descr="" title=""/>
             <wp:cNvGraphicFramePr>
@@ -10297,7 +7701,7 @@
                   <pic:spPr bwMode="auto">
                     <a:xfrm>
                       <a:off x="0" y="0"/>
-                      <a:ext cx="5715000" cy="5019675"/>
+                      <a:ext cx="5715000" cy="4210050"/>
                     </a:xfrm>
                     <a:prstGeom prst="rect">
                       <a:avLst/>
@@ -10323,7 +7727,2971 @@
           <w:sz w:val="19"/>
           <w:szCs w:val="19"/>
         </w:rPr>
-        <w:t xml:space="preserve">Figure 8: Resource drill-down</w:t>
+        <w:t xml:space="preserve">Figure 8: Alerts screen: rules with live state</w:t>
+      </w:r>
+    </w:p>
+    <w:p>
+      <w:pPr>
+        <w:pStyle w:val="Heading1"/>
+        <w:pageBreakBefore/>
+      </w:pPr>
+      <w:r>
+        <w:t xml:space="preserve">8. Cost Optimisation</w:t>
+      </w:r>
+    </w:p>
+    <w:p>
+      <w:pPr>
+        <w:pStyle w:val="Heading2"/>
+      </w:pPr>
+      <w:r>
+        <w:t xml:space="preserve">8.1 Savings for the monitored clouds</w:t>
+      </w:r>
+    </w:p>
+    <w:tbl>
+      <w:tblPr>
+        <w:tblW w:type="dxa" w:w="9026"/>
+        <w:tblBorders>
+          <w:top w:val="single" w:color="auto" w:sz="4"/>
+          <w:left w:val="single" w:color="auto" w:sz="4"/>
+          <w:bottom w:val="single" w:color="auto" w:sz="4"/>
+          <w:right w:val="single" w:color="auto" w:sz="4"/>
+          <w:insideH w:val="single" w:color="auto" w:sz="4"/>
+          <w:insideV w:val="single" w:color="auto" w:sz="4"/>
+        </w:tblBorders>
+      </w:tblPr>
+      <w:tblGrid>
+        <w:gridCol w:w="2030"/>
+        <w:gridCol w:w="2707"/>
+        <w:gridCol w:w="2482"/>
+        <w:gridCol w:w="1807"/>
+      </w:tblGrid>
+      <w:tr>
+        <w:trPr>
+          <w:tblHeader/>
+        </w:trPr>
+        <w:tc>
+          <w:tcPr>
+            <w:tcW w:type="dxa" w:w="2030"/>
+            <w:tcBorders>
+              <w:top w:val="single" w:color="C9D2DF" w:sz="4"/>
+              <w:left w:val="single" w:color="C9D2DF" w:sz="4"/>
+              <w:bottom w:val="single" w:color="C9D2DF" w:sz="4"/>
+              <w:right w:val="single" w:color="C9D2DF" w:sz="4"/>
+            </w:tcBorders>
+            <w:shd w:fill="1D3A6E" w:color="auto" w:val="clear"/>
+            <w:tcMar>
+              <w:top w:type="dxa" w:w="60"/>
+              <w:left w:type="dxa" w:w="100"/>
+              <w:bottom w:type="dxa" w:w="60"/>
+              <w:right w:type="dxa" w:w="100"/>
+            </w:tcMar>
+          </w:tcPr>
+          <w:p>
+            <w:r>
+              <w:rPr>
+                <w:b/>
+                <w:bCs/>
+                <w:color w:val="FFFFFF"/>
+                <w:sz w:val="19"/>
+                <w:szCs w:val="19"/>
+              </w:rPr>
+              <w:t xml:space="preserve">Rule</w:t>
+            </w:r>
+          </w:p>
+        </w:tc>
+        <w:tc>
+          <w:tcPr>
+            <w:tcW w:type="dxa" w:w="2707"/>
+            <w:tcBorders>
+              <w:top w:val="single" w:color="C9D2DF" w:sz="4"/>
+              <w:left w:val="single" w:color="C9D2DF" w:sz="4"/>
+              <w:bottom w:val="single" w:color="C9D2DF" w:sz="4"/>
+              <w:right w:val="single" w:color="C9D2DF" w:sz="4"/>
+            </w:tcBorders>
+            <w:shd w:fill="1D3A6E" w:color="auto" w:val="clear"/>
+            <w:tcMar>
+              <w:top w:type="dxa" w:w="60"/>
+              <w:left w:type="dxa" w:w="100"/>
+              <w:bottom w:type="dxa" w:w="60"/>
+              <w:right w:type="dxa" w:w="100"/>
+            </w:tcMar>
+          </w:tcPr>
+          <w:p>
+            <w:r>
+              <w:rPr>
+                <w:b/>
+                <w:bCs/>
+                <w:color w:val="FFFFFF"/>
+                <w:sz w:val="19"/>
+                <w:szCs w:val="19"/>
+              </w:rPr>
+              <w:t xml:space="preserve">Condition</w:t>
+            </w:r>
+          </w:p>
+        </w:tc>
+        <w:tc>
+          <w:tcPr>
+            <w:tcW w:type="dxa" w:w="2482"/>
+            <w:tcBorders>
+              <w:top w:val="single" w:color="C9D2DF" w:sz="4"/>
+              <w:left w:val="single" w:color="C9D2DF" w:sz="4"/>
+              <w:bottom w:val="single" w:color="C9D2DF" w:sz="4"/>
+              <w:right w:val="single" w:color="C9D2DF" w:sz="4"/>
+            </w:tcBorders>
+            <w:shd w:fill="1D3A6E" w:color="auto" w:val="clear"/>
+            <w:tcMar>
+              <w:top w:type="dxa" w:w="60"/>
+              <w:left w:type="dxa" w:w="100"/>
+              <w:bottom w:type="dxa" w:w="60"/>
+              <w:right w:type="dxa" w:w="100"/>
+            </w:tcMar>
+          </w:tcPr>
+          <w:p>
+            <w:r>
+              <w:rPr>
+                <w:b/>
+                <w:bCs/>
+                <w:color w:val="FFFFFF"/>
+                <w:sz w:val="19"/>
+                <w:szCs w:val="19"/>
+              </w:rPr>
+              <w:t xml:space="preserve">Action</w:t>
+            </w:r>
+          </w:p>
+        </w:tc>
+        <w:tc>
+          <w:tcPr>
+            <w:tcW w:type="dxa" w:w="1807"/>
+            <w:tcBorders>
+              <w:top w:val="single" w:color="C9D2DF" w:sz="4"/>
+              <w:left w:val="single" w:color="C9D2DF" w:sz="4"/>
+              <w:bottom w:val="single" w:color="C9D2DF" w:sz="4"/>
+              <w:right w:val="single" w:color="C9D2DF" w:sz="4"/>
+            </w:tcBorders>
+            <w:shd w:fill="1D3A6E" w:color="auto" w:val="clear"/>
+            <w:tcMar>
+              <w:top w:type="dxa" w:w="60"/>
+              <w:left w:type="dxa" w:w="100"/>
+              <w:bottom w:type="dxa" w:w="60"/>
+              <w:right w:type="dxa" w:w="100"/>
+            </w:tcMar>
+          </w:tcPr>
+          <w:p>
+            <w:r>
+              <w:rPr>
+                <w:b/>
+                <w:bCs/>
+                <w:color w:val="FFFFFF"/>
+                <w:sz w:val="19"/>
+                <w:szCs w:val="19"/>
+              </w:rPr>
+              <w:t xml:space="preserve">Est. saving</w:t>
+            </w:r>
+          </w:p>
+        </w:tc>
+      </w:tr>
+      <w:tr>
+        <w:tc>
+          <w:tcPr>
+            <w:tcW w:type="dxa" w:w="2030"/>
+            <w:tcBorders>
+              <w:top w:val="single" w:color="C9D2DF" w:sz="4"/>
+              <w:left w:val="single" w:color="C9D2DF" w:sz="4"/>
+              <w:bottom w:val="single" w:color="C9D2DF" w:sz="4"/>
+              <w:right w:val="single" w:color="C9D2DF" w:sz="4"/>
+            </w:tcBorders>
+            <w:tcMar>
+              <w:top w:type="dxa" w:w="60"/>
+              <w:left w:type="dxa" w:w="100"/>
+              <w:bottom w:type="dxa" w:w="60"/>
+              <w:right w:type="dxa" w:w="100"/>
+            </w:tcMar>
+          </w:tcPr>
+          <w:p>
+            <w:r>
+              <w:rPr>
+                <w:b w:val="false"/>
+                <w:bCs w:val="false"/>
+                <w:sz w:val="19"/>
+                <w:szCs w:val="19"/>
+              </w:rPr>
+              <w:t xml:space="preserve">Idle (non-prod)</w:t>
+            </w:r>
+          </w:p>
+        </w:tc>
+        <w:tc>
+          <w:tcPr>
+            <w:tcW w:type="dxa" w:w="2707"/>
+            <w:tcBorders>
+              <w:top w:val="single" w:color="C9D2DF" w:sz="4"/>
+              <w:left w:val="single" w:color="C9D2DF" w:sz="4"/>
+              <w:bottom w:val="single" w:color="C9D2DF" w:sz="4"/>
+              <w:right w:val="single" w:color="C9D2DF" w:sz="4"/>
+            </w:tcBorders>
+            <w:tcMar>
+              <w:top w:type="dxa" w:w="60"/>
+              <w:left w:type="dxa" w:w="100"/>
+              <w:bottom w:type="dxa" w:w="60"/>
+              <w:right w:type="dxa" w:w="100"/>
+            </w:tcMar>
+          </w:tcPr>
+          <w:p>
+            <w:r>
+              <w:rPr>
+                <w:b w:val="false"/>
+                <w:bCs w:val="false"/>
+                <w:sz w:val="19"/>
+                <w:szCs w:val="19"/>
+              </w:rPr>
+              <w:t xml:space="preserve">avg CPU &lt; 10 %</w:t>
+            </w:r>
+          </w:p>
+        </w:tc>
+        <w:tc>
+          <w:tcPr>
+            <w:tcW w:type="dxa" w:w="2482"/>
+            <w:tcBorders>
+              <w:top w:val="single" w:color="C9D2DF" w:sz="4"/>
+              <w:left w:val="single" w:color="C9D2DF" w:sz="4"/>
+              <w:bottom w:val="single" w:color="C9D2DF" w:sz="4"/>
+              <w:right w:val="single" w:color="C9D2DF" w:sz="4"/>
+            </w:tcBorders>
+            <w:tcMar>
+              <w:top w:type="dxa" w:w="60"/>
+              <w:left w:type="dxa" w:w="100"/>
+              <w:bottom w:type="dxa" w:w="60"/>
+              <w:right w:type="dxa" w:w="100"/>
+            </w:tcMar>
+          </w:tcPr>
+          <w:p>
+            <w:r>
+              <w:rPr>
+                <w:b w:val="false"/>
+                <w:bCs w:val="false"/>
+                <w:sz w:val="19"/>
+                <w:szCs w:val="19"/>
+              </w:rPr>
+              <w:t xml:space="preserve">Stop / schedule off</w:t>
+            </w:r>
+          </w:p>
+        </w:tc>
+        <w:tc>
+          <w:tcPr>
+            <w:tcW w:type="dxa" w:w="1807"/>
+            <w:tcBorders>
+              <w:top w:val="single" w:color="C9D2DF" w:sz="4"/>
+              <w:left w:val="single" w:color="C9D2DF" w:sz="4"/>
+              <w:bottom w:val="single" w:color="C9D2DF" w:sz="4"/>
+              <w:right w:val="single" w:color="C9D2DF" w:sz="4"/>
+            </w:tcBorders>
+            <w:tcMar>
+              <w:top w:type="dxa" w:w="60"/>
+              <w:left w:type="dxa" w:w="100"/>
+              <w:bottom w:type="dxa" w:w="60"/>
+              <w:right w:type="dxa" w:w="100"/>
+            </w:tcMar>
+          </w:tcPr>
+          <w:p>
+            <w:r>
+              <w:rPr>
+                <w:b w:val="false"/>
+                <w:bCs w:val="false"/>
+                <w:sz w:val="19"/>
+                <w:szCs w:val="19"/>
+              </w:rPr>
+              <w:t xml:space="preserve">90 %</w:t>
+            </w:r>
+          </w:p>
+        </w:tc>
+      </w:tr>
+      <w:tr>
+        <w:tc>
+          <w:tcPr>
+            <w:tcW w:type="dxa" w:w="2030"/>
+            <w:tcBorders>
+              <w:top w:val="single" w:color="C9D2DF" w:sz="4"/>
+              <w:left w:val="single" w:color="C9D2DF" w:sz="4"/>
+              <w:bottom w:val="single" w:color="C9D2DF" w:sz="4"/>
+              <w:right w:val="single" w:color="C9D2DF" w:sz="4"/>
+            </w:tcBorders>
+            <w:tcMar>
+              <w:top w:type="dxa" w:w="60"/>
+              <w:left w:type="dxa" w:w="100"/>
+              <w:bottom w:type="dxa" w:w="60"/>
+              <w:right w:type="dxa" w:w="100"/>
+            </w:tcMar>
+          </w:tcPr>
+          <w:p>
+            <w:r>
+              <w:rPr>
+                <w:b w:val="false"/>
+                <w:bCs w:val="false"/>
+                <w:sz w:val="19"/>
+                <w:szCs w:val="19"/>
+              </w:rPr>
+              <w:t xml:space="preserve">Idle (prod)</w:t>
+            </w:r>
+          </w:p>
+        </w:tc>
+        <w:tc>
+          <w:tcPr>
+            <w:tcW w:type="dxa" w:w="2707"/>
+            <w:tcBorders>
+              <w:top w:val="single" w:color="C9D2DF" w:sz="4"/>
+              <w:left w:val="single" w:color="C9D2DF" w:sz="4"/>
+              <w:bottom w:val="single" w:color="C9D2DF" w:sz="4"/>
+              <w:right w:val="single" w:color="C9D2DF" w:sz="4"/>
+            </w:tcBorders>
+            <w:tcMar>
+              <w:top w:type="dxa" w:w="60"/>
+              <w:left w:type="dxa" w:w="100"/>
+              <w:bottom w:type="dxa" w:w="60"/>
+              <w:right w:type="dxa" w:w="100"/>
+            </w:tcMar>
+          </w:tcPr>
+          <w:p>
+            <w:r>
+              <w:rPr>
+                <w:b w:val="false"/>
+                <w:bCs w:val="false"/>
+                <w:sz w:val="19"/>
+                <w:szCs w:val="19"/>
+              </w:rPr>
+              <w:t xml:space="preserve">avg CPU &lt; 10 %</w:t>
+            </w:r>
+          </w:p>
+        </w:tc>
+        <w:tc>
+          <w:tcPr>
+            <w:tcW w:type="dxa" w:w="2482"/>
+            <w:tcBorders>
+              <w:top w:val="single" w:color="C9D2DF" w:sz="4"/>
+              <w:left w:val="single" w:color="C9D2DF" w:sz="4"/>
+              <w:bottom w:val="single" w:color="C9D2DF" w:sz="4"/>
+              <w:right w:val="single" w:color="C9D2DF" w:sz="4"/>
+            </w:tcBorders>
+            <w:tcMar>
+              <w:top w:type="dxa" w:w="60"/>
+              <w:left w:type="dxa" w:w="100"/>
+              <w:bottom w:type="dxa" w:w="60"/>
+              <w:right w:type="dxa" w:w="100"/>
+            </w:tcMar>
+          </w:tcPr>
+          <w:p>
+            <w:r>
+              <w:rPr>
+                <w:b w:val="false"/>
+                <w:bCs w:val="false"/>
+                <w:sz w:val="19"/>
+                <w:szCs w:val="19"/>
+              </w:rPr>
+              <w:t xml:space="preserve">Rightsize</w:t>
+            </w:r>
+          </w:p>
+        </w:tc>
+        <w:tc>
+          <w:tcPr>
+            <w:tcW w:type="dxa" w:w="1807"/>
+            <w:tcBorders>
+              <w:top w:val="single" w:color="C9D2DF" w:sz="4"/>
+              <w:left w:val="single" w:color="C9D2DF" w:sz="4"/>
+              <w:bottom w:val="single" w:color="C9D2DF" w:sz="4"/>
+              <w:right w:val="single" w:color="C9D2DF" w:sz="4"/>
+            </w:tcBorders>
+            <w:tcMar>
+              <w:top w:type="dxa" w:w="60"/>
+              <w:left w:type="dxa" w:w="100"/>
+              <w:bottom w:type="dxa" w:w="60"/>
+              <w:right w:type="dxa" w:w="100"/>
+            </w:tcMar>
+          </w:tcPr>
+          <w:p>
+            <w:r>
+              <w:rPr>
+                <w:b w:val="false"/>
+                <w:bCs w:val="false"/>
+                <w:sz w:val="19"/>
+                <w:szCs w:val="19"/>
+              </w:rPr>
+              <w:t xml:space="preserve">50 %</w:t>
+            </w:r>
+          </w:p>
+        </w:tc>
+      </w:tr>
+      <w:tr>
+        <w:tc>
+          <w:tcPr>
+            <w:tcW w:type="dxa" w:w="2030"/>
+            <w:tcBorders>
+              <w:top w:val="single" w:color="C9D2DF" w:sz="4"/>
+              <w:left w:val="single" w:color="C9D2DF" w:sz="4"/>
+              <w:bottom w:val="single" w:color="C9D2DF" w:sz="4"/>
+              <w:right w:val="single" w:color="C9D2DF" w:sz="4"/>
+            </w:tcBorders>
+            <w:tcMar>
+              <w:top w:type="dxa" w:w="60"/>
+              <w:left w:type="dxa" w:w="100"/>
+              <w:bottom w:type="dxa" w:w="60"/>
+              <w:right w:type="dxa" w:w="100"/>
+            </w:tcMar>
+          </w:tcPr>
+          <w:p>
+            <w:r>
+              <w:rPr>
+                <w:b w:val="false"/>
+                <w:bCs w:val="false"/>
+                <w:sz w:val="19"/>
+                <w:szCs w:val="19"/>
+              </w:rPr>
+              <w:t xml:space="preserve">Under-utilised</w:t>
+            </w:r>
+          </w:p>
+        </w:tc>
+        <w:tc>
+          <w:tcPr>
+            <w:tcW w:type="dxa" w:w="2707"/>
+            <w:tcBorders>
+              <w:top w:val="single" w:color="C9D2DF" w:sz="4"/>
+              <w:left w:val="single" w:color="C9D2DF" w:sz="4"/>
+              <w:bottom w:val="single" w:color="C9D2DF" w:sz="4"/>
+              <w:right w:val="single" w:color="C9D2DF" w:sz="4"/>
+            </w:tcBorders>
+            <w:tcMar>
+              <w:top w:type="dxa" w:w="60"/>
+              <w:left w:type="dxa" w:w="100"/>
+              <w:bottom w:type="dxa" w:w="60"/>
+              <w:right w:type="dxa" w:w="100"/>
+            </w:tcMar>
+          </w:tcPr>
+          <w:p>
+            <w:r>
+              <w:rPr>
+                <w:b w:val="false"/>
+                <w:bCs w:val="false"/>
+                <w:sz w:val="19"/>
+                <w:szCs w:val="19"/>
+              </w:rPr>
+              <w:t xml:space="preserve">CPU &lt; 30 % and mem &lt; 50 %</w:t>
+            </w:r>
+          </w:p>
+        </w:tc>
+        <w:tc>
+          <w:tcPr>
+            <w:tcW w:type="dxa" w:w="2482"/>
+            <w:tcBorders>
+              <w:top w:val="single" w:color="C9D2DF" w:sz="4"/>
+              <w:left w:val="single" w:color="C9D2DF" w:sz="4"/>
+              <w:bottom w:val="single" w:color="C9D2DF" w:sz="4"/>
+              <w:right w:val="single" w:color="C9D2DF" w:sz="4"/>
+            </w:tcBorders>
+            <w:tcMar>
+              <w:top w:type="dxa" w:w="60"/>
+              <w:left w:type="dxa" w:w="100"/>
+              <w:bottom w:type="dxa" w:w="60"/>
+              <w:right w:type="dxa" w:w="100"/>
+            </w:tcMar>
+          </w:tcPr>
+          <w:p>
+            <w:r>
+              <w:rPr>
+                <w:b w:val="false"/>
+                <w:bCs w:val="false"/>
+                <w:sz w:val="19"/>
+                <w:szCs w:val="19"/>
+              </w:rPr>
+              <w:t xml:space="preserve">One size down</w:t>
+            </w:r>
+          </w:p>
+        </w:tc>
+        <w:tc>
+          <w:tcPr>
+            <w:tcW w:type="dxa" w:w="1807"/>
+            <w:tcBorders>
+              <w:top w:val="single" w:color="C9D2DF" w:sz="4"/>
+              <w:left w:val="single" w:color="C9D2DF" w:sz="4"/>
+              <w:bottom w:val="single" w:color="C9D2DF" w:sz="4"/>
+              <w:right w:val="single" w:color="C9D2DF" w:sz="4"/>
+            </w:tcBorders>
+            <w:tcMar>
+              <w:top w:type="dxa" w:w="60"/>
+              <w:left w:type="dxa" w:w="100"/>
+              <w:bottom w:type="dxa" w:w="60"/>
+              <w:right w:type="dxa" w:w="100"/>
+            </w:tcMar>
+          </w:tcPr>
+          <w:p>
+            <w:r>
+              <w:rPr>
+                <w:b w:val="false"/>
+                <w:bCs w:val="false"/>
+                <w:sz w:val="19"/>
+                <w:szCs w:val="19"/>
+              </w:rPr>
+              <w:t xml:space="preserve">40 %</w:t>
+            </w:r>
+          </w:p>
+        </w:tc>
+      </w:tr>
+      <w:tr>
+        <w:tc>
+          <w:tcPr>
+            <w:tcW w:type="dxa" w:w="2030"/>
+            <w:tcBorders>
+              <w:top w:val="single" w:color="C9D2DF" w:sz="4"/>
+              <w:left w:val="single" w:color="C9D2DF" w:sz="4"/>
+              <w:bottom w:val="single" w:color="C9D2DF" w:sz="4"/>
+              <w:right w:val="single" w:color="C9D2DF" w:sz="4"/>
+            </w:tcBorders>
+            <w:tcMar>
+              <w:top w:type="dxa" w:w="60"/>
+              <w:left w:type="dxa" w:w="100"/>
+              <w:bottom w:type="dxa" w:w="60"/>
+              <w:right w:type="dxa" w:w="100"/>
+            </w:tcMar>
+          </w:tcPr>
+          <w:p>
+            <w:r>
+              <w:rPr>
+                <w:b w:val="false"/>
+                <w:bCs w:val="false"/>
+                <w:sz w:val="19"/>
+                <w:szCs w:val="19"/>
+              </w:rPr>
+              <w:t xml:space="preserve">Non-prod 24x7</w:t>
+            </w:r>
+          </w:p>
+        </w:tc>
+        <w:tc>
+          <w:tcPr>
+            <w:tcW w:type="dxa" w:w="2707"/>
+            <w:tcBorders>
+              <w:top w:val="single" w:color="C9D2DF" w:sz="4"/>
+              <w:left w:val="single" w:color="C9D2DF" w:sz="4"/>
+              <w:bottom w:val="single" w:color="C9D2DF" w:sz="4"/>
+              <w:right w:val="single" w:color="C9D2DF" w:sz="4"/>
+            </w:tcBorders>
+            <w:tcMar>
+              <w:top w:type="dxa" w:w="60"/>
+              <w:left w:type="dxa" w:w="100"/>
+              <w:bottom w:type="dxa" w:w="60"/>
+              <w:right w:type="dxa" w:w="100"/>
+            </w:tcMar>
+          </w:tcPr>
+          <w:p>
+            <w:r>
+              <w:rPr>
+                <w:b w:val="false"/>
+                <w:bCs w:val="false"/>
+                <w:sz w:val="19"/>
+                <w:szCs w:val="19"/>
+              </w:rPr>
+              <w:t xml:space="preserve">dev/staging compute</w:t>
+            </w:r>
+          </w:p>
+        </w:tc>
+        <w:tc>
+          <w:tcPr>
+            <w:tcW w:type="dxa" w:w="2482"/>
+            <w:tcBorders>
+              <w:top w:val="single" w:color="C9D2DF" w:sz="4"/>
+              <w:left w:val="single" w:color="C9D2DF" w:sz="4"/>
+              <w:bottom w:val="single" w:color="C9D2DF" w:sz="4"/>
+              <w:right w:val="single" w:color="C9D2DF" w:sz="4"/>
+            </w:tcBorders>
+            <w:tcMar>
+              <w:top w:type="dxa" w:w="60"/>
+              <w:left w:type="dxa" w:w="100"/>
+              <w:bottom w:type="dxa" w:w="60"/>
+              <w:right w:type="dxa" w:w="100"/>
+            </w:tcMar>
+          </w:tcPr>
+          <w:p>
+            <w:r>
+              <w:rPr>
+                <w:b w:val="false"/>
+                <w:bCs w:val="false"/>
+                <w:sz w:val="19"/>
+                <w:szCs w:val="19"/>
+              </w:rPr>
+              <w:t xml:space="preserve">Nights/weekends off</w:t>
+            </w:r>
+          </w:p>
+        </w:tc>
+        <w:tc>
+          <w:tcPr>
+            <w:tcW w:type="dxa" w:w="1807"/>
+            <w:tcBorders>
+              <w:top w:val="single" w:color="C9D2DF" w:sz="4"/>
+              <w:left w:val="single" w:color="C9D2DF" w:sz="4"/>
+              <w:bottom w:val="single" w:color="C9D2DF" w:sz="4"/>
+              <w:right w:val="single" w:color="C9D2DF" w:sz="4"/>
+            </w:tcBorders>
+            <w:tcMar>
+              <w:top w:type="dxa" w:w="60"/>
+              <w:left w:type="dxa" w:w="100"/>
+              <w:bottom w:type="dxa" w:w="60"/>
+              <w:right w:type="dxa" w:w="100"/>
+            </w:tcMar>
+          </w:tcPr>
+          <w:p>
+            <w:r>
+              <w:rPr>
+                <w:b w:val="false"/>
+                <w:bCs w:val="false"/>
+                <w:sz w:val="19"/>
+                <w:szCs w:val="19"/>
+              </w:rPr>
+              <w:t xml:space="preserve">60 %</w:t>
+            </w:r>
+          </w:p>
+        </w:tc>
+      </w:tr>
+      <w:tr>
+        <w:tc>
+          <w:tcPr>
+            <w:tcW w:type="dxa" w:w="2030"/>
+            <w:tcBorders>
+              <w:top w:val="single" w:color="C9D2DF" w:sz="4"/>
+              <w:left w:val="single" w:color="C9D2DF" w:sz="4"/>
+              <w:bottom w:val="single" w:color="C9D2DF" w:sz="4"/>
+              <w:right w:val="single" w:color="C9D2DF" w:sz="4"/>
+            </w:tcBorders>
+            <w:tcMar>
+              <w:top w:type="dxa" w:w="60"/>
+              <w:left w:type="dxa" w:w="100"/>
+              <w:bottom w:type="dxa" w:w="60"/>
+              <w:right w:type="dxa" w:w="100"/>
+            </w:tcMar>
+          </w:tcPr>
+          <w:p>
+            <w:r>
+              <w:rPr>
+                <w:b w:val="false"/>
+                <w:bCs w:val="false"/>
+                <w:sz w:val="19"/>
+                <w:szCs w:val="19"/>
+              </w:rPr>
+              <w:t xml:space="preserve">Low storage use</w:t>
+            </w:r>
+          </w:p>
+        </w:tc>
+        <w:tc>
+          <w:tcPr>
+            <w:tcW w:type="dxa" w:w="2707"/>
+            <w:tcBorders>
+              <w:top w:val="single" w:color="C9D2DF" w:sz="4"/>
+              <w:left w:val="single" w:color="C9D2DF" w:sz="4"/>
+              <w:bottom w:val="single" w:color="C9D2DF" w:sz="4"/>
+              <w:right w:val="single" w:color="C9D2DF" w:sz="4"/>
+            </w:tcBorders>
+            <w:tcMar>
+              <w:top w:type="dxa" w:w="60"/>
+              <w:left w:type="dxa" w:w="100"/>
+              <w:bottom w:type="dxa" w:w="60"/>
+              <w:right w:type="dxa" w:w="100"/>
+            </w:tcMar>
+          </w:tcPr>
+          <w:p>
+            <w:r>
+              <w:rPr>
+                <w:b w:val="false"/>
+                <w:bCs w:val="false"/>
+                <w:sz w:val="19"/>
+                <w:szCs w:val="19"/>
+              </w:rPr>
+              <w:t xml:space="preserve">&lt; 20 % used</w:t>
+            </w:r>
+          </w:p>
+        </w:tc>
+        <w:tc>
+          <w:tcPr>
+            <w:tcW w:type="dxa" w:w="2482"/>
+            <w:tcBorders>
+              <w:top w:val="single" w:color="C9D2DF" w:sz="4"/>
+              <w:left w:val="single" w:color="C9D2DF" w:sz="4"/>
+              <w:bottom w:val="single" w:color="C9D2DF" w:sz="4"/>
+              <w:right w:val="single" w:color="C9D2DF" w:sz="4"/>
+            </w:tcBorders>
+            <w:tcMar>
+              <w:top w:type="dxa" w:w="60"/>
+              <w:left w:type="dxa" w:w="100"/>
+              <w:bottom w:type="dxa" w:w="60"/>
+              <w:right w:type="dxa" w:w="100"/>
+            </w:tcMar>
+          </w:tcPr>
+          <w:p>
+            <w:r>
+              <w:rPr>
+                <w:b w:val="false"/>
+                <w:bCs w:val="false"/>
+                <w:sz w:val="19"/>
+                <w:szCs w:val="19"/>
+              </w:rPr>
+              <w:t xml:space="preserve">Archive tier / lifecycle</w:t>
+            </w:r>
+          </w:p>
+        </w:tc>
+        <w:tc>
+          <w:tcPr>
+            <w:tcW w:type="dxa" w:w="1807"/>
+            <w:tcBorders>
+              <w:top w:val="single" w:color="C9D2DF" w:sz="4"/>
+              <w:left w:val="single" w:color="C9D2DF" w:sz="4"/>
+              <w:bottom w:val="single" w:color="C9D2DF" w:sz="4"/>
+              <w:right w:val="single" w:color="C9D2DF" w:sz="4"/>
+            </w:tcBorders>
+            <w:tcMar>
+              <w:top w:type="dxa" w:w="60"/>
+              <w:left w:type="dxa" w:w="100"/>
+              <w:bottom w:type="dxa" w:w="60"/>
+              <w:right w:type="dxa" w:w="100"/>
+            </w:tcMar>
+          </w:tcPr>
+          <w:p>
+            <w:r>
+              <w:rPr>
+                <w:b w:val="false"/>
+                <w:bCs w:val="false"/>
+                <w:sz w:val="19"/>
+                <w:szCs w:val="19"/>
+              </w:rPr>
+              <w:t xml:space="preserve">45 %</w:t>
+            </w:r>
+          </w:p>
+        </w:tc>
+      </w:tr>
+    </w:tbl>
+    <w:p>
+      <w:pPr>
+        <w:spacing w:after="120"/>
+      </w:pPr>
+    </w:p>
+    <w:p>
+      <w:pPr>
+        <w:spacing w:after="120" w:line="300"/>
+        <w:jc w:val="both"/>
+      </w:pPr>
+      <w:r>
+        <w:t xml:space="preserve">On the demonstration data the engine finds 8 recommendations worth about USD 9.2K per month, led by an idle GPU training VM in development. Budget and forecast alerts catch overruns mid-month, and anomaly detection flags runaway jobs within a day.</w:t>
+      </w:r>
+    </w:p>
+    <w:p>
+      <w:pPr>
+        <w:pStyle w:val="Heading2"/>
+      </w:pPr>
+      <w:r>
+        <w:t xml:space="preserve">8.2 Keeping the platform itself cheap</w:t>
+      </w:r>
+    </w:p>
+    <w:p>
+      <w:pPr>
+        <w:pStyle w:val="ListParagraph"/>
+        <w:numPr>
+          <w:ilvl w:val="0"/>
+          <w:numId w:val="4"/>
+        </w:numPr>
+        <w:spacing w:after="60" w:line="280"/>
+      </w:pPr>
+      <w:r>
+        <w:t xml:space="preserve">Cost Explorer charges USD 0.01 per request, so the daily job re-reads only 3 days, intraday refresh is configurable (6 hours recommended live), and every sync records its API calls: about 2 requests a day (≈ USD 0.60/month) instead of about USD 30 for minute-level polling.</w:t>
+      </w:r>
+    </w:p>
+    <w:p>
+      <w:pPr>
+        <w:pStyle w:val="ListParagraph"/>
+        <w:numPr>
+          <w:ilvl w:val="0"/>
+          <w:numId w:val="4"/>
+        </w:numPr>
+        <w:spacing w:after="60" w:line="280"/>
+      </w:pPr>
+      <w:r>
+        <w:t xml:space="preserve">BigQuery queries filter on the partition column with a 2 GB maximum-bytes-billed guard, keeping usage within the free tier.</w:t>
+      </w:r>
+    </w:p>
+    <w:p>
+      <w:pPr>
+        <w:pStyle w:val="ListParagraph"/>
+        <w:numPr>
+          <w:ilvl w:val="0"/>
+          <w:numId w:val="4"/>
+        </w:numPr>
+        <w:spacing w:after="60" w:line="280"/>
+      </w:pPr>
+      <w:r>
+        <w:t xml:space="preserve">The whole stack runs on one t3.small (single backend worker, in-process scheduler, no Redis), with retention policies, 15-day Prometheus retention and Docker log rotation that keep the disk under 2 GB.</w:t>
+      </w:r>
+    </w:p>
+    <w:p>
+      <w:pPr>
+        <w:pStyle w:val="ListParagraph"/>
+        <w:numPr>
+          <w:ilvl w:val="0"/>
+          <w:numId w:val="4"/>
+        </w:numPr>
+        <w:spacing w:after="60" w:line="280"/>
+      </w:pPr>
+      <w:r>
+        <w:t xml:space="preserve">A multi-stage nginx frontend image (≈ 50 MB), an optional cloud-SDK-free backend image, and an IAM instance role instead of long-lived keys.</w:t>
+      </w:r>
+    </w:p>
+    <w:tbl>
+      <w:tblPr>
+        <w:tblW w:type="dxa" w:w="9026"/>
+        <w:tblBorders>
+          <w:top w:val="single" w:color="auto" w:sz="4"/>
+          <w:left w:val="single" w:color="auto" w:sz="4"/>
+          <w:bottom w:val="single" w:color="auto" w:sz="4"/>
+          <w:right w:val="single" w:color="auto" w:sz="4"/>
+          <w:insideH w:val="single" w:color="auto" w:sz="4"/>
+          <w:insideV w:val="single" w:color="auto" w:sz="4"/>
+        </w:tblBorders>
+      </w:tblPr>
+      <w:tblGrid>
+        <w:gridCol w:w="5641"/>
+        <w:gridCol w:w="3385"/>
+      </w:tblGrid>
+      <w:tr>
+        <w:trPr>
+          <w:tblHeader/>
+        </w:trPr>
+        <w:tc>
+          <w:tcPr>
+            <w:tcW w:type="dxa" w:w="5641"/>
+            <w:tcBorders>
+              <w:top w:val="single" w:color="C9D2DF" w:sz="4"/>
+              <w:left w:val="single" w:color="C9D2DF" w:sz="4"/>
+              <w:bottom w:val="single" w:color="C9D2DF" w:sz="4"/>
+              <w:right w:val="single" w:color="C9D2DF" w:sz="4"/>
+            </w:tcBorders>
+            <w:shd w:fill="1D3A6E" w:color="auto" w:val="clear"/>
+            <w:tcMar>
+              <w:top w:type="dxa" w:w="60"/>
+              <w:left w:type="dxa" w:w="100"/>
+              <w:bottom w:type="dxa" w:w="60"/>
+              <w:right w:type="dxa" w:w="100"/>
+            </w:tcMar>
+          </w:tcPr>
+          <w:p>
+            <w:r>
+              <w:rPr>
+                <w:b/>
+                <w:bCs/>
+                <w:color w:val="FFFFFF"/>
+                <w:sz w:val="19"/>
+                <w:szCs w:val="19"/>
+              </w:rPr>
+              <w:t xml:space="preserve">Staging item</w:t>
+            </w:r>
+          </w:p>
+        </w:tc>
+        <w:tc>
+          <w:tcPr>
+            <w:tcW w:type="dxa" w:w="3385"/>
+            <w:tcBorders>
+              <w:top w:val="single" w:color="C9D2DF" w:sz="4"/>
+              <w:left w:val="single" w:color="C9D2DF" w:sz="4"/>
+              <w:bottom w:val="single" w:color="C9D2DF" w:sz="4"/>
+              <w:right w:val="single" w:color="C9D2DF" w:sz="4"/>
+            </w:tcBorders>
+            <w:shd w:fill="1D3A6E" w:color="auto" w:val="clear"/>
+            <w:tcMar>
+              <w:top w:type="dxa" w:w="60"/>
+              <w:left w:type="dxa" w:w="100"/>
+              <w:bottom w:type="dxa" w:w="60"/>
+              <w:right w:type="dxa" w:w="100"/>
+            </w:tcMar>
+          </w:tcPr>
+          <w:p>
+            <w:r>
+              <w:rPr>
+                <w:b/>
+                <w:bCs/>
+                <w:color w:val="FFFFFF"/>
+                <w:sz w:val="19"/>
+                <w:szCs w:val="19"/>
+              </w:rPr>
+              <w:t xml:space="preserve">USD / month</w:t>
+            </w:r>
+          </w:p>
+        </w:tc>
+      </w:tr>
+      <w:tr>
+        <w:tc>
+          <w:tcPr>
+            <w:tcW w:type="dxa" w:w="5641"/>
+            <w:tcBorders>
+              <w:top w:val="single" w:color="C9D2DF" w:sz="4"/>
+              <w:left w:val="single" w:color="C9D2DF" w:sz="4"/>
+              <w:bottom w:val="single" w:color="C9D2DF" w:sz="4"/>
+              <w:right w:val="single" w:color="C9D2DF" w:sz="4"/>
+            </w:tcBorders>
+            <w:tcMar>
+              <w:top w:type="dxa" w:w="60"/>
+              <w:left w:type="dxa" w:w="100"/>
+              <w:bottom w:type="dxa" w:w="60"/>
+              <w:right w:type="dxa" w:w="100"/>
+            </w:tcMar>
+          </w:tcPr>
+          <w:p>
+            <w:r>
+              <w:rPr>
+                <w:b w:val="false"/>
+                <w:bCs w:val="false"/>
+                <w:sz w:val="19"/>
+                <w:szCs w:val="19"/>
+              </w:rPr>
+              <w:t xml:space="preserve">t3.small on-demand</w:t>
+            </w:r>
+          </w:p>
+        </w:tc>
+        <w:tc>
+          <w:tcPr>
+            <w:tcW w:type="dxa" w:w="3385"/>
+            <w:tcBorders>
+              <w:top w:val="single" w:color="C9D2DF" w:sz="4"/>
+              <w:left w:val="single" w:color="C9D2DF" w:sz="4"/>
+              <w:bottom w:val="single" w:color="C9D2DF" w:sz="4"/>
+              <w:right w:val="single" w:color="C9D2DF" w:sz="4"/>
+            </w:tcBorders>
+            <w:tcMar>
+              <w:top w:type="dxa" w:w="60"/>
+              <w:left w:type="dxa" w:w="100"/>
+              <w:bottom w:type="dxa" w:w="60"/>
+              <w:right w:type="dxa" w:w="100"/>
+            </w:tcMar>
+          </w:tcPr>
+          <w:p>
+            <w:r>
+              <w:rPr>
+                <w:b w:val="false"/>
+                <w:bCs w:val="false"/>
+                <w:sz w:val="19"/>
+                <w:szCs w:val="19"/>
+              </w:rPr>
+              <w:t xml:space="preserve">~15.2</w:t>
+            </w:r>
+          </w:p>
+        </w:tc>
+      </w:tr>
+      <w:tr>
+        <w:tc>
+          <w:tcPr>
+            <w:tcW w:type="dxa" w:w="5641"/>
+            <w:tcBorders>
+              <w:top w:val="single" w:color="C9D2DF" w:sz="4"/>
+              <w:left w:val="single" w:color="C9D2DF" w:sz="4"/>
+              <w:bottom w:val="single" w:color="C9D2DF" w:sz="4"/>
+              <w:right w:val="single" w:color="C9D2DF" w:sz="4"/>
+            </w:tcBorders>
+            <w:tcMar>
+              <w:top w:type="dxa" w:w="60"/>
+              <w:left w:type="dxa" w:w="100"/>
+              <w:bottom w:type="dxa" w:w="60"/>
+              <w:right w:type="dxa" w:w="100"/>
+            </w:tcMar>
+          </w:tcPr>
+          <w:p>
+            <w:r>
+              <w:rPr>
+                <w:b w:val="false"/>
+                <w:bCs w:val="false"/>
+                <w:sz w:val="19"/>
+                <w:szCs w:val="19"/>
+              </w:rPr>
+              <w:t xml:space="preserve">20 GB gp3</w:t>
+            </w:r>
+          </w:p>
+        </w:tc>
+        <w:tc>
+          <w:tcPr>
+            <w:tcW w:type="dxa" w:w="3385"/>
+            <w:tcBorders>
+              <w:top w:val="single" w:color="C9D2DF" w:sz="4"/>
+              <w:left w:val="single" w:color="C9D2DF" w:sz="4"/>
+              <w:bottom w:val="single" w:color="C9D2DF" w:sz="4"/>
+              <w:right w:val="single" w:color="C9D2DF" w:sz="4"/>
+            </w:tcBorders>
+            <w:tcMar>
+              <w:top w:type="dxa" w:w="60"/>
+              <w:left w:type="dxa" w:w="100"/>
+              <w:bottom w:type="dxa" w:w="60"/>
+              <w:right w:type="dxa" w:w="100"/>
+            </w:tcMar>
+          </w:tcPr>
+          <w:p>
+            <w:r>
+              <w:rPr>
+                <w:b w:val="false"/>
+                <w:bCs w:val="false"/>
+                <w:sz w:val="19"/>
+                <w:szCs w:val="19"/>
+              </w:rPr>
+              <w:t xml:space="preserve">~1.9</w:t>
+            </w:r>
+          </w:p>
+        </w:tc>
+      </w:tr>
+      <w:tr>
+        <w:tc>
+          <w:tcPr>
+            <w:tcW w:type="dxa" w:w="5641"/>
+            <w:tcBorders>
+              <w:top w:val="single" w:color="C9D2DF" w:sz="4"/>
+              <w:left w:val="single" w:color="C9D2DF" w:sz="4"/>
+              <w:bottom w:val="single" w:color="C9D2DF" w:sz="4"/>
+              <w:right w:val="single" w:color="C9D2DF" w:sz="4"/>
+            </w:tcBorders>
+            <w:tcMar>
+              <w:top w:type="dxa" w:w="60"/>
+              <w:left w:type="dxa" w:w="100"/>
+              <w:bottom w:type="dxa" w:w="60"/>
+              <w:right w:type="dxa" w:w="100"/>
+            </w:tcMar>
+          </w:tcPr>
+          <w:p>
+            <w:r>
+              <w:rPr>
+                <w:b w:val="false"/>
+                <w:bCs w:val="false"/>
+                <w:sz w:val="19"/>
+                <w:szCs w:val="19"/>
+              </w:rPr>
+              <w:t xml:space="preserve">Public IPv4</w:t>
+            </w:r>
+          </w:p>
+        </w:tc>
+        <w:tc>
+          <w:tcPr>
+            <w:tcW w:type="dxa" w:w="3385"/>
+            <w:tcBorders>
+              <w:top w:val="single" w:color="C9D2DF" w:sz="4"/>
+              <w:left w:val="single" w:color="C9D2DF" w:sz="4"/>
+              <w:bottom w:val="single" w:color="C9D2DF" w:sz="4"/>
+              <w:right w:val="single" w:color="C9D2DF" w:sz="4"/>
+            </w:tcBorders>
+            <w:tcMar>
+              <w:top w:type="dxa" w:w="60"/>
+              <w:left w:type="dxa" w:w="100"/>
+              <w:bottom w:type="dxa" w:w="60"/>
+              <w:right w:type="dxa" w:w="100"/>
+            </w:tcMar>
+          </w:tcPr>
+          <w:p>
+            <w:r>
+              <w:rPr>
+                <w:b w:val="false"/>
+                <w:bCs w:val="false"/>
+                <w:sz w:val="19"/>
+                <w:szCs w:val="19"/>
+              </w:rPr>
+              <w:t xml:space="preserve">~3.6</w:t>
+            </w:r>
+          </w:p>
+        </w:tc>
+      </w:tr>
+      <w:tr>
+        <w:tc>
+          <w:tcPr>
+            <w:tcW w:type="dxa" w:w="5641"/>
+            <w:tcBorders>
+              <w:top w:val="single" w:color="C9D2DF" w:sz="4"/>
+              <w:left w:val="single" w:color="C9D2DF" w:sz="4"/>
+              <w:bottom w:val="single" w:color="C9D2DF" w:sz="4"/>
+              <w:right w:val="single" w:color="C9D2DF" w:sz="4"/>
+            </w:tcBorders>
+            <w:tcMar>
+              <w:top w:type="dxa" w:w="60"/>
+              <w:left w:type="dxa" w:w="100"/>
+              <w:bottom w:type="dxa" w:w="60"/>
+              <w:right w:type="dxa" w:w="100"/>
+            </w:tcMar>
+          </w:tcPr>
+          <w:p>
+            <w:r>
+              <w:rPr>
+                <w:b w:val="false"/>
+                <w:bCs w:val="false"/>
+                <w:sz w:val="19"/>
+                <w:szCs w:val="19"/>
+              </w:rPr>
+              <w:t xml:space="preserve">Cost Explorer API</w:t>
+            </w:r>
+          </w:p>
+        </w:tc>
+        <w:tc>
+          <w:tcPr>
+            <w:tcW w:type="dxa" w:w="3385"/>
+            <w:tcBorders>
+              <w:top w:val="single" w:color="C9D2DF" w:sz="4"/>
+              <w:left w:val="single" w:color="C9D2DF" w:sz="4"/>
+              <w:bottom w:val="single" w:color="C9D2DF" w:sz="4"/>
+              <w:right w:val="single" w:color="C9D2DF" w:sz="4"/>
+            </w:tcBorders>
+            <w:tcMar>
+              <w:top w:type="dxa" w:w="60"/>
+              <w:left w:type="dxa" w:w="100"/>
+              <w:bottom w:type="dxa" w:w="60"/>
+              <w:right w:type="dxa" w:w="100"/>
+            </w:tcMar>
+          </w:tcPr>
+          <w:p>
+            <w:r>
+              <w:rPr>
+                <w:b w:val="false"/>
+                <w:bCs w:val="false"/>
+                <w:sz w:val="19"/>
+                <w:szCs w:val="19"/>
+              </w:rPr>
+              <w:t xml:space="preserve">~0.6</w:t>
+            </w:r>
+          </w:p>
+        </w:tc>
+      </w:tr>
+      <w:tr>
+        <w:tc>
+          <w:tcPr>
+            <w:tcW w:type="dxa" w:w="5641"/>
+            <w:tcBorders>
+              <w:top w:val="single" w:color="C9D2DF" w:sz="4"/>
+              <w:left w:val="single" w:color="C9D2DF" w:sz="4"/>
+              <w:bottom w:val="single" w:color="C9D2DF" w:sz="4"/>
+              <w:right w:val="single" w:color="C9D2DF" w:sz="4"/>
+            </w:tcBorders>
+            <w:tcMar>
+              <w:top w:type="dxa" w:w="60"/>
+              <w:left w:type="dxa" w:w="100"/>
+              <w:bottom w:type="dxa" w:w="60"/>
+              <w:right w:type="dxa" w:w="100"/>
+            </w:tcMar>
+          </w:tcPr>
+          <w:p>
+            <w:r>
+              <w:rPr>
+                <w:b w:val="false"/>
+                <w:bCs w:val="false"/>
+                <w:sz w:val="19"/>
+                <w:szCs w:val="19"/>
+              </w:rPr>
+              <w:t xml:space="preserve">Total</w:t>
+            </w:r>
+          </w:p>
+        </w:tc>
+        <w:tc>
+          <w:tcPr>
+            <w:tcW w:type="dxa" w:w="3385"/>
+            <w:tcBorders>
+              <w:top w:val="single" w:color="C9D2DF" w:sz="4"/>
+              <w:left w:val="single" w:color="C9D2DF" w:sz="4"/>
+              <w:bottom w:val="single" w:color="C9D2DF" w:sz="4"/>
+              <w:right w:val="single" w:color="C9D2DF" w:sz="4"/>
+            </w:tcBorders>
+            <w:tcMar>
+              <w:top w:type="dxa" w:w="60"/>
+              <w:left w:type="dxa" w:w="100"/>
+              <w:bottom w:type="dxa" w:w="60"/>
+              <w:right w:type="dxa" w:w="100"/>
+            </w:tcMar>
+          </w:tcPr>
+          <w:p>
+            <w:r>
+              <w:rPr>
+                <w:b w:val="false"/>
+                <w:bCs w:val="false"/>
+                <w:sz w:val="19"/>
+                <w:szCs w:val="19"/>
+              </w:rPr>
+              <w:t xml:space="preserve">≈ 21 (₹1,770)</w:t>
+            </w:r>
+          </w:p>
+        </w:tc>
+      </w:tr>
+    </w:tbl>
+    <w:p>
+      <w:pPr>
+        <w:pStyle w:val="Heading1"/>
+        <w:pageBreakBefore/>
+      </w:pPr>
+      <w:r>
+        <w:t xml:space="preserve">9. Testing</w:t>
+      </w:r>
+    </w:p>
+    <w:tbl>
+      <w:tblPr>
+        <w:tblW w:type="dxa" w:w="9026"/>
+        <w:tblBorders>
+          <w:top w:val="single" w:color="auto" w:sz="4"/>
+          <w:left w:val="single" w:color="auto" w:sz="4"/>
+          <w:bottom w:val="single" w:color="auto" w:sz="4"/>
+          <w:right w:val="single" w:color="auto" w:sz="4"/>
+          <w:insideH w:val="single" w:color="auto" w:sz="4"/>
+          <w:insideV w:val="single" w:color="auto" w:sz="4"/>
+        </w:tblBorders>
+      </w:tblPr>
+      <w:tblGrid>
+        <w:gridCol w:w="5077"/>
+        <w:gridCol w:w="1692"/>
+        <w:gridCol w:w="2257"/>
+      </w:tblGrid>
+      <w:tr>
+        <w:trPr>
+          <w:tblHeader/>
+        </w:trPr>
+        <w:tc>
+          <w:tcPr>
+            <w:tcW w:type="dxa" w:w="5077"/>
+            <w:tcBorders>
+              <w:top w:val="single" w:color="C9D2DF" w:sz="4"/>
+              <w:left w:val="single" w:color="C9D2DF" w:sz="4"/>
+              <w:bottom w:val="single" w:color="C9D2DF" w:sz="4"/>
+              <w:right w:val="single" w:color="C9D2DF" w:sz="4"/>
+            </w:tcBorders>
+            <w:shd w:fill="1D3A6E" w:color="auto" w:val="clear"/>
+            <w:tcMar>
+              <w:top w:type="dxa" w:w="60"/>
+              <w:left w:type="dxa" w:w="100"/>
+              <w:bottom w:type="dxa" w:w="60"/>
+              <w:right w:type="dxa" w:w="100"/>
+            </w:tcMar>
+          </w:tcPr>
+          <w:p>
+            <w:r>
+              <w:rPr>
+                <w:b/>
+                <w:bCs/>
+                <w:color w:val="FFFFFF"/>
+                <w:sz w:val="19"/>
+                <w:szCs w:val="19"/>
+              </w:rPr>
+              <w:t xml:space="preserve">Suite</w:t>
+            </w:r>
+          </w:p>
+        </w:tc>
+        <w:tc>
+          <w:tcPr>
+            <w:tcW w:type="dxa" w:w="1692"/>
+            <w:tcBorders>
+              <w:top w:val="single" w:color="C9D2DF" w:sz="4"/>
+              <w:left w:val="single" w:color="C9D2DF" w:sz="4"/>
+              <w:bottom w:val="single" w:color="C9D2DF" w:sz="4"/>
+              <w:right w:val="single" w:color="C9D2DF" w:sz="4"/>
+            </w:tcBorders>
+            <w:shd w:fill="1D3A6E" w:color="auto" w:val="clear"/>
+            <w:tcMar>
+              <w:top w:type="dxa" w:w="60"/>
+              <w:left w:type="dxa" w:w="100"/>
+              <w:bottom w:type="dxa" w:w="60"/>
+              <w:right w:type="dxa" w:w="100"/>
+            </w:tcMar>
+          </w:tcPr>
+          <w:p>
+            <w:r>
+              <w:rPr>
+                <w:b/>
+                <w:bCs/>
+                <w:color w:val="FFFFFF"/>
+                <w:sz w:val="19"/>
+                <w:szCs w:val="19"/>
+              </w:rPr>
+              <w:t xml:space="preserve">Tests</w:t>
+            </w:r>
+          </w:p>
+        </w:tc>
+        <w:tc>
+          <w:tcPr>
+            <w:tcW w:type="dxa" w:w="2257"/>
+            <w:tcBorders>
+              <w:top w:val="single" w:color="C9D2DF" w:sz="4"/>
+              <w:left w:val="single" w:color="C9D2DF" w:sz="4"/>
+              <w:bottom w:val="single" w:color="C9D2DF" w:sz="4"/>
+              <w:right w:val="single" w:color="C9D2DF" w:sz="4"/>
+            </w:tcBorders>
+            <w:shd w:fill="1D3A6E" w:color="auto" w:val="clear"/>
+            <w:tcMar>
+              <w:top w:type="dxa" w:w="60"/>
+              <w:left w:type="dxa" w:w="100"/>
+              <w:bottom w:type="dxa" w:w="60"/>
+              <w:right w:type="dxa" w:w="100"/>
+            </w:tcMar>
+          </w:tcPr>
+          <w:p>
+            <w:r>
+              <w:rPr>
+                <w:b/>
+                <w:bCs/>
+                <w:color w:val="FFFFFF"/>
+                <w:sz w:val="19"/>
+                <w:szCs w:val="19"/>
+              </w:rPr>
+              <w:t xml:space="preserve">Result</w:t>
+            </w:r>
+          </w:p>
+        </w:tc>
+      </w:tr>
+      <w:tr>
+        <w:tc>
+          <w:tcPr>
+            <w:tcW w:type="dxa" w:w="5077"/>
+            <w:tcBorders>
+              <w:top w:val="single" w:color="C9D2DF" w:sz="4"/>
+              <w:left w:val="single" w:color="C9D2DF" w:sz="4"/>
+              <w:bottom w:val="single" w:color="C9D2DF" w:sz="4"/>
+              <w:right w:val="single" w:color="C9D2DF" w:sz="4"/>
+            </w:tcBorders>
+            <w:tcMar>
+              <w:top w:type="dxa" w:w="60"/>
+              <w:left w:type="dxa" w:w="100"/>
+              <w:bottom w:type="dxa" w:w="60"/>
+              <w:right w:type="dxa" w:w="100"/>
+            </w:tcMar>
+          </w:tcPr>
+          <w:p>
+            <w:r>
+              <w:rPr>
+                <w:b w:val="false"/>
+                <w:bCs w:val="false"/>
+                <w:sz w:val="19"/>
+                <w:szCs w:val="19"/>
+              </w:rPr>
+              <w:t xml:space="preserve">Backend on SQLite</w:t>
+            </w:r>
+          </w:p>
+        </w:tc>
+        <w:tc>
+          <w:tcPr>
+            <w:tcW w:type="dxa" w:w="1692"/>
+            <w:tcBorders>
+              <w:top w:val="single" w:color="C9D2DF" w:sz="4"/>
+              <w:left w:val="single" w:color="C9D2DF" w:sz="4"/>
+              <w:bottom w:val="single" w:color="C9D2DF" w:sz="4"/>
+              <w:right w:val="single" w:color="C9D2DF" w:sz="4"/>
+            </w:tcBorders>
+            <w:tcMar>
+              <w:top w:type="dxa" w:w="60"/>
+              <w:left w:type="dxa" w:w="100"/>
+              <w:bottom w:type="dxa" w:w="60"/>
+              <w:right w:type="dxa" w:w="100"/>
+            </w:tcMar>
+          </w:tcPr>
+          <w:p>
+            <w:r>
+              <w:rPr>
+                <w:b w:val="false"/>
+                <w:bCs w:val="false"/>
+                <w:sz w:val="19"/>
+                <w:szCs w:val="19"/>
+              </w:rPr>
+              <w:t xml:space="preserve">84</w:t>
+            </w:r>
+          </w:p>
+        </w:tc>
+        <w:tc>
+          <w:tcPr>
+            <w:tcW w:type="dxa" w:w="2257"/>
+            <w:tcBorders>
+              <w:top w:val="single" w:color="C9D2DF" w:sz="4"/>
+              <w:left w:val="single" w:color="C9D2DF" w:sz="4"/>
+              <w:bottom w:val="single" w:color="C9D2DF" w:sz="4"/>
+              <w:right w:val="single" w:color="C9D2DF" w:sz="4"/>
+            </w:tcBorders>
+            <w:tcMar>
+              <w:top w:type="dxa" w:w="60"/>
+              <w:left w:type="dxa" w:w="100"/>
+              <w:bottom w:type="dxa" w:w="60"/>
+              <w:right w:type="dxa" w:w="100"/>
+            </w:tcMar>
+          </w:tcPr>
+          <w:p>
+            <w:r>
+              <w:rPr>
+                <w:b w:val="false"/>
+                <w:bCs w:val="false"/>
+                <w:sz w:val="19"/>
+                <w:szCs w:val="19"/>
+              </w:rPr>
+              <w:t xml:space="preserve">84 passed</w:t>
+            </w:r>
+          </w:p>
+        </w:tc>
+      </w:tr>
+      <w:tr>
+        <w:tc>
+          <w:tcPr>
+            <w:tcW w:type="dxa" w:w="5077"/>
+            <w:tcBorders>
+              <w:top w:val="single" w:color="C9D2DF" w:sz="4"/>
+              <w:left w:val="single" w:color="C9D2DF" w:sz="4"/>
+              <w:bottom w:val="single" w:color="C9D2DF" w:sz="4"/>
+              <w:right w:val="single" w:color="C9D2DF" w:sz="4"/>
+            </w:tcBorders>
+            <w:tcMar>
+              <w:top w:type="dxa" w:w="60"/>
+              <w:left w:type="dxa" w:w="100"/>
+              <w:bottom w:type="dxa" w:w="60"/>
+              <w:right w:type="dxa" w:w="100"/>
+            </w:tcMar>
+          </w:tcPr>
+          <w:p>
+            <w:r>
+              <w:rPr>
+                <w:b w:val="false"/>
+                <w:bCs w:val="false"/>
+                <w:sz w:val="19"/>
+                <w:szCs w:val="19"/>
+              </w:rPr>
+              <w:t xml:space="preserve">Backend on PostgreSQL 16</w:t>
+            </w:r>
+          </w:p>
+        </w:tc>
+        <w:tc>
+          <w:tcPr>
+            <w:tcW w:type="dxa" w:w="1692"/>
+            <w:tcBorders>
+              <w:top w:val="single" w:color="C9D2DF" w:sz="4"/>
+              <w:left w:val="single" w:color="C9D2DF" w:sz="4"/>
+              <w:bottom w:val="single" w:color="C9D2DF" w:sz="4"/>
+              <w:right w:val="single" w:color="C9D2DF" w:sz="4"/>
+            </w:tcBorders>
+            <w:tcMar>
+              <w:top w:type="dxa" w:w="60"/>
+              <w:left w:type="dxa" w:w="100"/>
+              <w:bottom w:type="dxa" w:w="60"/>
+              <w:right w:type="dxa" w:w="100"/>
+            </w:tcMar>
+          </w:tcPr>
+          <w:p>
+            <w:r>
+              <w:rPr>
+                <w:b w:val="false"/>
+                <w:bCs w:val="false"/>
+                <w:sz w:val="19"/>
+                <w:szCs w:val="19"/>
+              </w:rPr>
+              <w:t xml:space="preserve">84</w:t>
+            </w:r>
+          </w:p>
+        </w:tc>
+        <w:tc>
+          <w:tcPr>
+            <w:tcW w:type="dxa" w:w="2257"/>
+            <w:tcBorders>
+              <w:top w:val="single" w:color="C9D2DF" w:sz="4"/>
+              <w:left w:val="single" w:color="C9D2DF" w:sz="4"/>
+              <w:bottom w:val="single" w:color="C9D2DF" w:sz="4"/>
+              <w:right w:val="single" w:color="C9D2DF" w:sz="4"/>
+            </w:tcBorders>
+            <w:tcMar>
+              <w:top w:type="dxa" w:w="60"/>
+              <w:left w:type="dxa" w:w="100"/>
+              <w:bottom w:type="dxa" w:w="60"/>
+              <w:right w:type="dxa" w:w="100"/>
+            </w:tcMar>
+          </w:tcPr>
+          <w:p>
+            <w:r>
+              <w:rPr>
+                <w:b w:val="false"/>
+                <w:bCs w:val="false"/>
+                <w:sz w:val="19"/>
+                <w:szCs w:val="19"/>
+              </w:rPr>
+              <w:t xml:space="preserve">84 passed</w:t>
+            </w:r>
+          </w:p>
+        </w:tc>
+      </w:tr>
+      <w:tr>
+        <w:tc>
+          <w:tcPr>
+            <w:tcW w:type="dxa" w:w="5077"/>
+            <w:tcBorders>
+              <w:top w:val="single" w:color="C9D2DF" w:sz="4"/>
+              <w:left w:val="single" w:color="C9D2DF" w:sz="4"/>
+              <w:bottom w:val="single" w:color="C9D2DF" w:sz="4"/>
+              <w:right w:val="single" w:color="C9D2DF" w:sz="4"/>
+            </w:tcBorders>
+            <w:tcMar>
+              <w:top w:type="dxa" w:w="60"/>
+              <w:left w:type="dxa" w:w="100"/>
+              <w:bottom w:type="dxa" w:w="60"/>
+              <w:right w:type="dxa" w:w="100"/>
+            </w:tcMar>
+          </w:tcPr>
+          <w:p>
+            <w:r>
+              <w:rPr>
+                <w:b w:val="false"/>
+                <w:bCs w:val="false"/>
+                <w:sz w:val="19"/>
+                <w:szCs w:val="19"/>
+              </w:rPr>
+              <w:t xml:space="preserve">Backend with pinned requirements (clean venv)</w:t>
+            </w:r>
+          </w:p>
+        </w:tc>
+        <w:tc>
+          <w:tcPr>
+            <w:tcW w:type="dxa" w:w="1692"/>
+            <w:tcBorders>
+              <w:top w:val="single" w:color="C9D2DF" w:sz="4"/>
+              <w:left w:val="single" w:color="C9D2DF" w:sz="4"/>
+              <w:bottom w:val="single" w:color="C9D2DF" w:sz="4"/>
+              <w:right w:val="single" w:color="C9D2DF" w:sz="4"/>
+            </w:tcBorders>
+            <w:tcMar>
+              <w:top w:type="dxa" w:w="60"/>
+              <w:left w:type="dxa" w:w="100"/>
+              <w:bottom w:type="dxa" w:w="60"/>
+              <w:right w:type="dxa" w:w="100"/>
+            </w:tcMar>
+          </w:tcPr>
+          <w:p>
+            <w:r>
+              <w:rPr>
+                <w:b w:val="false"/>
+                <w:bCs w:val="false"/>
+                <w:sz w:val="19"/>
+                <w:szCs w:val="19"/>
+              </w:rPr>
+              <w:t xml:space="preserve">84</w:t>
+            </w:r>
+          </w:p>
+        </w:tc>
+        <w:tc>
+          <w:tcPr>
+            <w:tcW w:type="dxa" w:w="2257"/>
+            <w:tcBorders>
+              <w:top w:val="single" w:color="C9D2DF" w:sz="4"/>
+              <w:left w:val="single" w:color="C9D2DF" w:sz="4"/>
+              <w:bottom w:val="single" w:color="C9D2DF" w:sz="4"/>
+              <w:right w:val="single" w:color="C9D2DF" w:sz="4"/>
+            </w:tcBorders>
+            <w:tcMar>
+              <w:top w:type="dxa" w:w="60"/>
+              <w:left w:type="dxa" w:w="100"/>
+              <w:bottom w:type="dxa" w:w="60"/>
+              <w:right w:type="dxa" w:w="100"/>
+            </w:tcMar>
+          </w:tcPr>
+          <w:p>
+            <w:r>
+              <w:rPr>
+                <w:b w:val="false"/>
+                <w:bCs w:val="false"/>
+                <w:sz w:val="19"/>
+                <w:szCs w:val="19"/>
+              </w:rPr>
+              <w:t xml:space="preserve">84 passed</w:t>
+            </w:r>
+          </w:p>
+        </w:tc>
+      </w:tr>
+      <w:tr>
+        <w:tc>
+          <w:tcPr>
+            <w:tcW w:type="dxa" w:w="5077"/>
+            <w:tcBorders>
+              <w:top w:val="single" w:color="C9D2DF" w:sz="4"/>
+              <w:left w:val="single" w:color="C9D2DF" w:sz="4"/>
+              <w:bottom w:val="single" w:color="C9D2DF" w:sz="4"/>
+              <w:right w:val="single" w:color="C9D2DF" w:sz="4"/>
+            </w:tcBorders>
+            <w:tcMar>
+              <w:top w:type="dxa" w:w="60"/>
+              <w:left w:type="dxa" w:w="100"/>
+              <w:bottom w:type="dxa" w:w="60"/>
+              <w:right w:type="dxa" w:w="100"/>
+            </w:tcMar>
+          </w:tcPr>
+          <w:p>
+            <w:r>
+              <w:rPr>
+                <w:b w:val="false"/>
+                <w:bCs w:val="false"/>
+                <w:sz w:val="19"/>
+                <w:szCs w:val="19"/>
+              </w:rPr>
+              <w:t xml:space="preserve">Frontend (Vitest)</w:t>
+            </w:r>
+          </w:p>
+        </w:tc>
+        <w:tc>
+          <w:tcPr>
+            <w:tcW w:type="dxa" w:w="1692"/>
+            <w:tcBorders>
+              <w:top w:val="single" w:color="C9D2DF" w:sz="4"/>
+              <w:left w:val="single" w:color="C9D2DF" w:sz="4"/>
+              <w:bottom w:val="single" w:color="C9D2DF" w:sz="4"/>
+              <w:right w:val="single" w:color="C9D2DF" w:sz="4"/>
+            </w:tcBorders>
+            <w:tcMar>
+              <w:top w:type="dxa" w:w="60"/>
+              <w:left w:type="dxa" w:w="100"/>
+              <w:bottom w:type="dxa" w:w="60"/>
+              <w:right w:type="dxa" w:w="100"/>
+            </w:tcMar>
+          </w:tcPr>
+          <w:p>
+            <w:r>
+              <w:rPr>
+                <w:b w:val="false"/>
+                <w:bCs w:val="false"/>
+                <w:sz w:val="19"/>
+                <w:szCs w:val="19"/>
+              </w:rPr>
+              <w:t xml:space="preserve">31</w:t>
+            </w:r>
+          </w:p>
+        </w:tc>
+        <w:tc>
+          <w:tcPr>
+            <w:tcW w:type="dxa" w:w="2257"/>
+            <w:tcBorders>
+              <w:top w:val="single" w:color="C9D2DF" w:sz="4"/>
+              <w:left w:val="single" w:color="C9D2DF" w:sz="4"/>
+              <w:bottom w:val="single" w:color="C9D2DF" w:sz="4"/>
+              <w:right w:val="single" w:color="C9D2DF" w:sz="4"/>
+            </w:tcBorders>
+            <w:tcMar>
+              <w:top w:type="dxa" w:w="60"/>
+              <w:left w:type="dxa" w:w="100"/>
+              <w:bottom w:type="dxa" w:w="60"/>
+              <w:right w:type="dxa" w:w="100"/>
+            </w:tcMar>
+          </w:tcPr>
+          <w:p>
+            <w:r>
+              <w:rPr>
+                <w:b w:val="false"/>
+                <w:bCs w:val="false"/>
+                <w:sz w:val="19"/>
+                <w:szCs w:val="19"/>
+              </w:rPr>
+              <w:t xml:space="preserve">31 passed</w:t>
+            </w:r>
+          </w:p>
+        </w:tc>
+      </w:tr>
+      <w:tr>
+        <w:tc>
+          <w:tcPr>
+            <w:tcW w:type="dxa" w:w="5077"/>
+            <w:tcBorders>
+              <w:top w:val="single" w:color="C9D2DF" w:sz="4"/>
+              <w:left w:val="single" w:color="C9D2DF" w:sz="4"/>
+              <w:bottom w:val="single" w:color="C9D2DF" w:sz="4"/>
+              <w:right w:val="single" w:color="C9D2DF" w:sz="4"/>
+            </w:tcBorders>
+            <w:tcMar>
+              <w:top w:type="dxa" w:w="60"/>
+              <w:left w:type="dxa" w:w="100"/>
+              <w:bottom w:type="dxa" w:w="60"/>
+              <w:right w:type="dxa" w:w="100"/>
+            </w:tcMar>
+          </w:tcPr>
+          <w:p>
+            <w:r>
+              <w:rPr>
+                <w:b w:val="false"/>
+                <w:bCs w:val="false"/>
+                <w:sz w:val="19"/>
+                <w:szCs w:val="19"/>
+              </w:rPr>
+              <w:t xml:space="preserve">promtool / amtool / docker compose config</w:t>
+            </w:r>
+          </w:p>
+        </w:tc>
+        <w:tc>
+          <w:tcPr>
+            <w:tcW w:type="dxa" w:w="1692"/>
+            <w:tcBorders>
+              <w:top w:val="single" w:color="C9D2DF" w:sz="4"/>
+              <w:left w:val="single" w:color="C9D2DF" w:sz="4"/>
+              <w:bottom w:val="single" w:color="C9D2DF" w:sz="4"/>
+              <w:right w:val="single" w:color="C9D2DF" w:sz="4"/>
+            </w:tcBorders>
+            <w:tcMar>
+              <w:top w:type="dxa" w:w="60"/>
+              <w:left w:type="dxa" w:w="100"/>
+              <w:bottom w:type="dxa" w:w="60"/>
+              <w:right w:type="dxa" w:w="100"/>
+            </w:tcMar>
+          </w:tcPr>
+          <w:p>
+            <w:r>
+              <w:rPr>
+                <w:b w:val="false"/>
+                <w:bCs w:val="false"/>
+                <w:sz w:val="19"/>
+                <w:szCs w:val="19"/>
+              </w:rPr>
+              <w:t xml:space="preserve">—</w:t>
+            </w:r>
+          </w:p>
+        </w:tc>
+        <w:tc>
+          <w:tcPr>
+            <w:tcW w:type="dxa" w:w="2257"/>
+            <w:tcBorders>
+              <w:top w:val="single" w:color="C9D2DF" w:sz="4"/>
+              <w:left w:val="single" w:color="C9D2DF" w:sz="4"/>
+              <w:bottom w:val="single" w:color="C9D2DF" w:sz="4"/>
+              <w:right w:val="single" w:color="C9D2DF" w:sz="4"/>
+            </w:tcBorders>
+            <w:tcMar>
+              <w:top w:type="dxa" w:w="60"/>
+              <w:left w:type="dxa" w:w="100"/>
+              <w:bottom w:type="dxa" w:w="60"/>
+              <w:right w:type="dxa" w:w="100"/>
+            </w:tcMar>
+          </w:tcPr>
+          <w:p>
+            <w:r>
+              <w:rPr>
+                <w:b w:val="false"/>
+                <w:bCs w:val="false"/>
+                <w:sz w:val="19"/>
+                <w:szCs w:val="19"/>
+              </w:rPr>
+              <w:t xml:space="preserve">valid</w:t>
+            </w:r>
+          </w:p>
+        </w:tc>
+      </w:tr>
+      <w:tr>
+        <w:tc>
+          <w:tcPr>
+            <w:tcW w:type="dxa" w:w="5077"/>
+            <w:tcBorders>
+              <w:top w:val="single" w:color="C9D2DF" w:sz="4"/>
+              <w:left w:val="single" w:color="C9D2DF" w:sz="4"/>
+              <w:bottom w:val="single" w:color="C9D2DF" w:sz="4"/>
+              <w:right w:val="single" w:color="C9D2DF" w:sz="4"/>
+            </w:tcBorders>
+            <w:tcMar>
+              <w:top w:type="dxa" w:w="60"/>
+              <w:left w:type="dxa" w:w="100"/>
+              <w:bottom w:type="dxa" w:w="60"/>
+              <w:right w:type="dxa" w:w="100"/>
+            </w:tcMar>
+          </w:tcPr>
+          <w:p>
+            <w:r>
+              <w:rPr>
+                <w:b w:val="false"/>
+                <w:bCs w:val="false"/>
+                <w:sz w:val="19"/>
+                <w:szCs w:val="19"/>
+              </w:rPr>
+              <w:t xml:space="preserve">End-to-end alert pipeline</w:t>
+            </w:r>
+          </w:p>
+        </w:tc>
+        <w:tc>
+          <w:tcPr>
+            <w:tcW w:type="dxa" w:w="1692"/>
+            <w:tcBorders>
+              <w:top w:val="single" w:color="C9D2DF" w:sz="4"/>
+              <w:left w:val="single" w:color="C9D2DF" w:sz="4"/>
+              <w:bottom w:val="single" w:color="C9D2DF" w:sz="4"/>
+              <w:right w:val="single" w:color="C9D2DF" w:sz="4"/>
+            </w:tcBorders>
+            <w:tcMar>
+              <w:top w:type="dxa" w:w="60"/>
+              <w:left w:type="dxa" w:w="100"/>
+              <w:bottom w:type="dxa" w:w="60"/>
+              <w:right w:type="dxa" w:w="100"/>
+            </w:tcMar>
+          </w:tcPr>
+          <w:p>
+            <w:r>
+              <w:rPr>
+                <w:b w:val="false"/>
+                <w:bCs w:val="false"/>
+                <w:sz w:val="19"/>
+                <w:szCs w:val="19"/>
+              </w:rPr>
+              <w:t xml:space="preserve">5 steps</w:t>
+            </w:r>
+          </w:p>
+        </w:tc>
+        <w:tc>
+          <w:tcPr>
+            <w:tcW w:type="dxa" w:w="2257"/>
+            <w:tcBorders>
+              <w:top w:val="single" w:color="C9D2DF" w:sz="4"/>
+              <w:left w:val="single" w:color="C9D2DF" w:sz="4"/>
+              <w:bottom w:val="single" w:color="C9D2DF" w:sz="4"/>
+              <w:right w:val="single" w:color="C9D2DF" w:sz="4"/>
+            </w:tcBorders>
+            <w:tcMar>
+              <w:top w:type="dxa" w:w="60"/>
+              <w:left w:type="dxa" w:w="100"/>
+              <w:bottom w:type="dxa" w:w="60"/>
+              <w:right w:type="dxa" w:w="100"/>
+            </w:tcMar>
+          </w:tcPr>
+          <w:p>
+            <w:r>
+              <w:rPr>
+                <w:b w:val="false"/>
+                <w:bCs w:val="false"/>
+                <w:sz w:val="19"/>
+                <w:szCs w:val="19"/>
+              </w:rPr>
+              <w:t xml:space="preserve">passed</w:t>
+            </w:r>
+          </w:p>
+        </w:tc>
+      </w:tr>
+    </w:tbl>
+    <w:p>
+      <w:pPr>
+        <w:spacing w:after="120"/>
+      </w:pPr>
+    </w:p>
+    <w:p>
+      <w:pPr>
+        <w:spacing w:after="120" w:line="300"/>
+        <w:jc w:val="both"/>
+      </w:pPr>
+      <w:r>
+        <w:t xml:space="preserve">Backend line coverage is 85 % (analytics 97 %, alert engine 95 %). Key automated checks: future dates, start-after-end and ranges over 731 days are rejected with HTTP 422 by every endpoint; date presets are always calculated from today; a six-month report’s monthly rows add up to its total; breakdowns by provider, environment, type and service always add up to the period total; re-syncing never changes row counts; viewers receive HTTP 403 on every write endpoint; an injected cost spike is detected as an anomaly; Alertmanager duplicates are ignored; and Slack and Teams payloads have the expected structure.</w:t>
+      </w:r>
+    </w:p>
+    <w:p>
+      <w:pPr>
+        <w:spacing w:after="120" w:line="300"/>
+        <w:jc w:val="both"/>
+      </w:pPr>
+      <w:r>
+        <w:t xml:space="preserve">End-to-end, real Prometheus 2.55.1 and Alertmanager 0.27.0 were run against the backend: an injected AWS cost spike caused four rules to fire, eight messages (Slack and Teams) were delivered, and clearing the spike produced RESOLVED messages. Every screen was captured with Playwright in both themes and at phone width, with no application console errors.</w:t>
+      </w:r>
+    </w:p>
+    <w:tbl>
+      <w:tblPr>
+        <w:tblW w:type="dxa" w:w="9026"/>
+        <w:tblBorders>
+          <w:top w:val="single" w:color="auto" w:sz="4"/>
+          <w:left w:val="single" w:color="auto" w:sz="4"/>
+          <w:bottom w:val="single" w:color="auto" w:sz="4"/>
+          <w:right w:val="single" w:color="auto" w:sz="4"/>
+          <w:insideH w:val="single" w:color="auto" w:sz="4"/>
+          <w:insideV w:val="single" w:color="auto" w:sz="4"/>
+        </w:tblBorders>
+      </w:tblPr>
+      <w:tblGrid>
+        <w:gridCol w:w="1128"/>
+        <w:gridCol w:w="3948"/>
+        <w:gridCol w:w="3950"/>
+      </w:tblGrid>
+      <w:tr>
+        <w:trPr>
+          <w:tblHeader/>
+        </w:trPr>
+        <w:tc>
+          <w:tcPr>
+            <w:tcW w:type="dxa" w:w="1128"/>
+            <w:tcBorders>
+              <w:top w:val="single" w:color="C9D2DF" w:sz="4"/>
+              <w:left w:val="single" w:color="C9D2DF" w:sz="4"/>
+              <w:bottom w:val="single" w:color="C9D2DF" w:sz="4"/>
+              <w:right w:val="single" w:color="C9D2DF" w:sz="4"/>
+            </w:tcBorders>
+            <w:shd w:fill="1D3A6E" w:color="auto" w:val="clear"/>
+            <w:tcMar>
+              <w:top w:type="dxa" w:w="60"/>
+              <w:left w:type="dxa" w:w="100"/>
+              <w:bottom w:type="dxa" w:w="60"/>
+              <w:right w:type="dxa" w:w="100"/>
+            </w:tcMar>
+          </w:tcPr>
+          <w:p>
+            <w:r>
+              <w:rPr>
+                <w:b/>
+                <w:bCs/>
+                <w:color w:val="FFFFFF"/>
+                <w:sz w:val="19"/>
+                <w:szCs w:val="19"/>
+              </w:rPr>
+              <w:t xml:space="preserve">ID</w:t>
+            </w:r>
+          </w:p>
+        </w:tc>
+        <w:tc>
+          <w:tcPr>
+            <w:tcW w:type="dxa" w:w="3948"/>
+            <w:tcBorders>
+              <w:top w:val="single" w:color="C9D2DF" w:sz="4"/>
+              <w:left w:val="single" w:color="C9D2DF" w:sz="4"/>
+              <w:bottom w:val="single" w:color="C9D2DF" w:sz="4"/>
+              <w:right w:val="single" w:color="C9D2DF" w:sz="4"/>
+            </w:tcBorders>
+            <w:shd w:fill="1D3A6E" w:color="auto" w:val="clear"/>
+            <w:tcMar>
+              <w:top w:type="dxa" w:w="60"/>
+              <w:left w:type="dxa" w:w="100"/>
+              <w:bottom w:type="dxa" w:w="60"/>
+              <w:right w:type="dxa" w:w="100"/>
+            </w:tcMar>
+          </w:tcPr>
+          <w:p>
+            <w:r>
+              <w:rPr>
+                <w:b/>
+                <w:bCs/>
+                <w:color w:val="FFFFFF"/>
+                <w:sz w:val="19"/>
+                <w:szCs w:val="19"/>
+              </w:rPr>
+              <w:t xml:space="preserve">UI test case</w:t>
+            </w:r>
+          </w:p>
+        </w:tc>
+        <w:tc>
+          <w:tcPr>
+            <w:tcW w:type="dxa" w:w="3950"/>
+            <w:tcBorders>
+              <w:top w:val="single" w:color="C9D2DF" w:sz="4"/>
+              <w:left w:val="single" w:color="C9D2DF" w:sz="4"/>
+              <w:bottom w:val="single" w:color="C9D2DF" w:sz="4"/>
+              <w:right w:val="single" w:color="C9D2DF" w:sz="4"/>
+            </w:tcBorders>
+            <w:shd w:fill="1D3A6E" w:color="auto" w:val="clear"/>
+            <w:tcMar>
+              <w:top w:type="dxa" w:w="60"/>
+              <w:left w:type="dxa" w:w="100"/>
+              <w:bottom w:type="dxa" w:w="60"/>
+              <w:right w:type="dxa" w:w="100"/>
+            </w:tcMar>
+          </w:tcPr>
+          <w:p>
+            <w:r>
+              <w:rPr>
+                <w:b/>
+                <w:bCs/>
+                <w:color w:val="FFFFFF"/>
+                <w:sz w:val="19"/>
+                <w:szCs w:val="19"/>
+              </w:rPr>
+              <w:t xml:space="preserve">Expected</w:t>
+            </w:r>
+          </w:p>
+        </w:tc>
+      </w:tr>
+      <w:tr>
+        <w:tc>
+          <w:tcPr>
+            <w:tcW w:type="dxa" w:w="1128"/>
+            <w:tcBorders>
+              <w:top w:val="single" w:color="C9D2DF" w:sz="4"/>
+              <w:left w:val="single" w:color="C9D2DF" w:sz="4"/>
+              <w:bottom w:val="single" w:color="C9D2DF" w:sz="4"/>
+              <w:right w:val="single" w:color="C9D2DF" w:sz="4"/>
+            </w:tcBorders>
+            <w:tcMar>
+              <w:top w:type="dxa" w:w="60"/>
+              <w:left w:type="dxa" w:w="100"/>
+              <w:bottom w:type="dxa" w:w="60"/>
+              <w:right w:type="dxa" w:w="100"/>
+            </w:tcMar>
+          </w:tcPr>
+          <w:p>
+            <w:r>
+              <w:rPr>
+                <w:b w:val="false"/>
+                <w:bCs w:val="false"/>
+                <w:sz w:val="19"/>
+                <w:szCs w:val="19"/>
+              </w:rPr>
+              <w:t xml:space="preserve">UI-02</w:t>
+            </w:r>
+          </w:p>
+        </w:tc>
+        <w:tc>
+          <w:tcPr>
+            <w:tcW w:type="dxa" w:w="3948"/>
+            <w:tcBorders>
+              <w:top w:val="single" w:color="C9D2DF" w:sz="4"/>
+              <w:left w:val="single" w:color="C9D2DF" w:sz="4"/>
+              <w:bottom w:val="single" w:color="C9D2DF" w:sz="4"/>
+              <w:right w:val="single" w:color="C9D2DF" w:sz="4"/>
+            </w:tcBorders>
+            <w:tcMar>
+              <w:top w:type="dxa" w:w="60"/>
+              <w:left w:type="dxa" w:w="100"/>
+              <w:bottom w:type="dxa" w:w="60"/>
+              <w:right w:type="dxa" w:w="100"/>
+            </w:tcMar>
+          </w:tcPr>
+          <w:p>
+            <w:r>
+              <w:rPr>
+                <w:b w:val="false"/>
+                <w:bCs w:val="false"/>
+                <w:sz w:val="19"/>
+                <w:szCs w:val="19"/>
+              </w:rPr>
+              <w:t xml:space="preserve">Sign in as viewer</w:t>
+            </w:r>
+          </w:p>
+        </w:tc>
+        <w:tc>
+          <w:tcPr>
+            <w:tcW w:type="dxa" w:w="3950"/>
+            <w:tcBorders>
+              <w:top w:val="single" w:color="C9D2DF" w:sz="4"/>
+              <w:left w:val="single" w:color="C9D2DF" w:sz="4"/>
+              <w:bottom w:val="single" w:color="C9D2DF" w:sz="4"/>
+              <w:right w:val="single" w:color="C9D2DF" w:sz="4"/>
+            </w:tcBorders>
+            <w:tcMar>
+              <w:top w:type="dxa" w:w="60"/>
+              <w:left w:type="dxa" w:w="100"/>
+              <w:bottom w:type="dxa" w:w="60"/>
+              <w:right w:type="dxa" w:w="100"/>
+            </w:tcMar>
+          </w:tcPr>
+          <w:p>
+            <w:r>
+              <w:rPr>
+                <w:b w:val="false"/>
+                <w:bCs w:val="false"/>
+                <w:sz w:val="19"/>
+                <w:szCs w:val="19"/>
+              </w:rPr>
+              <w:t xml:space="preserve">Admin menus and actions hidden; Settings read-only</w:t>
+            </w:r>
+          </w:p>
+        </w:tc>
+      </w:tr>
+      <w:tr>
+        <w:tc>
+          <w:tcPr>
+            <w:tcW w:type="dxa" w:w="1128"/>
+            <w:tcBorders>
+              <w:top w:val="single" w:color="C9D2DF" w:sz="4"/>
+              <w:left w:val="single" w:color="C9D2DF" w:sz="4"/>
+              <w:bottom w:val="single" w:color="C9D2DF" w:sz="4"/>
+              <w:right w:val="single" w:color="C9D2DF" w:sz="4"/>
+            </w:tcBorders>
+            <w:tcMar>
+              <w:top w:type="dxa" w:w="60"/>
+              <w:left w:type="dxa" w:w="100"/>
+              <w:bottom w:type="dxa" w:w="60"/>
+              <w:right w:type="dxa" w:w="100"/>
+            </w:tcMar>
+          </w:tcPr>
+          <w:p>
+            <w:r>
+              <w:rPr>
+                <w:b w:val="false"/>
+                <w:bCs w:val="false"/>
+                <w:sz w:val="19"/>
+                <w:szCs w:val="19"/>
+              </w:rPr>
+              <w:t xml:space="preserve">UI-04</w:t>
+            </w:r>
+          </w:p>
+        </w:tc>
+        <w:tc>
+          <w:tcPr>
+            <w:tcW w:type="dxa" w:w="3948"/>
+            <w:tcBorders>
+              <w:top w:val="single" w:color="C9D2DF" w:sz="4"/>
+              <w:left w:val="single" w:color="C9D2DF" w:sz="4"/>
+              <w:bottom w:val="single" w:color="C9D2DF" w:sz="4"/>
+              <w:right w:val="single" w:color="C9D2DF" w:sz="4"/>
+            </w:tcBorders>
+            <w:tcMar>
+              <w:top w:type="dxa" w:w="60"/>
+              <w:left w:type="dxa" w:w="100"/>
+              <w:bottom w:type="dxa" w:w="60"/>
+              <w:right w:type="dxa" w:w="100"/>
+            </w:tcMar>
+          </w:tcPr>
+          <w:p>
+            <w:r>
+              <w:rPr>
+                <w:b w:val="false"/>
+                <w:bCs w:val="false"/>
+                <w:sz w:val="19"/>
+                <w:szCs w:val="19"/>
+              </w:rPr>
+              <w:t xml:space="preserve">Switch to INR</w:t>
+            </w:r>
+          </w:p>
+        </w:tc>
+        <w:tc>
+          <w:tcPr>
+            <w:tcW w:type="dxa" w:w="3950"/>
+            <w:tcBorders>
+              <w:top w:val="single" w:color="C9D2DF" w:sz="4"/>
+              <w:left w:val="single" w:color="C9D2DF" w:sz="4"/>
+              <w:bottom w:val="single" w:color="C9D2DF" w:sz="4"/>
+              <w:right w:val="single" w:color="C9D2DF" w:sz="4"/>
+            </w:tcBorders>
+            <w:tcMar>
+              <w:top w:type="dxa" w:w="60"/>
+              <w:left w:type="dxa" w:w="100"/>
+              <w:bottom w:type="dxa" w:w="60"/>
+              <w:right w:type="dxa" w:w="100"/>
+            </w:tcMar>
+          </w:tcPr>
+          <w:p>
+            <w:r>
+              <w:rPr>
+                <w:b w:val="false"/>
+                <w:bCs w:val="false"/>
+                <w:sz w:val="19"/>
+                <w:szCs w:val="19"/>
+              </w:rPr>
+              <w:t xml:space="preserve">Amounts in ₹ with lakh/crore units</w:t>
+            </w:r>
+          </w:p>
+        </w:tc>
+      </w:tr>
+      <w:tr>
+        <w:tc>
+          <w:tcPr>
+            <w:tcW w:type="dxa" w:w="1128"/>
+            <w:tcBorders>
+              <w:top w:val="single" w:color="C9D2DF" w:sz="4"/>
+              <w:left w:val="single" w:color="C9D2DF" w:sz="4"/>
+              <w:bottom w:val="single" w:color="C9D2DF" w:sz="4"/>
+              <w:right w:val="single" w:color="C9D2DF" w:sz="4"/>
+            </w:tcBorders>
+            <w:tcMar>
+              <w:top w:type="dxa" w:w="60"/>
+              <w:left w:type="dxa" w:w="100"/>
+              <w:bottom w:type="dxa" w:w="60"/>
+              <w:right w:type="dxa" w:w="100"/>
+            </w:tcMar>
+          </w:tcPr>
+          <w:p>
+            <w:r>
+              <w:rPr>
+                <w:b w:val="false"/>
+                <w:bCs w:val="false"/>
+                <w:sz w:val="19"/>
+                <w:szCs w:val="19"/>
+              </w:rPr>
+              <w:t xml:space="preserve">UI-05</w:t>
+            </w:r>
+          </w:p>
+        </w:tc>
+        <w:tc>
+          <w:tcPr>
+            <w:tcW w:type="dxa" w:w="3948"/>
+            <w:tcBorders>
+              <w:top w:val="single" w:color="C9D2DF" w:sz="4"/>
+              <w:left w:val="single" w:color="C9D2DF" w:sz="4"/>
+              <w:bottom w:val="single" w:color="C9D2DF" w:sz="4"/>
+              <w:right w:val="single" w:color="C9D2DF" w:sz="4"/>
+            </w:tcBorders>
+            <w:tcMar>
+              <w:top w:type="dxa" w:w="60"/>
+              <w:left w:type="dxa" w:w="100"/>
+              <w:bottom w:type="dxa" w:w="60"/>
+              <w:right w:type="dxa" w:w="100"/>
+            </w:tcMar>
+          </w:tcPr>
+          <w:p>
+            <w:r>
+              <w:rPr>
+                <w:b w:val="false"/>
+                <w:bCs w:val="false"/>
+                <w:sz w:val="19"/>
+                <w:szCs w:val="19"/>
+              </w:rPr>
+              <w:t xml:space="preserve">Filter AWS</w:t>
+            </w:r>
+          </w:p>
+        </w:tc>
+        <w:tc>
+          <w:tcPr>
+            <w:tcW w:type="dxa" w:w="3950"/>
+            <w:tcBorders>
+              <w:top w:val="single" w:color="C9D2DF" w:sz="4"/>
+              <w:left w:val="single" w:color="C9D2DF" w:sz="4"/>
+              <w:bottom w:val="single" w:color="C9D2DF" w:sz="4"/>
+              <w:right w:val="single" w:color="C9D2DF" w:sz="4"/>
+            </w:tcBorders>
+            <w:tcMar>
+              <w:top w:type="dxa" w:w="60"/>
+              <w:left w:type="dxa" w:w="100"/>
+              <w:bottom w:type="dxa" w:w="60"/>
+              <w:right w:type="dxa" w:w="100"/>
+            </w:tcMar>
+          </w:tcPr>
+          <w:p>
+            <w:r>
+              <w:rPr>
+                <w:b w:val="false"/>
+                <w:bCs w:val="false"/>
+                <w:sz w:val="19"/>
+                <w:szCs w:val="19"/>
+              </w:rPr>
+              <w:t xml:space="preserve">All widgets limited to AWS; AWS budget used</w:t>
+            </w:r>
+          </w:p>
+        </w:tc>
+      </w:tr>
+      <w:tr>
+        <w:tc>
+          <w:tcPr>
+            <w:tcW w:type="dxa" w:w="1128"/>
+            <w:tcBorders>
+              <w:top w:val="single" w:color="C9D2DF" w:sz="4"/>
+              <w:left w:val="single" w:color="C9D2DF" w:sz="4"/>
+              <w:bottom w:val="single" w:color="C9D2DF" w:sz="4"/>
+              <w:right w:val="single" w:color="C9D2DF" w:sz="4"/>
+            </w:tcBorders>
+            <w:tcMar>
+              <w:top w:type="dxa" w:w="60"/>
+              <w:left w:type="dxa" w:w="100"/>
+              <w:bottom w:type="dxa" w:w="60"/>
+              <w:right w:type="dxa" w:w="100"/>
+            </w:tcMar>
+          </w:tcPr>
+          <w:p>
+            <w:r>
+              <w:rPr>
+                <w:b w:val="false"/>
+                <w:bCs w:val="false"/>
+                <w:sz w:val="19"/>
+                <w:szCs w:val="19"/>
+              </w:rPr>
+              <w:t xml:space="preserve">UI-07</w:t>
+            </w:r>
+          </w:p>
+        </w:tc>
+        <w:tc>
+          <w:tcPr>
+            <w:tcW w:type="dxa" w:w="3948"/>
+            <w:tcBorders>
+              <w:top w:val="single" w:color="C9D2DF" w:sz="4"/>
+              <w:left w:val="single" w:color="C9D2DF" w:sz="4"/>
+              <w:bottom w:val="single" w:color="C9D2DF" w:sz="4"/>
+              <w:right w:val="single" w:color="C9D2DF" w:sz="4"/>
+            </w:tcBorders>
+            <w:tcMar>
+              <w:top w:type="dxa" w:w="60"/>
+              <w:left w:type="dxa" w:w="100"/>
+              <w:bottom w:type="dxa" w:w="60"/>
+              <w:right w:type="dxa" w:w="100"/>
+            </w:tcMar>
+          </w:tcPr>
+          <w:p>
+            <w:r>
+              <w:rPr>
+                <w:b w:val="false"/>
+                <w:bCs w:val="false"/>
+                <w:sz w:val="19"/>
+                <w:szCs w:val="19"/>
+              </w:rPr>
+              <w:t xml:space="preserve">Pick a custom date range</w:t>
+            </w:r>
+          </w:p>
+        </w:tc>
+        <w:tc>
+          <w:tcPr>
+            <w:tcW w:type="dxa" w:w="3950"/>
+            <w:tcBorders>
+              <w:top w:val="single" w:color="C9D2DF" w:sz="4"/>
+              <w:left w:val="single" w:color="C9D2DF" w:sz="4"/>
+              <w:bottom w:val="single" w:color="C9D2DF" w:sz="4"/>
+              <w:right w:val="single" w:color="C9D2DF" w:sz="4"/>
+            </w:tcBorders>
+            <w:tcMar>
+              <w:top w:type="dxa" w:w="60"/>
+              <w:left w:type="dxa" w:w="100"/>
+              <w:bottom w:type="dxa" w:w="60"/>
+              <w:right w:type="dxa" w:w="100"/>
+            </w:tcMar>
+          </w:tcPr>
+          <w:p>
+            <w:r>
+              <w:rPr>
+                <w:b w:val="false"/>
+                <w:bCs w:val="false"/>
+                <w:sz w:val="19"/>
+                <w:szCs w:val="19"/>
+              </w:rPr>
+              <w:t xml:space="preserve">Click start and end day, Apply; every widget covers exactly that range</w:t>
+            </w:r>
+          </w:p>
+        </w:tc>
+      </w:tr>
+      <w:tr>
+        <w:tc>
+          <w:tcPr>
+            <w:tcW w:type="dxa" w:w="1128"/>
+            <w:tcBorders>
+              <w:top w:val="single" w:color="C9D2DF" w:sz="4"/>
+              <w:left w:val="single" w:color="C9D2DF" w:sz="4"/>
+              <w:bottom w:val="single" w:color="C9D2DF" w:sz="4"/>
+              <w:right w:val="single" w:color="C9D2DF" w:sz="4"/>
+            </w:tcBorders>
+            <w:tcMar>
+              <w:top w:type="dxa" w:w="60"/>
+              <w:left w:type="dxa" w:w="100"/>
+              <w:bottom w:type="dxa" w:w="60"/>
+              <w:right w:type="dxa" w:w="100"/>
+            </w:tcMar>
+          </w:tcPr>
+          <w:p>
+            <w:r>
+              <w:rPr>
+                <w:b w:val="false"/>
+                <w:bCs w:val="false"/>
+                <w:sz w:val="19"/>
+                <w:szCs w:val="19"/>
+              </w:rPr>
+              <w:t xml:space="preserve">UI-07b</w:t>
+            </w:r>
+          </w:p>
+        </w:tc>
+        <w:tc>
+          <w:tcPr>
+            <w:tcW w:type="dxa" w:w="3948"/>
+            <w:tcBorders>
+              <w:top w:val="single" w:color="C9D2DF" w:sz="4"/>
+              <w:left w:val="single" w:color="C9D2DF" w:sz="4"/>
+              <w:bottom w:val="single" w:color="C9D2DF" w:sz="4"/>
+              <w:right w:val="single" w:color="C9D2DF" w:sz="4"/>
+            </w:tcBorders>
+            <w:tcMar>
+              <w:top w:type="dxa" w:w="60"/>
+              <w:left w:type="dxa" w:w="100"/>
+              <w:bottom w:type="dxa" w:w="60"/>
+              <w:right w:type="dxa" w:w="100"/>
+            </w:tcMar>
+          </w:tcPr>
+          <w:p>
+            <w:r>
+              <w:rPr>
+                <w:b w:val="false"/>
+                <w:bCs w:val="false"/>
+                <w:sz w:val="19"/>
+                <w:szCs w:val="19"/>
+              </w:rPr>
+              <w:t xml:space="preserve">Type a future end date</w:t>
+            </w:r>
+          </w:p>
+        </w:tc>
+        <w:tc>
+          <w:tcPr>
+            <w:tcW w:type="dxa" w:w="3950"/>
+            <w:tcBorders>
+              <w:top w:val="single" w:color="C9D2DF" w:sz="4"/>
+              <w:left w:val="single" w:color="C9D2DF" w:sz="4"/>
+              <w:bottom w:val="single" w:color="C9D2DF" w:sz="4"/>
+              <w:right w:val="single" w:color="C9D2DF" w:sz="4"/>
+            </w:tcBorders>
+            <w:tcMar>
+              <w:top w:type="dxa" w:w="60"/>
+              <w:left w:type="dxa" w:w="100"/>
+              <w:bottom w:type="dxa" w:w="60"/>
+              <w:right w:type="dxa" w:w="100"/>
+            </w:tcMar>
+          </w:tcPr>
+          <w:p>
+            <w:r>
+              <w:rPr>
+                <w:b w:val="false"/>
+                <w:bCs w:val="false"/>
+                <w:sz w:val="19"/>
+                <w:szCs w:val="19"/>
+              </w:rPr>
+              <w:t xml:space="preserve">Red message, Apply disabled; future days disabled in the calendar</w:t>
+            </w:r>
+          </w:p>
+        </w:tc>
+      </w:tr>
+      <w:tr>
+        <w:tc>
+          <w:tcPr>
+            <w:tcW w:type="dxa" w:w="1128"/>
+            <w:tcBorders>
+              <w:top w:val="single" w:color="C9D2DF" w:sz="4"/>
+              <w:left w:val="single" w:color="C9D2DF" w:sz="4"/>
+              <w:bottom w:val="single" w:color="C9D2DF" w:sz="4"/>
+              <w:right w:val="single" w:color="C9D2DF" w:sz="4"/>
+            </w:tcBorders>
+            <w:tcMar>
+              <w:top w:type="dxa" w:w="60"/>
+              <w:left w:type="dxa" w:w="100"/>
+              <w:bottom w:type="dxa" w:w="60"/>
+              <w:right w:type="dxa" w:w="100"/>
+            </w:tcMar>
+          </w:tcPr>
+          <w:p>
+            <w:r>
+              <w:rPr>
+                <w:b w:val="false"/>
+                <w:bCs w:val="false"/>
+                <w:sz w:val="19"/>
+                <w:szCs w:val="19"/>
+              </w:rPr>
+              <w:t xml:space="preserve">UI-07e</w:t>
+            </w:r>
+          </w:p>
+        </w:tc>
+        <w:tc>
+          <w:tcPr>
+            <w:tcW w:type="dxa" w:w="3948"/>
+            <w:tcBorders>
+              <w:top w:val="single" w:color="C9D2DF" w:sz="4"/>
+              <w:left w:val="single" w:color="C9D2DF" w:sz="4"/>
+              <w:bottom w:val="single" w:color="C9D2DF" w:sz="4"/>
+              <w:right w:val="single" w:color="C9D2DF" w:sz="4"/>
+            </w:tcBorders>
+            <w:tcMar>
+              <w:top w:type="dxa" w:w="60"/>
+              <w:left w:type="dxa" w:w="100"/>
+              <w:bottom w:type="dxa" w:w="60"/>
+              <w:right w:type="dxa" w:w="100"/>
+            </w:tcMar>
+          </w:tcPr>
+          <w:p>
+            <w:r>
+              <w:rPr>
+                <w:b w:val="false"/>
+                <w:bCs w:val="false"/>
+                <w:sz w:val="19"/>
+                <w:szCs w:val="19"/>
+              </w:rPr>
+              <w:t xml:space="preserve">Reports → Last 6 months → CSV</w:t>
+            </w:r>
+          </w:p>
+        </w:tc>
+        <w:tc>
+          <w:tcPr>
+            <w:tcW w:type="dxa" w:w="3950"/>
+            <w:tcBorders>
+              <w:top w:val="single" w:color="C9D2DF" w:sz="4"/>
+              <w:left w:val="single" w:color="C9D2DF" w:sz="4"/>
+              <w:bottom w:val="single" w:color="C9D2DF" w:sz="4"/>
+              <w:right w:val="single" w:color="C9D2DF" w:sz="4"/>
+            </w:tcBorders>
+            <w:tcMar>
+              <w:top w:type="dxa" w:w="60"/>
+              <w:left w:type="dxa" w:w="100"/>
+              <w:bottom w:type="dxa" w:w="60"/>
+              <w:right w:type="dxa" w:w="100"/>
+            </w:tcMar>
+          </w:tcPr>
+          <w:p>
+            <w:r>
+              <w:rPr>
+                <w:b w:val="false"/>
+                <w:bCs w:val="false"/>
+                <w:sz w:val="19"/>
+                <w:szCs w:val="19"/>
+              </w:rPr>
+              <w:t xml:space="preserve">Six monthly rows; file cloudlens_report_&lt;start&gt;_to_&lt;end&gt;.csv</w:t>
+            </w:r>
+          </w:p>
+        </w:tc>
+      </w:tr>
+      <w:tr>
+        <w:tc>
+          <w:tcPr>
+            <w:tcW w:type="dxa" w:w="1128"/>
+            <w:tcBorders>
+              <w:top w:val="single" w:color="C9D2DF" w:sz="4"/>
+              <w:left w:val="single" w:color="C9D2DF" w:sz="4"/>
+              <w:bottom w:val="single" w:color="C9D2DF" w:sz="4"/>
+              <w:right w:val="single" w:color="C9D2DF" w:sz="4"/>
+            </w:tcBorders>
+            <w:tcMar>
+              <w:top w:type="dxa" w:w="60"/>
+              <w:left w:type="dxa" w:w="100"/>
+              <w:bottom w:type="dxa" w:w="60"/>
+              <w:right w:type="dxa" w:w="100"/>
+            </w:tcMar>
+          </w:tcPr>
+          <w:p>
+            <w:r>
+              <w:rPr>
+                <w:b w:val="false"/>
+                <w:bCs w:val="false"/>
+                <w:sz w:val="19"/>
+                <w:szCs w:val="19"/>
+              </w:rPr>
+              <w:t xml:space="preserve">UI-08</w:t>
+            </w:r>
+          </w:p>
+        </w:tc>
+        <w:tc>
+          <w:tcPr>
+            <w:tcW w:type="dxa" w:w="3948"/>
+            <w:tcBorders>
+              <w:top w:val="single" w:color="C9D2DF" w:sz="4"/>
+              <w:left w:val="single" w:color="C9D2DF" w:sz="4"/>
+              <w:bottom w:val="single" w:color="C9D2DF" w:sz="4"/>
+              <w:right w:val="single" w:color="C9D2DF" w:sz="4"/>
+            </w:tcBorders>
+            <w:tcMar>
+              <w:top w:type="dxa" w:w="60"/>
+              <w:left w:type="dxa" w:w="100"/>
+              <w:bottom w:type="dxa" w:w="60"/>
+              <w:right w:type="dxa" w:w="100"/>
+            </w:tcMar>
+          </w:tcPr>
+          <w:p>
+            <w:r>
+              <w:rPr>
+                <w:b w:val="false"/>
+                <w:bCs w:val="false"/>
+                <w:sz w:val="19"/>
+                <w:szCs w:val="19"/>
+              </w:rPr>
+              <w:t xml:space="preserve">Click a resource</w:t>
+            </w:r>
+          </w:p>
+        </w:tc>
+        <w:tc>
+          <w:tcPr>
+            <w:tcW w:type="dxa" w:w="3950"/>
+            <w:tcBorders>
+              <w:top w:val="single" w:color="C9D2DF" w:sz="4"/>
+              <w:left w:val="single" w:color="C9D2DF" w:sz="4"/>
+              <w:bottom w:val="single" w:color="C9D2DF" w:sz="4"/>
+              <w:right w:val="single" w:color="C9D2DF" w:sz="4"/>
+            </w:tcBorders>
+            <w:tcMar>
+              <w:top w:type="dxa" w:w="60"/>
+              <w:left w:type="dxa" w:w="100"/>
+              <w:bottom w:type="dxa" w:w="60"/>
+              <w:right w:type="dxa" w:w="100"/>
+            </w:tcMar>
+          </w:tcPr>
+          <w:p>
+            <w:r>
+              <w:rPr>
+                <w:b w:val="false"/>
+                <w:bCs w:val="false"/>
+                <w:sz w:val="19"/>
+                <w:szCs w:val="19"/>
+              </w:rPr>
+              <w:t xml:space="preserve">Drill-down with cost, utilisation and tags</w:t>
+            </w:r>
+          </w:p>
+        </w:tc>
+      </w:tr>
+      <w:tr>
+        <w:tc>
+          <w:tcPr>
+            <w:tcW w:type="dxa" w:w="1128"/>
+            <w:tcBorders>
+              <w:top w:val="single" w:color="C9D2DF" w:sz="4"/>
+              <w:left w:val="single" w:color="C9D2DF" w:sz="4"/>
+              <w:bottom w:val="single" w:color="C9D2DF" w:sz="4"/>
+              <w:right w:val="single" w:color="C9D2DF" w:sz="4"/>
+            </w:tcBorders>
+            <w:tcMar>
+              <w:top w:type="dxa" w:w="60"/>
+              <w:left w:type="dxa" w:w="100"/>
+              <w:bottom w:type="dxa" w:w="60"/>
+              <w:right w:type="dxa" w:w="100"/>
+            </w:tcMar>
+          </w:tcPr>
+          <w:p>
+            <w:r>
+              <w:rPr>
+                <w:b w:val="false"/>
+                <w:bCs w:val="false"/>
+                <w:sz w:val="19"/>
+                <w:szCs w:val="19"/>
+              </w:rPr>
+              <w:t xml:space="preserve">UI-09</w:t>
+            </w:r>
+          </w:p>
+        </w:tc>
+        <w:tc>
+          <w:tcPr>
+            <w:tcW w:type="dxa" w:w="3948"/>
+            <w:tcBorders>
+              <w:top w:val="single" w:color="C9D2DF" w:sz="4"/>
+              <w:left w:val="single" w:color="C9D2DF" w:sz="4"/>
+              <w:bottom w:val="single" w:color="C9D2DF" w:sz="4"/>
+              <w:right w:val="single" w:color="C9D2DF" w:sz="4"/>
+            </w:tcBorders>
+            <w:tcMar>
+              <w:top w:type="dxa" w:w="60"/>
+              <w:left w:type="dxa" w:w="100"/>
+              <w:bottom w:type="dxa" w:w="60"/>
+              <w:right w:type="dxa" w:w="100"/>
+            </w:tcMar>
+          </w:tcPr>
+          <w:p>
+            <w:r>
+              <w:rPr>
+                <w:b w:val="false"/>
+                <w:bCs w:val="false"/>
+                <w:sz w:val="19"/>
+                <w:szCs w:val="19"/>
+              </w:rPr>
+              <w:t xml:space="preserve">Create rule</w:t>
+            </w:r>
+          </w:p>
+        </w:tc>
+        <w:tc>
+          <w:tcPr>
+            <w:tcW w:type="dxa" w:w="3950"/>
+            <w:tcBorders>
+              <w:top w:val="single" w:color="C9D2DF" w:sz="4"/>
+              <w:left w:val="single" w:color="C9D2DF" w:sz="4"/>
+              <w:bottom w:val="single" w:color="C9D2DF" w:sz="4"/>
+              <w:right w:val="single" w:color="C9D2DF" w:sz="4"/>
+            </w:tcBorders>
+            <w:tcMar>
+              <w:top w:type="dxa" w:w="60"/>
+              <w:left w:type="dxa" w:w="100"/>
+              <w:bottom w:type="dxa" w:w="60"/>
+              <w:right w:type="dxa" w:w="100"/>
+            </w:tcMar>
+          </w:tcPr>
+          <w:p>
+            <w:r>
+              <w:rPr>
+                <w:b w:val="false"/>
+                <w:bCs w:val="false"/>
+                <w:sz w:val="19"/>
+                <w:szCs w:val="19"/>
+              </w:rPr>
+              <w:t xml:space="preserve">Evaluated immediately; state shown</w:t>
+            </w:r>
+          </w:p>
+        </w:tc>
+      </w:tr>
+      <w:tr>
+        <w:tc>
+          <w:tcPr>
+            <w:tcW w:type="dxa" w:w="1128"/>
+            <w:tcBorders>
+              <w:top w:val="single" w:color="C9D2DF" w:sz="4"/>
+              <w:left w:val="single" w:color="C9D2DF" w:sz="4"/>
+              <w:bottom w:val="single" w:color="C9D2DF" w:sz="4"/>
+              <w:right w:val="single" w:color="C9D2DF" w:sz="4"/>
+            </w:tcBorders>
+            <w:tcMar>
+              <w:top w:type="dxa" w:w="60"/>
+              <w:left w:type="dxa" w:w="100"/>
+              <w:bottom w:type="dxa" w:w="60"/>
+              <w:right w:type="dxa" w:w="100"/>
+            </w:tcMar>
+          </w:tcPr>
+          <w:p>
+            <w:r>
+              <w:rPr>
+                <w:b w:val="false"/>
+                <w:bCs w:val="false"/>
+                <w:sz w:val="19"/>
+                <w:szCs w:val="19"/>
+              </w:rPr>
+              <w:t xml:space="preserve">UI-10</w:t>
+            </w:r>
+          </w:p>
+        </w:tc>
+        <w:tc>
+          <w:tcPr>
+            <w:tcW w:type="dxa" w:w="3948"/>
+            <w:tcBorders>
+              <w:top w:val="single" w:color="C9D2DF" w:sz="4"/>
+              <w:left w:val="single" w:color="C9D2DF" w:sz="4"/>
+              <w:bottom w:val="single" w:color="C9D2DF" w:sz="4"/>
+              <w:right w:val="single" w:color="C9D2DF" w:sz="4"/>
+            </w:tcBorders>
+            <w:tcMar>
+              <w:top w:type="dxa" w:w="60"/>
+              <w:left w:type="dxa" w:w="100"/>
+              <w:bottom w:type="dxa" w:w="60"/>
+              <w:right w:type="dxa" w:w="100"/>
+            </w:tcMar>
+          </w:tcPr>
+          <w:p>
+            <w:r>
+              <w:rPr>
+                <w:b w:val="false"/>
+                <w:bCs w:val="false"/>
+                <w:sz w:val="19"/>
+                <w:szCs w:val="19"/>
+              </w:rPr>
+              <w:t xml:space="preserve">Test notification</w:t>
+            </w:r>
+          </w:p>
+        </w:tc>
+        <w:tc>
+          <w:tcPr>
+            <w:tcW w:type="dxa" w:w="3950"/>
+            <w:tcBorders>
+              <w:top w:val="single" w:color="C9D2DF" w:sz="4"/>
+              <w:left w:val="single" w:color="C9D2DF" w:sz="4"/>
+              <w:bottom w:val="single" w:color="C9D2DF" w:sz="4"/>
+              <w:right w:val="single" w:color="C9D2DF" w:sz="4"/>
+            </w:tcBorders>
+            <w:tcMar>
+              <w:top w:type="dxa" w:w="60"/>
+              <w:left w:type="dxa" w:w="100"/>
+              <w:bottom w:type="dxa" w:w="60"/>
+              <w:right w:type="dxa" w:w="100"/>
+            </w:tcMar>
+          </w:tcPr>
+          <w:p>
+            <w:r>
+              <w:rPr>
+                <w:b w:val="false"/>
+                <w:bCs w:val="false"/>
+                <w:sz w:val="19"/>
+                <w:szCs w:val="19"/>
+              </w:rPr>
+              <w:t xml:space="preserve">Message delivered; event marked sent</w:t>
+            </w:r>
+          </w:p>
+        </w:tc>
+      </w:tr>
+      <w:tr>
+        <w:tc>
+          <w:tcPr>
+            <w:tcW w:type="dxa" w:w="1128"/>
+            <w:tcBorders>
+              <w:top w:val="single" w:color="C9D2DF" w:sz="4"/>
+              <w:left w:val="single" w:color="C9D2DF" w:sz="4"/>
+              <w:bottom w:val="single" w:color="C9D2DF" w:sz="4"/>
+              <w:right w:val="single" w:color="C9D2DF" w:sz="4"/>
+            </w:tcBorders>
+            <w:tcMar>
+              <w:top w:type="dxa" w:w="60"/>
+              <w:left w:type="dxa" w:w="100"/>
+              <w:bottom w:type="dxa" w:w="60"/>
+              <w:right w:type="dxa" w:w="100"/>
+            </w:tcMar>
+          </w:tcPr>
+          <w:p>
+            <w:r>
+              <w:rPr>
+                <w:b w:val="false"/>
+                <w:bCs w:val="false"/>
+                <w:sz w:val="19"/>
+                <w:szCs w:val="19"/>
+              </w:rPr>
+              <w:t xml:space="preserve">UI-14</w:t>
+            </w:r>
+          </w:p>
+        </w:tc>
+        <w:tc>
+          <w:tcPr>
+            <w:tcW w:type="dxa" w:w="3948"/>
+            <w:tcBorders>
+              <w:top w:val="single" w:color="C9D2DF" w:sz="4"/>
+              <w:left w:val="single" w:color="C9D2DF" w:sz="4"/>
+              <w:bottom w:val="single" w:color="C9D2DF" w:sz="4"/>
+              <w:right w:val="single" w:color="C9D2DF" w:sz="4"/>
+            </w:tcBorders>
+            <w:tcMar>
+              <w:top w:type="dxa" w:w="60"/>
+              <w:left w:type="dxa" w:w="100"/>
+              <w:bottom w:type="dxa" w:w="60"/>
+              <w:right w:type="dxa" w:w="100"/>
+            </w:tcMar>
+          </w:tcPr>
+          <w:p>
+            <w:r>
+              <w:rPr>
+                <w:b w:val="false"/>
+                <w:bCs w:val="false"/>
+                <w:sz w:val="19"/>
+                <w:szCs w:val="19"/>
+              </w:rPr>
+              <w:t xml:space="preserve">Phone width</w:t>
+            </w:r>
+          </w:p>
+        </w:tc>
+        <w:tc>
+          <w:tcPr>
+            <w:tcW w:type="dxa" w:w="3950"/>
+            <w:tcBorders>
+              <w:top w:val="single" w:color="C9D2DF" w:sz="4"/>
+              <w:left w:val="single" w:color="C9D2DF" w:sz="4"/>
+              <w:bottom w:val="single" w:color="C9D2DF" w:sz="4"/>
+              <w:right w:val="single" w:color="C9D2DF" w:sz="4"/>
+            </w:tcBorders>
+            <w:tcMar>
+              <w:top w:type="dxa" w:w="60"/>
+              <w:left w:type="dxa" w:w="100"/>
+              <w:bottom w:type="dxa" w:w="60"/>
+              <w:right w:type="dxa" w:w="100"/>
+            </w:tcMar>
+          </w:tcPr>
+          <w:p>
+            <w:r>
+              <w:rPr>
+                <w:b w:val="false"/>
+                <w:bCs w:val="false"/>
+                <w:sz w:val="19"/>
+                <w:szCs w:val="19"/>
+              </w:rPr>
+              <w:t xml:space="preserve">Sidebar stacks, cards wrap, tables scroll</w:t>
+            </w:r>
+          </w:p>
+        </w:tc>
+      </w:tr>
+    </w:tbl>
+    <w:p>
+      <w:pPr>
+        <w:pStyle w:val="Heading1"/>
+        <w:pageBreakBefore/>
+      </w:pPr>
+      <w:r>
+        <w:t xml:space="preserve">10. Deployment</w:t>
+      </w:r>
+    </w:p>
+    <w:p>
+      <w:pPr>
+        <w:spacing w:after="120" w:line="300"/>
+        <w:jc w:val="both"/>
+      </w:pPr>
+      <w:r>
+        <w:t xml:space="preserve">The same docker-compose.yml runs locally and on AWS EC2. Only the dashboard port is public; the API, Prometheus, Alertmanager and the mock receiver are bound to localhost and reached through nginx or an SSH tunnel. Containers run as non-root users with health checks and log rotation, and data persists in named volumes.</w:t>
+      </w:r>
+    </w:p>
+    <w:p>
+      <w:pPr>
+        <w:pStyle w:val="ListParagraph"/>
+        <w:numPr>
+          <w:ilvl w:val="0"/>
+          <w:numId w:val="5"/>
+        </w:numPr>
+        <w:spacing w:after="60" w:line="280"/>
+      </w:pPr>
+      <w:r>
+        <w:rPr>
+          <w:rFonts w:ascii="Consolas" w:cs="Consolas" w:eastAsia="Consolas" w:hAnsi="Consolas"/>
+          <w:sz w:val="20"/>
+          <w:szCs w:val="20"/>
+        </w:rPr>
+        <w:t xml:space="preserve">create-ec2.sh</w:t>
+      </w:r>
+      <w:r>
+        <w:t xml:space="preserve"> creates a security group (SSH from the operator IP only, HTTP 80), an IAM role with a read-only policy, and a t3.small Amazon Linux 2023 instance with IMDSv2 and user data that installs Docker and swap.</w:t>
+      </w:r>
+    </w:p>
+    <w:p>
+      <w:pPr>
+        <w:pStyle w:val="ListParagraph"/>
+        <w:numPr>
+          <w:ilvl w:val="0"/>
+          <w:numId w:val="5"/>
+        </w:numPr>
+        <w:spacing w:after="60" w:line="280"/>
+      </w:pPr>
+      <w:r>
+        <w:rPr>
+          <w:rFonts w:ascii="Consolas" w:cs="Consolas" w:eastAsia="Consolas" w:hAnsi="Consolas"/>
+          <w:sz w:val="20"/>
+          <w:szCs w:val="20"/>
+        </w:rPr>
+        <w:t xml:space="preserve">.env.staging</w:t>
+      </w:r>
+      <w:r>
+        <w:t xml:space="preserve"> holds the secrets (database password, JWT secret, webhook URLs) and AWS_USE_DEFAULT_CREDENTIALS=true to use the instance role.</w:t>
+      </w:r>
+    </w:p>
+    <w:p>
+      <w:pPr>
+        <w:pStyle w:val="ListParagraph"/>
+        <w:numPr>
+          <w:ilvl w:val="0"/>
+          <w:numId w:val="5"/>
+        </w:numPr>
+        <w:spacing w:after="60" w:line="280"/>
+      </w:pPr>
+      <w:r>
+        <w:rPr>
+          <w:rFonts w:ascii="Consolas" w:cs="Consolas" w:eastAsia="Consolas" w:hAnsi="Consolas"/>
+          <w:sz w:val="20"/>
+          <w:szCs w:val="20"/>
+        </w:rPr>
+        <w:t xml:space="preserve">deploy.sh</w:t>
+      </w:r>
+      <w:r>
+        <w:t xml:space="preserve"> synchronises the project, uploads the environment file, runs docker compose up --build, and waits for /health.</w:t>
+      </w:r>
+    </w:p>
+    <w:p>
+      <w:pPr>
+        <w:shd w:fill="F3F5F9" w:color="auto" w:val="clear"/>
+        <w:spacing w:after="0" w:line="260"/>
+        <w:ind w:left="200" w:right="200"/>
+      </w:pPr>
+      <w:r>
+        <w:rPr>
+          <w:rFonts w:ascii="Consolas" w:cs="Consolas" w:eastAsia="Consolas" w:hAnsi="Consolas"/>
+          <w:sz w:val="18"/>
+          <w:szCs w:val="18"/>
+        </w:rPr>
+        <w:t xml:space="preserve">cp .env.example .env.staging   # edit secrets</w:t>
+      </w:r>
+    </w:p>
+    <w:p>
+      <w:pPr>
+        <w:shd w:fill="F3F5F9" w:color="auto" w:val="clear"/>
+        <w:spacing w:after="0" w:line="260"/>
+        <w:ind w:left="200" w:right="200"/>
+      </w:pPr>
+      <w:r>
+        <w:rPr>
+          <w:rFonts w:ascii="Consolas" w:cs="Consolas" w:eastAsia="Consolas" w:hAnsi="Consolas"/>
+          <w:sz w:val="18"/>
+          <w:szCs w:val="18"/>
+        </w:rPr>
+        <w:t xml:space="preserve">KEY_NAME=my-key ./deploy/aws/create-ec2.sh</w:t>
+      </w:r>
+    </w:p>
+    <w:p>
+      <w:pPr>
+        <w:shd w:fill="F3F5F9" w:color="auto" w:val="clear"/>
+        <w:spacing w:after="160" w:line="260"/>
+        <w:ind w:left="200" w:right="200"/>
+      </w:pPr>
+      <w:r>
+        <w:rPr>
+          <w:rFonts w:ascii="Consolas" w:cs="Consolas" w:eastAsia="Consolas" w:hAnsi="Consolas"/>
+          <w:sz w:val="18"/>
+          <w:szCs w:val="18"/>
+        </w:rPr>
+        <w:t xml:space="preserve">EC2_HOST=&lt;ip&gt; SSH_KEY=~/.ssh/my-key.pem ./deploy/aws/deploy.sh</w:t>
+      </w:r>
+    </w:p>
+    <w:p>
+      <w:pPr>
+        <w:spacing w:after="120" w:line="300"/>
+        <w:jc w:val="both"/>
+      </w:pPr>
+      <w:r>
+        <w:t xml:space="preserve">A database backup script, a Makefile of common tasks, and a production-hardening checklist (HTTPS, removing the mock receiver, rotating defaults, EBS snapshots) are provided.</w:t>
+      </w:r>
+    </w:p>
+    <w:p>
+      <w:pPr>
+        <w:pStyle w:val="Heading1"/>
+        <w:pageBreakBefore/>
+      </w:pPr>
+      <w:r>
+        <w:t xml:space="preserve">11. Results</w:t>
+      </w:r>
+    </w:p>
+    <w:p>
+      <w:pPr>
+        <w:spacing w:after="120" w:line="300"/>
+        <w:jc w:val="both"/>
+      </w:pPr>
+      <w:r>
+        <w:t xml:space="preserve">All four project goals were met. The screens below show the delivered application with mock data.</w:t>
       </w:r>
     </w:p>
     <w:p>
@@ -10334,7 +10702,7 @@
       <w:r>
         <w:drawing>
           <wp:inline distT="0" distB="0" distL="0" distR="0">
-            <wp:extent cx="5715000" cy="5553075"/>
+            <wp:extent cx="5715000" cy="6743700"/>
             <wp:effectExtent t="0" r="0" b="0" l="0"/>
             <wp:docPr id="9" name="" descr="" title=""/>
             <wp:cNvGraphicFramePr>
@@ -10359,7 +10727,7 @@
                   <pic:spPr bwMode="auto">
                     <a:xfrm>
                       <a:off x="0" y="0"/>
-                      <a:ext cx="5715000" cy="5553075"/>
+                      <a:ext cx="5715000" cy="6743700"/>
                     </a:xfrm>
                     <a:prstGeom prst="rect">
                       <a:avLst/>
@@ -10385,7 +10753,7 @@
           <w:sz w:val="19"/>
           <w:szCs w:val="19"/>
         </w:rPr>
-        <w:t xml:space="preserve">Figure 9: Monthly report</w:t>
+        <w:t xml:space="preserve">Figure 9: Dashboard in dark theme (approved design)</w:t>
       </w:r>
     </w:p>
     <w:p>
@@ -10396,7 +10764,7 @@
       <w:r>
         <w:drawing>
           <wp:inline distT="0" distB="0" distL="0" distR="0">
-            <wp:extent cx="5715000" cy="4962525"/>
+            <wp:extent cx="5715000" cy="5286375"/>
             <wp:effectExtent t="0" r="0" b="0" l="0"/>
             <wp:docPr id="10" name="" descr="" title=""/>
             <wp:cNvGraphicFramePr>
@@ -10421,7 +10789,7 @@
                   <pic:spPr bwMode="auto">
                     <a:xfrm>
                       <a:off x="0" y="0"/>
-                      <a:ext cx="5715000" cy="4962525"/>
+                      <a:ext cx="5715000" cy="5286375"/>
                     </a:xfrm>
                     <a:prstGeom prst="rect">
                       <a:avLst/>
@@ -10447,7 +10815,7 @@
           <w:sz w:val="19"/>
           <w:szCs w:val="19"/>
         </w:rPr>
-        <w:t xml:space="preserve">Figure 10: Cloud Accounts: connectivity, scheduled jobs, spike simulation, sync history</w:t>
+        <w:t xml:space="preserve">Figure 10: Resource drill-down</w:t>
       </w:r>
     </w:p>
     <w:p>
@@ -10458,7 +10826,7 @@
       <w:r>
         <w:drawing>
           <wp:inline distT="0" distB="0" distL="0" distR="0">
-            <wp:extent cx="5715000" cy="4324350"/>
+            <wp:extent cx="5715000" cy="5553075"/>
             <wp:effectExtent t="0" r="0" b="0" l="0"/>
             <wp:docPr id="11" name="" descr="" title=""/>
             <wp:cNvGraphicFramePr>
@@ -10483,7 +10851,7 @@
                   <pic:spPr bwMode="auto">
                     <a:xfrm>
                       <a:off x="0" y="0"/>
-                      <a:ext cx="5715000" cy="4324350"/>
+                      <a:ext cx="5715000" cy="5553075"/>
                     </a:xfrm>
                     <a:prstGeom prst="rect">
                       <a:avLst/>
@@ -10509,7 +10877,7 @@
           <w:sz w:val="19"/>
           <w:szCs w:val="19"/>
         </w:rPr>
-        <w:t xml:space="preserve">Figure 11: Settings: budgets, exchange rate, channels, thresholds</w:t>
+        <w:t xml:space="preserve">Figure 11: Report for the last 6 months with the monthly breakdown</w:t>
       </w:r>
     </w:p>
     <w:p>
@@ -10520,7 +10888,7 @@
       <w:r>
         <w:drawing>
           <wp:inline distT="0" distB="0" distL="0" distR="0">
-            <wp:extent cx="5715000" cy="3571875"/>
+            <wp:extent cx="5715000" cy="4962525"/>
             <wp:effectExtent t="0" r="0" b="0" l="0"/>
             <wp:docPr id="12" name="" descr="" title=""/>
             <wp:cNvGraphicFramePr>
@@ -10545,7 +10913,7 @@
                   <pic:spPr bwMode="auto">
                     <a:xfrm>
                       <a:off x="0" y="0"/>
-                      <a:ext cx="5715000" cy="3571875"/>
+                      <a:ext cx="5715000" cy="4962525"/>
                     </a:xfrm>
                     <a:prstGeom prst="rect">
                       <a:avLst/>
@@ -10571,7 +10939,7 @@
           <w:sz w:val="19"/>
           <w:szCs w:val="19"/>
         </w:rPr>
-        <w:t xml:space="preserve">Figure 12: Users &amp; Roles</w:t>
+        <w:t xml:space="preserve">Figure 12: Cloud Accounts: connectivity, scheduled jobs, spike simulation, sync history</w:t>
       </w:r>
     </w:p>
     <w:p>
@@ -10582,7 +10950,7 @@
       <w:r>
         <w:drawing>
           <wp:inline distT="0" distB="0" distL="0" distR="0">
-            <wp:extent cx="5715000" cy="3571875"/>
+            <wp:extent cx="5715000" cy="4324350"/>
             <wp:effectExtent t="0" r="0" b="0" l="0"/>
             <wp:docPr id="13" name="" descr="" title=""/>
             <wp:cNvGraphicFramePr>
@@ -10607,6 +10975,68 @@
                   <pic:spPr bwMode="auto">
                     <a:xfrm>
                       <a:off x="0" y="0"/>
+                      <a:ext cx="5715000" cy="4324350"/>
+                    </a:xfrm>
+                    <a:prstGeom prst="rect">
+                      <a:avLst/>
+                    </a:prstGeom>
+                  </pic:spPr>
+                </pic:pic>
+              </a:graphicData>
+            </a:graphic>
+          </wp:inline>
+        </w:drawing>
+      </w:r>
+    </w:p>
+    <w:p>
+      <w:pPr>
+        <w:spacing w:after="200"/>
+        <w:jc w:val="center"/>
+      </w:pPr>
+      <w:r>
+        <w:rPr>
+          <w:i/>
+          <w:iCs/>
+          <w:color w:val="4A5468"/>
+          <w:sz w:val="19"/>
+          <w:szCs w:val="19"/>
+        </w:rPr>
+        <w:t xml:space="preserve">Figure 13: Settings: budgets, exchange rate, channels, thresholds</w:t>
+      </w:r>
+    </w:p>
+    <w:p>
+      <w:pPr>
+        <w:spacing w:after="60" w:before="120"/>
+        <w:jc w:val="center"/>
+      </w:pPr>
+      <w:r>
+        <w:drawing>
+          <wp:inline distT="0" distB="0" distL="0" distR="0">
+            <wp:extent cx="5715000" cy="3571875"/>
+            <wp:effectExtent t="0" r="0" b="0" l="0"/>
+            <wp:docPr id="14" name="" descr="" title=""/>
+            <wp:cNvGraphicFramePr>
+              <a:graphicFrameLocks xmlns:a="http://schemas.openxmlformats.org/drawingml/2006/main" noChangeAspect="1"/>
+            </wp:cNvGraphicFramePr>
+            <a:graphic xmlns:a="http://schemas.openxmlformats.org/drawingml/2006/main">
+              <a:graphicData uri="http://schemas.openxmlformats.org/drawingml/2006/picture">
+                <pic:pic xmlns:pic="http://schemas.openxmlformats.org/drawingml/2006/picture">
+                  <pic:nvPicPr>
+                    <pic:cNvPr id="0" name="" descr=""/>
+                    <pic:cNvPicPr>
+                      <a:picLocks noChangeAspect="1" noChangeArrowheads="1"/>
+                    </pic:cNvPicPr>
+                  </pic:nvPicPr>
+                  <pic:blipFill>
+                    <a:blip r:embed="rId22" cstate="none"/>
+                    <a:srcRect/>
+                    <a:stretch>
+                      <a:fillRect/>
+                    </a:stretch>
+                  </pic:blipFill>
+                  <pic:spPr bwMode="auto">
+                    <a:xfrm>
+                      <a:off x="0" y="0"/>
                       <a:ext cx="5715000" cy="3571875"/>
                     </a:xfrm>
                     <a:prstGeom prst="rect">
@@ -10633,7 +11063,69 @@
           <w:sz w:val="19"/>
           <w:szCs w:val="19"/>
         </w:rPr>
-        <w:t xml:space="preserve">Figure 13: Login</w:t>
+        <w:t xml:space="preserve">Figure 14: Users &amp; Roles</w:t>
+      </w:r>
+    </w:p>
+    <w:p>
+      <w:pPr>
+        <w:spacing w:after="60" w:before="120"/>
+        <w:jc w:val="center"/>
+      </w:pPr>
+      <w:r>
+        <w:drawing>
+          <wp:inline distT="0" distB="0" distL="0" distR="0">
+            <wp:extent cx="5715000" cy="3571875"/>
+            <wp:effectExtent t="0" r="0" b="0" l="0"/>
+            <wp:docPr id="15" name="" descr="" title=""/>
+            <wp:cNvGraphicFramePr>
+              <a:graphicFrameLocks xmlns:a="http://schemas.openxmlformats.org/drawingml/2006/main" noChangeAspect="1"/>
+            </wp:cNvGraphicFramePr>
+            <a:graphic xmlns:a="http://schemas.openxmlformats.org/drawingml/2006/main">
+              <a:graphicData uri="http://schemas.openxmlformats.org/drawingml/2006/picture">
+                <pic:pic xmlns:pic="http://schemas.openxmlformats.org/drawingml/2006/picture">
+                  <pic:nvPicPr>
+                    <pic:cNvPr id="0" name="" descr=""/>
+                    <pic:cNvPicPr>
+                      <a:picLocks noChangeAspect="1" noChangeArrowheads="1"/>
+                    </pic:cNvPicPr>
+                  </pic:nvPicPr>
+                  <pic:blipFill>
+                    <a:blip r:embed="rId23" cstate="none"/>
+                    <a:srcRect/>
+                    <a:stretch>
+                      <a:fillRect/>
+                    </a:stretch>
+                  </pic:blipFill>
+                  <pic:spPr bwMode="auto">
+                    <a:xfrm>
+                      <a:off x="0" y="0"/>
+                      <a:ext cx="5715000" cy="3571875"/>
+                    </a:xfrm>
+                    <a:prstGeom prst="rect">
+                      <a:avLst/>
+                    </a:prstGeom>
+                  </pic:spPr>
+                </pic:pic>
+              </a:graphicData>
+            </a:graphic>
+          </wp:inline>
+        </w:drawing>
+      </w:r>
+    </w:p>
+    <w:p>
+      <w:pPr>
+        <w:spacing w:after="200"/>
+        <w:jc w:val="center"/>
+      </w:pPr>
+      <w:r>
+        <w:rPr>
+          <w:i/>
+          <w:iCs/>
+          <w:color w:val="4A5468"/>
+          <w:sz w:val="19"/>
+          <w:szCs w:val="19"/>
+        </w:rPr>
+        <w:t xml:space="preserve">Figure 15: Login</w:t>
       </w:r>
     </w:p>
     <w:tbl>
@@ -12057,7 +12549,7 @@
                 <w:sz w:val="19"/>
                 <w:szCs w:val="19"/>
               </w:rPr>
-              <w:t xml:space="preserve">180</w:t>
+              <w:t xml:space="preserve">365</w:t>
             </w:r>
           </w:p>
         </w:tc>
@@ -12085,7 +12577,7 @@
                 <w:sz w:val="19"/>
                 <w:szCs w:val="19"/>
               </w:rPr>
-              <w:t xml:space="preserve">History on first start</w:t>
+              <w:t xml:space="preserve">History on first start (raising it later adds the older days)</w:t>
             </w:r>
           </w:p>
         </w:tc>
